--- a/XEngine_Docment/Docment_en.docx
+++ b/XEngine_Docment/Docment_en.docx
@@ -11,7 +11,7 @@
           <w:szCs w:val="44"/>
         </w:rPr>
       </w:pPr>
-      <w:bookmarkStart w:id="0" w:name="_Toc231482646"/>
+      <w:bookmarkStart w:id="0" w:name="_Toc239442593"/>
       <w:proofErr w:type="spellStart"/>
       <w:r>
         <w:rPr>
@@ -82,6 +82,7 @@
               <w:tab w:val="right" w:leader="dot" w:pos="8296"/>
             </w:tabs>
             <w:rPr>
+              <w:rFonts w:hint="eastAsia"/>
               <w:noProof/>
               <w:sz w:val="22"/>
               <w:szCs w:val="24"/>
@@ -97,7 +98,7 @@
           <w:r>
             <w:fldChar w:fldCharType="separate"/>
           </w:r>
-          <w:hyperlink w:anchor="_Toc231482646" w:history="1">
+          <w:hyperlink w:anchor="_Toc239442593" w:history="1">
             <w:r>
               <w:rPr>
                 <w:rStyle w:val="ae"/>
@@ -134,7 +135,7 @@
                 <w:noProof/>
                 <w:webHidden/>
               </w:rPr>
-              <w:instrText>PAGEREF _Toc231482646 \h</w:instrText>
+              <w:instrText>PAGEREF _Toc239442593 \h</w:instrText>
             </w:r>
             <w:r>
               <w:rPr>
@@ -183,13 +184,14 @@
               <w:tab w:val="right" w:leader="dot" w:pos="8296"/>
             </w:tabs>
             <w:rPr>
+              <w:rFonts w:hint="eastAsia"/>
               <w:noProof/>
               <w:sz w:val="22"/>
               <w:szCs w:val="24"/>
               <w14:ligatures w14:val="standardContextual"/>
             </w:rPr>
           </w:pPr>
-          <w:hyperlink w:anchor="_Toc231482647" w:history="1">
+          <w:hyperlink w:anchor="_Toc239442594" w:history="1">
             <w:r>
               <w:rPr>
                 <w:rStyle w:val="ae"/>
@@ -226,7 +228,7 @@
                 <w:noProof/>
                 <w:webHidden/>
               </w:rPr>
-              <w:instrText>PAGEREF _Toc231482647 \h</w:instrText>
+              <w:instrText>PAGEREF _Toc239442594 \h</w:instrText>
             </w:r>
             <w:r>
               <w:rPr>
@@ -275,13 +277,14 @@
               <w:tab w:val="right" w:leader="dot" w:pos="8296"/>
             </w:tabs>
             <w:rPr>
+              <w:rFonts w:hint="eastAsia"/>
               <w:noProof/>
               <w:sz w:val="22"/>
               <w:szCs w:val="24"/>
               <w14:ligatures w14:val="standardContextual"/>
             </w:rPr>
           </w:pPr>
-          <w:hyperlink w:anchor="_Toc231482648" w:history="1">
+          <w:hyperlink w:anchor="_Toc239442595" w:history="1">
             <w:r>
               <w:rPr>
                 <w:rStyle w:val="ae"/>
@@ -318,7 +321,7 @@
                 <w:noProof/>
                 <w:webHidden/>
               </w:rPr>
-              <w:instrText>PAGEREF _Toc231482648 \h</w:instrText>
+              <w:instrText>PAGEREF _Toc239442595 \h</w:instrText>
             </w:r>
             <w:r>
               <w:rPr>
@@ -367,13 +370,14 @@
               <w:tab w:val="right" w:leader="dot" w:pos="8296"/>
             </w:tabs>
             <w:rPr>
+              <w:rFonts w:hint="eastAsia"/>
               <w:noProof/>
               <w:sz w:val="22"/>
               <w:szCs w:val="24"/>
               <w14:ligatures w14:val="standardContextual"/>
             </w:rPr>
           </w:pPr>
-          <w:hyperlink w:anchor="_Toc231482649" w:history="1">
+          <w:hyperlink w:anchor="_Toc239442596" w:history="1">
             <w:r>
               <w:rPr>
                 <w:rStyle w:val="ae"/>
@@ -410,7 +414,7 @@
                 <w:noProof/>
                 <w:webHidden/>
               </w:rPr>
-              <w:instrText>PAGEREF _Toc231482649 \h</w:instrText>
+              <w:instrText>PAGEREF _Toc239442596 \h</w:instrText>
             </w:r>
             <w:r>
               <w:rPr>
@@ -459,13 +463,14 @@
               <w:tab w:val="right" w:leader="dot" w:pos="8296"/>
             </w:tabs>
             <w:rPr>
+              <w:rFonts w:hint="eastAsia"/>
               <w:noProof/>
               <w:sz w:val="22"/>
               <w:szCs w:val="24"/>
               <w14:ligatures w14:val="standardContextual"/>
             </w:rPr>
           </w:pPr>
-          <w:hyperlink w:anchor="_Toc231482650" w:history="1">
+          <w:hyperlink w:anchor="_Toc239442597" w:history="1">
             <w:r>
               <w:rPr>
                 <w:rStyle w:val="ae"/>
@@ -502,7 +507,7 @@
                 <w:noProof/>
                 <w:webHidden/>
               </w:rPr>
-              <w:instrText>PAGEREF _Toc231482650 \h</w:instrText>
+              <w:instrText>PAGEREF _Toc239442597 \h</w:instrText>
             </w:r>
             <w:r>
               <w:rPr>
@@ -551,13 +556,14 @@
               <w:tab w:val="right" w:leader="dot" w:pos="8296"/>
             </w:tabs>
             <w:rPr>
+              <w:rFonts w:hint="eastAsia"/>
               <w:noProof/>
               <w:sz w:val="22"/>
               <w:szCs w:val="24"/>
               <w14:ligatures w14:val="standardContextual"/>
             </w:rPr>
           </w:pPr>
-          <w:hyperlink w:anchor="_Toc231482651" w:history="1">
+          <w:hyperlink w:anchor="_Toc239442598" w:history="1">
             <w:r>
               <w:rPr>
                 <w:rStyle w:val="ae"/>
@@ -601,7 +607,7 @@
                 <w:noProof/>
                 <w:webHidden/>
               </w:rPr>
-              <w:instrText>PAGEREF _Toc231482651 \h</w:instrText>
+              <w:instrText>PAGEREF _Toc239442598 \h</w:instrText>
             </w:r>
             <w:r>
               <w:rPr>
@@ -650,13 +656,14 @@
               <w:tab w:val="right" w:leader="dot" w:pos="8296"/>
             </w:tabs>
             <w:rPr>
+              <w:rFonts w:hint="eastAsia"/>
               <w:noProof/>
               <w:sz w:val="22"/>
               <w:szCs w:val="24"/>
               <w14:ligatures w14:val="standardContextual"/>
             </w:rPr>
           </w:pPr>
-          <w:hyperlink w:anchor="_Toc231482652" w:history="1">
+          <w:hyperlink w:anchor="_Toc239442599" w:history="1">
             <w:r>
               <w:rPr>
                 <w:rStyle w:val="ae"/>
@@ -693,7 +700,7 @@
                 <w:noProof/>
                 <w:webHidden/>
               </w:rPr>
-              <w:instrText>PAGEREF _Toc231482652 \h</w:instrText>
+              <w:instrText>PAGEREF _Toc239442599 \h</w:instrText>
             </w:r>
             <w:r>
               <w:rPr>
@@ -742,13 +749,14 @@
               <w:tab w:val="right" w:leader="dot" w:pos="8296"/>
             </w:tabs>
             <w:rPr>
+              <w:rFonts w:hint="eastAsia"/>
               <w:noProof/>
               <w:sz w:val="22"/>
               <w:szCs w:val="24"/>
               <w14:ligatures w14:val="standardContextual"/>
             </w:rPr>
           </w:pPr>
-          <w:hyperlink w:anchor="_Toc231482653" w:history="1">
+          <w:hyperlink w:anchor="_Toc239442600" w:history="1">
             <w:r>
               <w:rPr>
                 <w:rStyle w:val="ae"/>
@@ -785,7 +793,7 @@
                 <w:noProof/>
                 <w:webHidden/>
               </w:rPr>
-              <w:instrText>PAGEREF _Toc231482653 \h</w:instrText>
+              <w:instrText>PAGEREF _Toc239442600 \h</w:instrText>
             </w:r>
             <w:r>
               <w:rPr>
@@ -834,13 +842,14 @@
               <w:tab w:val="right" w:leader="dot" w:pos="8296"/>
             </w:tabs>
             <w:rPr>
+              <w:rFonts w:hint="eastAsia"/>
               <w:noProof/>
               <w:sz w:val="22"/>
               <w:szCs w:val="24"/>
               <w14:ligatures w14:val="standardContextual"/>
             </w:rPr>
           </w:pPr>
-          <w:hyperlink w:anchor="_Toc231482654" w:history="1">
+          <w:hyperlink w:anchor="_Toc239442601" w:history="1">
             <w:r>
               <w:rPr>
                 <w:rStyle w:val="ae"/>
@@ -884,7 +893,7 @@
                 <w:noProof/>
                 <w:webHidden/>
               </w:rPr>
-              <w:instrText>PAGEREF _Toc231482654 \h</w:instrText>
+              <w:instrText>PAGEREF _Toc239442601 \h</w:instrText>
             </w:r>
             <w:r>
               <w:rPr>
@@ -933,13 +942,14 @@
               <w:tab w:val="right" w:leader="dot" w:pos="8296"/>
             </w:tabs>
             <w:rPr>
+              <w:rFonts w:hint="eastAsia"/>
               <w:noProof/>
               <w:sz w:val="22"/>
               <w:szCs w:val="24"/>
               <w14:ligatures w14:val="standardContextual"/>
             </w:rPr>
           </w:pPr>
-          <w:hyperlink w:anchor="_Toc231482655" w:history="1">
+          <w:hyperlink w:anchor="_Toc239442602" w:history="1">
             <w:r>
               <w:rPr>
                 <w:rStyle w:val="ae"/>
@@ -976,7 +986,7 @@
                 <w:noProof/>
                 <w:webHidden/>
               </w:rPr>
-              <w:instrText>PAGEREF _Toc231482655 \h</w:instrText>
+              <w:instrText>PAGEREF _Toc239442602 \h</w:instrText>
             </w:r>
             <w:r>
               <w:rPr>
@@ -1025,13 +1035,14 @@
               <w:tab w:val="right" w:leader="dot" w:pos="8296"/>
             </w:tabs>
             <w:rPr>
+              <w:rFonts w:hint="eastAsia"/>
               <w:noProof/>
               <w:sz w:val="22"/>
               <w:szCs w:val="24"/>
               <w14:ligatures w14:val="standardContextual"/>
             </w:rPr>
           </w:pPr>
-          <w:hyperlink w:anchor="_Toc231482656" w:history="1">
+          <w:hyperlink w:anchor="_Toc239442603" w:history="1">
             <w:r>
               <w:rPr>
                 <w:rStyle w:val="ae"/>
@@ -1068,7 +1079,7 @@
                 <w:noProof/>
                 <w:webHidden/>
               </w:rPr>
-              <w:instrText>PAGEREF _Toc231482656 \h</w:instrText>
+              <w:instrText>PAGEREF _Toc239442603 \h</w:instrText>
             </w:r>
             <w:r>
               <w:rPr>
@@ -1117,13 +1128,14 @@
               <w:tab w:val="right" w:leader="dot" w:pos="8296"/>
             </w:tabs>
             <w:rPr>
+              <w:rFonts w:hint="eastAsia"/>
               <w:noProof/>
               <w:sz w:val="22"/>
               <w:szCs w:val="24"/>
               <w14:ligatures w14:val="standardContextual"/>
             </w:rPr>
           </w:pPr>
-          <w:hyperlink w:anchor="_Toc231482657" w:history="1">
+          <w:hyperlink w:anchor="_Toc239442604" w:history="1">
             <w:r>
               <w:rPr>
                 <w:rStyle w:val="ae"/>
@@ -1160,7 +1172,7 @@
                 <w:noProof/>
                 <w:webHidden/>
               </w:rPr>
-              <w:instrText>PAGEREF _Toc231482657 \h</w:instrText>
+              <w:instrText>PAGEREF _Toc239442604 \h</w:instrText>
             </w:r>
             <w:r>
               <w:rPr>
@@ -1209,13 +1221,14 @@
               <w:tab w:val="right" w:leader="dot" w:pos="8296"/>
             </w:tabs>
             <w:rPr>
+              <w:rFonts w:hint="eastAsia"/>
               <w:noProof/>
               <w:sz w:val="22"/>
               <w:szCs w:val="24"/>
               <w14:ligatures w14:val="standardContextual"/>
             </w:rPr>
           </w:pPr>
-          <w:hyperlink w:anchor="_Toc231482658" w:history="1">
+          <w:hyperlink w:anchor="_Toc239442605" w:history="1">
             <w:r>
               <w:rPr>
                 <w:rStyle w:val="ae"/>
@@ -1252,7 +1265,7 @@
                 <w:noProof/>
                 <w:webHidden/>
               </w:rPr>
-              <w:instrText>PAGEREF _Toc231482658 \h</w:instrText>
+              <w:instrText>PAGEREF _Toc239442605 \h</w:instrText>
             </w:r>
             <w:r>
               <w:rPr>
@@ -1301,13 +1314,14 @@
               <w:tab w:val="right" w:leader="dot" w:pos="8296"/>
             </w:tabs>
             <w:rPr>
+              <w:rFonts w:hint="eastAsia"/>
               <w:noProof/>
               <w:sz w:val="22"/>
               <w:szCs w:val="24"/>
               <w14:ligatures w14:val="standardContextual"/>
             </w:rPr>
           </w:pPr>
-          <w:hyperlink w:anchor="_Toc231482659" w:history="1">
+          <w:hyperlink w:anchor="_Toc239442606" w:history="1">
             <w:r>
               <w:rPr>
                 <w:rStyle w:val="ae"/>
@@ -1344,7 +1358,7 @@
                 <w:noProof/>
                 <w:webHidden/>
               </w:rPr>
-              <w:instrText>PAGEREF _Toc231482659 \h</w:instrText>
+              <w:instrText>PAGEREF _Toc239442606 \h</w:instrText>
             </w:r>
             <w:r>
               <w:rPr>
@@ -1393,13 +1407,14 @@
               <w:tab w:val="right" w:leader="dot" w:pos="8296"/>
             </w:tabs>
             <w:rPr>
+              <w:rFonts w:hint="eastAsia"/>
               <w:noProof/>
               <w:sz w:val="22"/>
               <w:szCs w:val="24"/>
               <w14:ligatures w14:val="standardContextual"/>
             </w:rPr>
           </w:pPr>
-          <w:hyperlink w:anchor="_Toc231482660" w:history="1">
+          <w:hyperlink w:anchor="_Toc239442607" w:history="1">
             <w:r>
               <w:rPr>
                 <w:rStyle w:val="ae"/>
@@ -1436,7 +1451,7 @@
                 <w:noProof/>
                 <w:webHidden/>
               </w:rPr>
-              <w:instrText>PAGEREF _Toc231482660 \h</w:instrText>
+              <w:instrText>PAGEREF _Toc239442607 \h</w:instrText>
             </w:r>
             <w:r>
               <w:rPr>
@@ -1485,13 +1500,14 @@
               <w:tab w:val="right" w:leader="dot" w:pos="8296"/>
             </w:tabs>
             <w:rPr>
+              <w:rFonts w:hint="eastAsia"/>
               <w:noProof/>
               <w:sz w:val="22"/>
               <w:szCs w:val="24"/>
               <w14:ligatures w14:val="standardContextual"/>
             </w:rPr>
           </w:pPr>
-          <w:hyperlink w:anchor="_Toc231482661" w:history="1">
+          <w:hyperlink w:anchor="_Toc239442608" w:history="1">
             <w:r>
               <w:rPr>
                 <w:rStyle w:val="ae"/>
@@ -1528,7 +1544,7 @@
                 <w:noProof/>
                 <w:webHidden/>
               </w:rPr>
-              <w:instrText>PAGEREF _Toc231482661 \h</w:instrText>
+              <w:instrText>PAGEREF _Toc239442608 \h</w:instrText>
             </w:r>
             <w:r>
               <w:rPr>
@@ -1577,13 +1593,14 @@
               <w:tab w:val="right" w:leader="dot" w:pos="8296"/>
             </w:tabs>
             <w:rPr>
+              <w:rFonts w:hint="eastAsia"/>
               <w:noProof/>
               <w:sz w:val="22"/>
               <w:szCs w:val="24"/>
               <w14:ligatures w14:val="standardContextual"/>
             </w:rPr>
           </w:pPr>
-          <w:hyperlink w:anchor="_Toc231482662" w:history="1">
+          <w:hyperlink w:anchor="_Toc239442609" w:history="1">
             <w:r>
               <w:rPr>
                 <w:rStyle w:val="ae"/>
@@ -1620,7 +1637,7 @@
                 <w:noProof/>
                 <w:webHidden/>
               </w:rPr>
-              <w:instrText>PAGEREF _Toc231482662 \h</w:instrText>
+              <w:instrText>PAGEREF _Toc239442609 \h</w:instrText>
             </w:r>
             <w:r>
               <w:rPr>
@@ -1669,13 +1686,14 @@
               <w:tab w:val="right" w:leader="dot" w:pos="8296"/>
             </w:tabs>
             <w:rPr>
+              <w:rFonts w:hint="eastAsia"/>
               <w:noProof/>
               <w:sz w:val="22"/>
               <w:szCs w:val="24"/>
               <w14:ligatures w14:val="standardContextual"/>
             </w:rPr>
           </w:pPr>
-          <w:hyperlink w:anchor="_Toc231482663" w:history="1">
+          <w:hyperlink w:anchor="_Toc239442610" w:history="1">
             <w:r>
               <w:rPr>
                 <w:rStyle w:val="ae"/>
@@ -1712,7 +1730,7 @@
                 <w:noProof/>
                 <w:webHidden/>
               </w:rPr>
-              <w:instrText>PAGEREF _Toc231482663 \h</w:instrText>
+              <w:instrText>PAGEREF _Toc239442610 \h</w:instrText>
             </w:r>
             <w:r>
               <w:rPr>
@@ -1761,13 +1779,14 @@
               <w:tab w:val="right" w:leader="dot" w:pos="8296"/>
             </w:tabs>
             <w:rPr>
+              <w:rFonts w:hint="eastAsia"/>
               <w:noProof/>
               <w:sz w:val="22"/>
               <w:szCs w:val="24"/>
               <w14:ligatures w14:val="standardContextual"/>
             </w:rPr>
           </w:pPr>
-          <w:hyperlink w:anchor="_Toc231482664" w:history="1">
+          <w:hyperlink w:anchor="_Toc239442611" w:history="1">
             <w:r>
               <w:rPr>
                 <w:rStyle w:val="ae"/>
@@ -1811,7 +1830,7 @@
                 <w:noProof/>
                 <w:webHidden/>
               </w:rPr>
-              <w:instrText>PAGEREF _Toc231482664 \h</w:instrText>
+              <w:instrText>PAGEREF _Toc239442611 \h</w:instrText>
             </w:r>
             <w:r>
               <w:rPr>
@@ -1860,13 +1879,14 @@
               <w:tab w:val="right" w:leader="dot" w:pos="8296"/>
             </w:tabs>
             <w:rPr>
+              <w:rFonts w:hint="eastAsia"/>
               <w:noProof/>
               <w:sz w:val="22"/>
               <w:szCs w:val="24"/>
               <w14:ligatures w14:val="standardContextual"/>
             </w:rPr>
           </w:pPr>
-          <w:hyperlink w:anchor="_Toc231482665" w:history="1">
+          <w:hyperlink w:anchor="_Toc239442612" w:history="1">
             <w:r>
               <w:rPr>
                 <w:rStyle w:val="ae"/>
@@ -1903,7 +1923,7 @@
                 <w:noProof/>
                 <w:webHidden/>
               </w:rPr>
-              <w:instrText>PAGEREF _Toc231482665 \h</w:instrText>
+              <w:instrText>PAGEREF _Toc239442612 \h</w:instrText>
             </w:r>
             <w:r>
               <w:rPr>
@@ -1952,13 +1972,14 @@
               <w:tab w:val="right" w:leader="dot" w:pos="8296"/>
             </w:tabs>
             <w:rPr>
+              <w:rFonts w:hint="eastAsia"/>
               <w:noProof/>
               <w:sz w:val="22"/>
               <w:szCs w:val="24"/>
               <w14:ligatures w14:val="standardContextual"/>
             </w:rPr>
           </w:pPr>
-          <w:hyperlink w:anchor="_Toc231482666" w:history="1">
+          <w:hyperlink w:anchor="_Toc239442613" w:history="1">
             <w:r>
               <w:rPr>
                 <w:rStyle w:val="ae"/>
@@ -1995,7 +2016,7 @@
                 <w:noProof/>
                 <w:webHidden/>
               </w:rPr>
-              <w:instrText>PAGEREF _Toc231482666 \h</w:instrText>
+              <w:instrText>PAGEREF _Toc239442613 \h</w:instrText>
             </w:r>
             <w:r>
               <w:rPr>
@@ -2044,13 +2065,14 @@
               <w:tab w:val="right" w:leader="dot" w:pos="8296"/>
             </w:tabs>
             <w:rPr>
+              <w:rFonts w:hint="eastAsia"/>
               <w:noProof/>
               <w:sz w:val="22"/>
               <w:szCs w:val="24"/>
               <w14:ligatures w14:val="standardContextual"/>
             </w:rPr>
           </w:pPr>
-          <w:hyperlink w:anchor="_Toc231482667" w:history="1">
+          <w:hyperlink w:anchor="_Toc239442614" w:history="1">
             <w:r>
               <w:rPr>
                 <w:rStyle w:val="ae"/>
@@ -2087,7 +2109,7 @@
                 <w:noProof/>
                 <w:webHidden/>
               </w:rPr>
-              <w:instrText>PAGEREF _Toc231482667 \h</w:instrText>
+              <w:instrText>PAGEREF _Toc239442614 \h</w:instrText>
             </w:r>
             <w:r>
               <w:rPr>
@@ -2136,13 +2158,14 @@
               <w:tab w:val="right" w:leader="dot" w:pos="8296"/>
             </w:tabs>
             <w:rPr>
+              <w:rFonts w:hint="eastAsia"/>
               <w:noProof/>
               <w:sz w:val="22"/>
               <w:szCs w:val="24"/>
               <w14:ligatures w14:val="standardContextual"/>
             </w:rPr>
           </w:pPr>
-          <w:hyperlink w:anchor="_Toc231482668" w:history="1">
+          <w:hyperlink w:anchor="_Toc239442615" w:history="1">
             <w:r>
               <w:rPr>
                 <w:rStyle w:val="ae"/>
@@ -2179,7 +2202,7 @@
                 <w:noProof/>
                 <w:webHidden/>
               </w:rPr>
-              <w:instrText>PAGEREF _Toc231482668 \h</w:instrText>
+              <w:instrText>PAGEREF _Toc239442615 \h</w:instrText>
             </w:r>
             <w:r>
               <w:rPr>
@@ -2228,13 +2251,14 @@
               <w:tab w:val="right" w:leader="dot" w:pos="8296"/>
             </w:tabs>
             <w:rPr>
+              <w:rFonts w:hint="eastAsia"/>
               <w:noProof/>
               <w:sz w:val="22"/>
               <w:szCs w:val="24"/>
               <w14:ligatures w14:val="standardContextual"/>
             </w:rPr>
           </w:pPr>
-          <w:hyperlink w:anchor="_Toc231482669" w:history="1">
+          <w:hyperlink w:anchor="_Toc239442616" w:history="1">
             <w:r>
               <w:rPr>
                 <w:rStyle w:val="ae"/>
@@ -2271,7 +2295,7 @@
                 <w:noProof/>
                 <w:webHidden/>
               </w:rPr>
-              <w:instrText>PAGEREF _Toc231482669 \h</w:instrText>
+              <w:instrText>PAGEREF _Toc239442616 \h</w:instrText>
             </w:r>
             <w:r>
               <w:rPr>
@@ -2320,13 +2344,14 @@
               <w:tab w:val="right" w:leader="dot" w:pos="8296"/>
             </w:tabs>
             <w:rPr>
+              <w:rFonts w:hint="eastAsia"/>
               <w:noProof/>
               <w:sz w:val="22"/>
               <w:szCs w:val="24"/>
               <w14:ligatures w14:val="standardContextual"/>
             </w:rPr>
           </w:pPr>
-          <w:hyperlink w:anchor="_Toc231482670" w:history="1">
+          <w:hyperlink w:anchor="_Toc239442617" w:history="1">
             <w:r>
               <w:rPr>
                 <w:rStyle w:val="ae"/>
@@ -2363,7 +2388,7 @@
                 <w:noProof/>
                 <w:webHidden/>
               </w:rPr>
-              <w:instrText>PAGEREF _Toc231482670 \h</w:instrText>
+              <w:instrText>PAGEREF _Toc239442617 \h</w:instrText>
             </w:r>
             <w:r>
               <w:rPr>
@@ -2412,13 +2437,14 @@
               <w:tab w:val="right" w:leader="dot" w:pos="8296"/>
             </w:tabs>
             <w:rPr>
+              <w:rFonts w:hint="eastAsia"/>
               <w:noProof/>
               <w:sz w:val="22"/>
               <w:szCs w:val="24"/>
               <w14:ligatures w14:val="standardContextual"/>
             </w:rPr>
           </w:pPr>
-          <w:hyperlink w:anchor="_Toc231482671" w:history="1">
+          <w:hyperlink w:anchor="_Toc239442618" w:history="1">
             <w:r>
               <w:rPr>
                 <w:rStyle w:val="ae"/>
@@ -2455,7 +2481,7 @@
                 <w:noProof/>
                 <w:webHidden/>
               </w:rPr>
-              <w:instrText>PAGEREF _Toc231482671 \h</w:instrText>
+              <w:instrText>PAGEREF _Toc239442618 \h</w:instrText>
             </w:r>
             <w:r>
               <w:rPr>
@@ -2504,13 +2530,14 @@
               <w:tab w:val="right" w:leader="dot" w:pos="8296"/>
             </w:tabs>
             <w:rPr>
+              <w:rFonts w:hint="eastAsia"/>
               <w:noProof/>
               <w:sz w:val="22"/>
               <w:szCs w:val="24"/>
               <w14:ligatures w14:val="standardContextual"/>
             </w:rPr>
           </w:pPr>
-          <w:hyperlink w:anchor="_Toc231482672" w:history="1">
+          <w:hyperlink w:anchor="_Toc239442619" w:history="1">
             <w:r>
               <w:rPr>
                 <w:rStyle w:val="ae"/>
@@ -2547,7 +2574,7 @@
                 <w:noProof/>
                 <w:webHidden/>
               </w:rPr>
-              <w:instrText>PAGEREF _Toc231482672 \h</w:instrText>
+              <w:instrText>PAGEREF _Toc239442619 \h</w:instrText>
             </w:r>
             <w:r>
               <w:rPr>
@@ -2596,13 +2623,14 @@
               <w:tab w:val="right" w:leader="dot" w:pos="8296"/>
             </w:tabs>
             <w:rPr>
+              <w:rFonts w:hint="eastAsia"/>
               <w:noProof/>
               <w:sz w:val="22"/>
               <w:szCs w:val="24"/>
               <w14:ligatures w14:val="standardContextual"/>
             </w:rPr>
           </w:pPr>
-          <w:hyperlink w:anchor="_Toc231482673" w:history="1">
+          <w:hyperlink w:anchor="_Toc239442620" w:history="1">
             <w:r>
               <w:rPr>
                 <w:rStyle w:val="ae"/>
@@ -2639,7 +2667,7 @@
                 <w:noProof/>
                 <w:webHidden/>
               </w:rPr>
-              <w:instrText>PAGEREF _Toc231482673 \h</w:instrText>
+              <w:instrText>PAGEREF _Toc239442620 \h</w:instrText>
             </w:r>
             <w:r>
               <w:rPr>
@@ -2688,13 +2716,14 @@
               <w:tab w:val="right" w:leader="dot" w:pos="8296"/>
             </w:tabs>
             <w:rPr>
+              <w:rFonts w:hint="eastAsia"/>
               <w:noProof/>
               <w:sz w:val="22"/>
               <w:szCs w:val="24"/>
               <w14:ligatures w14:val="standardContextual"/>
             </w:rPr>
           </w:pPr>
-          <w:hyperlink w:anchor="_Toc231482674" w:history="1">
+          <w:hyperlink w:anchor="_Toc239442621" w:history="1">
             <w:r>
               <w:rPr>
                 <w:rStyle w:val="ae"/>
@@ -2731,7 +2760,7 @@
                 <w:noProof/>
                 <w:webHidden/>
               </w:rPr>
-              <w:instrText>PAGEREF _Toc231482674 \h</w:instrText>
+              <w:instrText>PAGEREF _Toc239442621 \h</w:instrText>
             </w:r>
             <w:r>
               <w:rPr>
@@ -2780,13 +2809,14 @@
               <w:tab w:val="right" w:leader="dot" w:pos="8296"/>
             </w:tabs>
             <w:rPr>
+              <w:rFonts w:hint="eastAsia"/>
               <w:noProof/>
               <w:sz w:val="22"/>
               <w:szCs w:val="24"/>
               <w14:ligatures w14:val="standardContextual"/>
             </w:rPr>
           </w:pPr>
-          <w:hyperlink w:anchor="_Toc231482675" w:history="1">
+          <w:hyperlink w:anchor="_Toc239442622" w:history="1">
             <w:r>
               <w:rPr>
                 <w:rStyle w:val="ae"/>
@@ -2823,7 +2853,7 @@
                 <w:noProof/>
                 <w:webHidden/>
               </w:rPr>
-              <w:instrText>PAGEREF _Toc231482675 \h</w:instrText>
+              <w:instrText>PAGEREF _Toc239442622 \h</w:instrText>
             </w:r>
             <w:r>
               <w:rPr>
@@ -2872,13 +2902,14 @@
               <w:tab w:val="right" w:leader="dot" w:pos="8296"/>
             </w:tabs>
             <w:rPr>
+              <w:rFonts w:hint="eastAsia"/>
               <w:noProof/>
               <w:sz w:val="22"/>
               <w:szCs w:val="24"/>
               <w14:ligatures w14:val="standardContextual"/>
             </w:rPr>
           </w:pPr>
-          <w:hyperlink w:anchor="_Toc231482676" w:history="1">
+          <w:hyperlink w:anchor="_Toc239442623" w:history="1">
             <w:r>
               <w:rPr>
                 <w:rStyle w:val="ae"/>
@@ -2915,7 +2946,7 @@
                 <w:noProof/>
                 <w:webHidden/>
               </w:rPr>
-              <w:instrText>PAGEREF _Toc231482676 \h</w:instrText>
+              <w:instrText>PAGEREF _Toc239442623 \h</w:instrText>
             </w:r>
             <w:r>
               <w:rPr>
@@ -2964,13 +2995,14 @@
               <w:tab w:val="right" w:leader="dot" w:pos="8296"/>
             </w:tabs>
             <w:rPr>
+              <w:rFonts w:hint="eastAsia"/>
               <w:noProof/>
               <w:sz w:val="22"/>
               <w:szCs w:val="24"/>
               <w14:ligatures w14:val="standardContextual"/>
             </w:rPr>
           </w:pPr>
-          <w:hyperlink w:anchor="_Toc231482677" w:history="1">
+          <w:hyperlink w:anchor="_Toc239442624" w:history="1">
             <w:r>
               <w:rPr>
                 <w:rStyle w:val="ae"/>
@@ -3007,7 +3039,7 @@
                 <w:noProof/>
                 <w:webHidden/>
               </w:rPr>
-              <w:instrText>PAGEREF _Toc231482677 \h</w:instrText>
+              <w:instrText>PAGEREF _Toc239442624 \h</w:instrText>
             </w:r>
             <w:r>
               <w:rPr>
@@ -3056,13 +3088,14 @@
               <w:tab w:val="right" w:leader="dot" w:pos="8296"/>
             </w:tabs>
             <w:rPr>
+              <w:rFonts w:hint="eastAsia"/>
               <w:noProof/>
               <w:sz w:val="22"/>
               <w:szCs w:val="24"/>
               <w14:ligatures w14:val="standardContextual"/>
             </w:rPr>
           </w:pPr>
-          <w:hyperlink w:anchor="_Toc231482678" w:history="1">
+          <w:hyperlink w:anchor="_Toc239442625" w:history="1">
             <w:r>
               <w:rPr>
                 <w:rStyle w:val="ae"/>
@@ -3099,7 +3132,7 @@
                 <w:noProof/>
                 <w:webHidden/>
               </w:rPr>
-              <w:instrText>PAGEREF _Toc231482678 \h</w:instrText>
+              <w:instrText>PAGEREF _Toc239442625 \h</w:instrText>
             </w:r>
             <w:r>
               <w:rPr>
@@ -3148,13 +3181,14 @@
               <w:tab w:val="right" w:leader="dot" w:pos="8296"/>
             </w:tabs>
             <w:rPr>
+              <w:rFonts w:hint="eastAsia"/>
               <w:noProof/>
               <w:sz w:val="22"/>
               <w:szCs w:val="24"/>
               <w14:ligatures w14:val="standardContextual"/>
             </w:rPr>
           </w:pPr>
-          <w:hyperlink w:anchor="_Toc231482679" w:history="1">
+          <w:hyperlink w:anchor="_Toc239442626" w:history="1">
             <w:r>
               <w:rPr>
                 <w:rStyle w:val="ae"/>
@@ -3191,7 +3225,7 @@
                 <w:noProof/>
                 <w:webHidden/>
               </w:rPr>
-              <w:instrText>PAGEREF _Toc231482679 \h</w:instrText>
+              <w:instrText>PAGEREF _Toc239442626 \h</w:instrText>
             </w:r>
             <w:r>
               <w:rPr>
@@ -3240,13 +3274,14 @@
               <w:tab w:val="right" w:leader="dot" w:pos="8296"/>
             </w:tabs>
             <w:rPr>
+              <w:rFonts w:hint="eastAsia"/>
               <w:noProof/>
               <w:sz w:val="22"/>
               <w:szCs w:val="24"/>
               <w14:ligatures w14:val="standardContextual"/>
             </w:rPr>
           </w:pPr>
-          <w:hyperlink w:anchor="_Toc231482680" w:history="1">
+          <w:hyperlink w:anchor="_Toc239442627" w:history="1">
             <w:r>
               <w:rPr>
                 <w:rStyle w:val="ae"/>
@@ -3283,7 +3318,7 @@
                 <w:noProof/>
                 <w:webHidden/>
               </w:rPr>
-              <w:instrText>PAGEREF _Toc231482680 \h</w:instrText>
+              <w:instrText>PAGEREF _Toc239442627 \h</w:instrText>
             </w:r>
             <w:r>
               <w:rPr>
@@ -3332,13 +3367,14 @@
               <w:tab w:val="right" w:leader="dot" w:pos="8296"/>
             </w:tabs>
             <w:rPr>
+              <w:rFonts w:hint="eastAsia"/>
               <w:noProof/>
               <w:sz w:val="22"/>
               <w:szCs w:val="24"/>
               <w14:ligatures w14:val="standardContextual"/>
             </w:rPr>
           </w:pPr>
-          <w:hyperlink w:anchor="_Toc231482681" w:history="1">
+          <w:hyperlink w:anchor="_Toc239442628" w:history="1">
             <w:r>
               <w:rPr>
                 <w:rStyle w:val="ae"/>
@@ -3375,7 +3411,7 @@
                 <w:noProof/>
                 <w:webHidden/>
               </w:rPr>
-              <w:instrText>PAGEREF _Toc231482681 \h</w:instrText>
+              <w:instrText>PAGEREF _Toc239442628 \h</w:instrText>
             </w:r>
             <w:r>
               <w:rPr>
@@ -3424,13 +3460,14 @@
               <w:tab w:val="right" w:leader="dot" w:pos="8296"/>
             </w:tabs>
             <w:rPr>
+              <w:rFonts w:hint="eastAsia"/>
               <w:noProof/>
               <w:sz w:val="22"/>
               <w:szCs w:val="24"/>
               <w14:ligatures w14:val="standardContextual"/>
             </w:rPr>
           </w:pPr>
-          <w:hyperlink w:anchor="_Toc231482682" w:history="1">
+          <w:hyperlink w:anchor="_Toc239442629" w:history="1">
             <w:r>
               <w:rPr>
                 <w:rStyle w:val="ae"/>
@@ -3467,7 +3504,7 @@
                 <w:noProof/>
                 <w:webHidden/>
               </w:rPr>
-              <w:instrText>PAGEREF _Toc231482682 \h</w:instrText>
+              <w:instrText>PAGEREF _Toc239442629 \h</w:instrText>
             </w:r>
             <w:r>
               <w:rPr>
@@ -3516,13 +3553,14 @@
               <w:tab w:val="right" w:leader="dot" w:pos="8296"/>
             </w:tabs>
             <w:rPr>
+              <w:rFonts w:hint="eastAsia"/>
               <w:noProof/>
               <w:sz w:val="22"/>
               <w:szCs w:val="24"/>
               <w14:ligatures w14:val="standardContextual"/>
             </w:rPr>
           </w:pPr>
-          <w:hyperlink w:anchor="_Toc231482683" w:history="1">
+          <w:hyperlink w:anchor="_Toc239442630" w:history="1">
             <w:r>
               <w:rPr>
                 <w:rStyle w:val="ae"/>
@@ -3559,7 +3597,7 @@
                 <w:noProof/>
                 <w:webHidden/>
               </w:rPr>
-              <w:instrText>PAGEREF _Toc231482683 \h</w:instrText>
+              <w:instrText>PAGEREF _Toc239442630 \h</w:instrText>
             </w:r>
             <w:r>
               <w:rPr>
@@ -3608,13 +3646,14 @@
               <w:tab w:val="right" w:leader="dot" w:pos="8296"/>
             </w:tabs>
             <w:rPr>
+              <w:rFonts w:hint="eastAsia"/>
               <w:noProof/>
               <w:sz w:val="22"/>
               <w:szCs w:val="24"/>
               <w14:ligatures w14:val="standardContextual"/>
             </w:rPr>
           </w:pPr>
-          <w:hyperlink w:anchor="_Toc231482684" w:history="1">
+          <w:hyperlink w:anchor="_Toc239442631" w:history="1">
             <w:r>
               <w:rPr>
                 <w:rStyle w:val="ae"/>
@@ -3651,7 +3690,7 @@
                 <w:noProof/>
                 <w:webHidden/>
               </w:rPr>
-              <w:instrText>PAGEREF _Toc231482684 \h</w:instrText>
+              <w:instrText>PAGEREF _Toc239442631 \h</w:instrText>
             </w:r>
             <w:r>
               <w:rPr>
@@ -3700,13 +3739,14 @@
               <w:tab w:val="right" w:leader="dot" w:pos="8296"/>
             </w:tabs>
             <w:rPr>
+              <w:rFonts w:hint="eastAsia"/>
               <w:noProof/>
               <w:sz w:val="22"/>
               <w:szCs w:val="24"/>
               <w14:ligatures w14:val="standardContextual"/>
             </w:rPr>
           </w:pPr>
-          <w:hyperlink w:anchor="_Toc231482685" w:history="1">
+          <w:hyperlink w:anchor="_Toc239442632" w:history="1">
             <w:r>
               <w:rPr>
                 <w:rStyle w:val="ae"/>
@@ -3743,7 +3783,7 @@
                 <w:noProof/>
                 <w:webHidden/>
               </w:rPr>
-              <w:instrText>PAGEREF _Toc231482685 \h</w:instrText>
+              <w:instrText>PAGEREF _Toc239442632 \h</w:instrText>
             </w:r>
             <w:r>
               <w:rPr>
@@ -3792,13 +3832,14 @@
               <w:tab w:val="right" w:leader="dot" w:pos="8296"/>
             </w:tabs>
             <w:rPr>
+              <w:rFonts w:hint="eastAsia"/>
               <w:noProof/>
               <w:sz w:val="22"/>
               <w:szCs w:val="24"/>
               <w14:ligatures w14:val="standardContextual"/>
             </w:rPr>
           </w:pPr>
-          <w:hyperlink w:anchor="_Toc231482686" w:history="1">
+          <w:hyperlink w:anchor="_Toc239442633" w:history="1">
             <w:r>
               <w:rPr>
                 <w:rStyle w:val="ae"/>
@@ -3835,7 +3876,7 @@
                 <w:noProof/>
                 <w:webHidden/>
               </w:rPr>
-              <w:instrText>PAGEREF _Toc231482686 \h</w:instrText>
+              <w:instrText>PAGEREF _Toc239442633 \h</w:instrText>
             </w:r>
             <w:r>
               <w:rPr>
@@ -3884,13 +3925,14 @@
               <w:tab w:val="right" w:leader="dot" w:pos="8296"/>
             </w:tabs>
             <w:rPr>
+              <w:rFonts w:hint="eastAsia"/>
               <w:noProof/>
               <w:sz w:val="22"/>
               <w:szCs w:val="24"/>
               <w14:ligatures w14:val="standardContextual"/>
             </w:rPr>
           </w:pPr>
-          <w:hyperlink w:anchor="_Toc231482687" w:history="1">
+          <w:hyperlink w:anchor="_Toc239442634" w:history="1">
             <w:r>
               <w:rPr>
                 <w:rStyle w:val="ae"/>
@@ -3927,7 +3969,7 @@
                 <w:noProof/>
                 <w:webHidden/>
               </w:rPr>
-              <w:instrText>PAGEREF _Toc231482687 \h</w:instrText>
+              <w:instrText>PAGEREF _Toc239442634 \h</w:instrText>
             </w:r>
             <w:r>
               <w:rPr>
@@ -3976,13 +4018,14 @@
               <w:tab w:val="right" w:leader="dot" w:pos="8296"/>
             </w:tabs>
             <w:rPr>
+              <w:rFonts w:hint="eastAsia"/>
               <w:noProof/>
               <w:sz w:val="22"/>
               <w:szCs w:val="24"/>
               <w14:ligatures w14:val="standardContextual"/>
             </w:rPr>
           </w:pPr>
-          <w:hyperlink w:anchor="_Toc231482688" w:history="1">
+          <w:hyperlink w:anchor="_Toc239442635" w:history="1">
             <w:r>
               <w:rPr>
                 <w:rStyle w:val="ae"/>
@@ -4019,7 +4062,7 @@
                 <w:noProof/>
                 <w:webHidden/>
               </w:rPr>
-              <w:instrText>PAGEREF _Toc231482688 \h</w:instrText>
+              <w:instrText>PAGEREF _Toc239442635 \h</w:instrText>
             </w:r>
             <w:r>
               <w:rPr>
@@ -4068,13 +4111,14 @@
               <w:tab w:val="right" w:leader="dot" w:pos="8296"/>
             </w:tabs>
             <w:rPr>
+              <w:rFonts w:hint="eastAsia"/>
               <w:noProof/>
               <w:sz w:val="22"/>
               <w:szCs w:val="24"/>
               <w14:ligatures w14:val="standardContextual"/>
             </w:rPr>
           </w:pPr>
-          <w:hyperlink w:anchor="_Toc231482689" w:history="1">
+          <w:hyperlink w:anchor="_Toc239442636" w:history="1">
             <w:r>
               <w:rPr>
                 <w:rStyle w:val="ae"/>
@@ -4111,7 +4155,7 @@
                 <w:noProof/>
                 <w:webHidden/>
               </w:rPr>
-              <w:instrText>PAGEREF _Toc231482689 \h</w:instrText>
+              <w:instrText>PAGEREF _Toc239442636 \h</w:instrText>
             </w:r>
             <w:r>
               <w:rPr>
@@ -4160,13 +4204,14 @@
               <w:tab w:val="right" w:leader="dot" w:pos="8296"/>
             </w:tabs>
             <w:rPr>
+              <w:rFonts w:hint="eastAsia"/>
               <w:noProof/>
               <w:sz w:val="22"/>
               <w:szCs w:val="24"/>
               <w14:ligatures w14:val="standardContextual"/>
             </w:rPr>
           </w:pPr>
-          <w:hyperlink w:anchor="_Toc231482690" w:history="1">
+          <w:hyperlink w:anchor="_Toc239442637" w:history="1">
             <w:r>
               <w:rPr>
                 <w:rStyle w:val="ae"/>
@@ -4203,7 +4248,7 @@
                 <w:noProof/>
                 <w:webHidden/>
               </w:rPr>
-              <w:instrText>PAGEREF _Toc231482690 \h</w:instrText>
+              <w:instrText>PAGEREF _Toc239442637 \h</w:instrText>
             </w:r>
             <w:r>
               <w:rPr>
@@ -4252,13 +4297,14 @@
               <w:tab w:val="right" w:leader="dot" w:pos="8296"/>
             </w:tabs>
             <w:rPr>
+              <w:rFonts w:hint="eastAsia"/>
               <w:noProof/>
               <w:sz w:val="22"/>
               <w:szCs w:val="24"/>
               <w14:ligatures w14:val="standardContextual"/>
             </w:rPr>
           </w:pPr>
-          <w:hyperlink w:anchor="_Toc231482691" w:history="1">
+          <w:hyperlink w:anchor="_Toc239442638" w:history="1">
             <w:r>
               <w:rPr>
                 <w:rStyle w:val="ae"/>
@@ -4295,7 +4341,7 @@
                 <w:noProof/>
                 <w:webHidden/>
               </w:rPr>
-              <w:instrText>PAGEREF _Toc231482691 \h</w:instrText>
+              <w:instrText>PAGEREF _Toc239442638 \h</w:instrText>
             </w:r>
             <w:r>
               <w:rPr>
@@ -4344,13 +4390,14 @@
               <w:tab w:val="right" w:leader="dot" w:pos="8296"/>
             </w:tabs>
             <w:rPr>
+              <w:rFonts w:hint="eastAsia"/>
               <w:noProof/>
               <w:sz w:val="22"/>
               <w:szCs w:val="24"/>
               <w14:ligatures w14:val="standardContextual"/>
             </w:rPr>
           </w:pPr>
-          <w:hyperlink w:anchor="_Toc231482692" w:history="1">
+          <w:hyperlink w:anchor="_Toc239442639" w:history="1">
             <w:r>
               <w:rPr>
                 <w:rStyle w:val="ae"/>
@@ -4387,7 +4434,7 @@
                 <w:noProof/>
                 <w:webHidden/>
               </w:rPr>
-              <w:instrText>PAGEREF _Toc231482692 \h</w:instrText>
+              <w:instrText>PAGEREF _Toc239442639 \h</w:instrText>
             </w:r>
             <w:r>
               <w:rPr>
@@ -4436,13 +4483,14 @@
               <w:tab w:val="right" w:leader="dot" w:pos="8296"/>
             </w:tabs>
             <w:rPr>
+              <w:rFonts w:hint="eastAsia"/>
               <w:noProof/>
               <w:sz w:val="22"/>
               <w:szCs w:val="24"/>
               <w14:ligatures w14:val="standardContextual"/>
             </w:rPr>
           </w:pPr>
-          <w:hyperlink w:anchor="_Toc231482693" w:history="1">
+          <w:hyperlink w:anchor="_Toc239442640" w:history="1">
             <w:r>
               <w:rPr>
                 <w:rStyle w:val="ae"/>
@@ -4479,7 +4527,7 @@
                 <w:noProof/>
                 <w:webHidden/>
               </w:rPr>
-              <w:instrText>PAGEREF _Toc231482693 \h</w:instrText>
+              <w:instrText>PAGEREF _Toc239442640 \h</w:instrText>
             </w:r>
             <w:r>
               <w:rPr>
@@ -4528,13 +4576,14 @@
               <w:tab w:val="right" w:leader="dot" w:pos="8296"/>
             </w:tabs>
             <w:rPr>
+              <w:rFonts w:hint="eastAsia"/>
               <w:noProof/>
               <w:sz w:val="22"/>
               <w:szCs w:val="24"/>
               <w14:ligatures w14:val="standardContextual"/>
             </w:rPr>
           </w:pPr>
-          <w:hyperlink w:anchor="_Toc231482694" w:history="1">
+          <w:hyperlink w:anchor="_Toc239442641" w:history="1">
             <w:r>
               <w:rPr>
                 <w:rStyle w:val="ae"/>
@@ -4571,7 +4620,7 @@
                 <w:noProof/>
                 <w:webHidden/>
               </w:rPr>
-              <w:instrText>PAGEREF _Toc231482694 \h</w:instrText>
+              <w:instrText>PAGEREF _Toc239442641 \h</w:instrText>
             </w:r>
             <w:r>
               <w:rPr>
@@ -4620,13 +4669,14 @@
               <w:tab w:val="right" w:leader="dot" w:pos="8296"/>
             </w:tabs>
             <w:rPr>
+              <w:rFonts w:hint="eastAsia"/>
               <w:noProof/>
               <w:sz w:val="22"/>
               <w:szCs w:val="24"/>
               <w14:ligatures w14:val="standardContextual"/>
             </w:rPr>
           </w:pPr>
-          <w:hyperlink w:anchor="_Toc231482695" w:history="1">
+          <w:hyperlink w:anchor="_Toc239442642" w:history="1">
             <w:r>
               <w:rPr>
                 <w:rStyle w:val="ae"/>
@@ -4663,7 +4713,7 @@
                 <w:noProof/>
                 <w:webHidden/>
               </w:rPr>
-              <w:instrText>PAGEREF _Toc231482695 \h</w:instrText>
+              <w:instrText>PAGEREF _Toc239442642 \h</w:instrText>
             </w:r>
             <w:r>
               <w:rPr>
@@ -4712,13 +4762,14 @@
               <w:tab w:val="right" w:leader="dot" w:pos="8296"/>
             </w:tabs>
             <w:rPr>
+              <w:rFonts w:hint="eastAsia"/>
               <w:noProof/>
               <w:sz w:val="22"/>
               <w:szCs w:val="24"/>
               <w14:ligatures w14:val="standardContextual"/>
             </w:rPr>
           </w:pPr>
-          <w:hyperlink w:anchor="_Toc231482696" w:history="1">
+          <w:hyperlink w:anchor="_Toc239442643" w:history="1">
             <w:r>
               <w:rPr>
                 <w:rStyle w:val="ae"/>
@@ -4755,7 +4806,7 @@
                 <w:noProof/>
                 <w:webHidden/>
               </w:rPr>
-              <w:instrText>PAGEREF _Toc231482696 \h</w:instrText>
+              <w:instrText>PAGEREF _Toc239442643 \h</w:instrText>
             </w:r>
             <w:r>
               <w:rPr>
@@ -4804,13 +4855,14 @@
               <w:tab w:val="right" w:leader="dot" w:pos="8296"/>
             </w:tabs>
             <w:rPr>
+              <w:rFonts w:hint="eastAsia"/>
               <w:noProof/>
               <w:sz w:val="22"/>
               <w:szCs w:val="24"/>
               <w14:ligatures w14:val="standardContextual"/>
             </w:rPr>
           </w:pPr>
-          <w:hyperlink w:anchor="_Toc231482697" w:history="1">
+          <w:hyperlink w:anchor="_Toc239442644" w:history="1">
             <w:r>
               <w:rPr>
                 <w:rStyle w:val="ae"/>
@@ -4847,7 +4899,7 @@
                 <w:noProof/>
                 <w:webHidden/>
               </w:rPr>
-              <w:instrText>PAGEREF _Toc231482697 \h</w:instrText>
+              <w:instrText>PAGEREF _Toc239442644 \h</w:instrText>
             </w:r>
             <w:r>
               <w:rPr>
@@ -4896,13 +4948,14 @@
               <w:tab w:val="right" w:leader="dot" w:pos="8296"/>
             </w:tabs>
             <w:rPr>
+              <w:rFonts w:hint="eastAsia"/>
               <w:noProof/>
               <w:sz w:val="22"/>
               <w:szCs w:val="24"/>
               <w14:ligatures w14:val="standardContextual"/>
             </w:rPr>
           </w:pPr>
-          <w:hyperlink w:anchor="_Toc231482698" w:history="1">
+          <w:hyperlink w:anchor="_Toc239442645" w:history="1">
             <w:r>
               <w:rPr>
                 <w:rStyle w:val="ae"/>
@@ -4939,7 +4992,7 @@
                 <w:noProof/>
                 <w:webHidden/>
               </w:rPr>
-              <w:instrText>PAGEREF _Toc231482698 \h</w:instrText>
+              <w:instrText>PAGEREF _Toc239442645 \h</w:instrText>
             </w:r>
             <w:r>
               <w:rPr>
@@ -4988,13 +5041,14 @@
               <w:tab w:val="right" w:leader="dot" w:pos="8296"/>
             </w:tabs>
             <w:rPr>
+              <w:rFonts w:hint="eastAsia"/>
               <w:noProof/>
               <w:sz w:val="22"/>
               <w:szCs w:val="24"/>
               <w14:ligatures w14:val="standardContextual"/>
             </w:rPr>
           </w:pPr>
-          <w:hyperlink w:anchor="_Toc231482699" w:history="1">
+          <w:hyperlink w:anchor="_Toc239442646" w:history="1">
             <w:r>
               <w:rPr>
                 <w:rStyle w:val="ae"/>
@@ -5031,7 +5085,7 @@
                 <w:noProof/>
                 <w:webHidden/>
               </w:rPr>
-              <w:instrText>PAGEREF _Toc231482699 \h</w:instrText>
+              <w:instrText>PAGEREF _Toc239442646 \h</w:instrText>
             </w:r>
             <w:r>
               <w:rPr>
@@ -5080,13 +5134,14 @@
               <w:tab w:val="right" w:leader="dot" w:pos="8296"/>
             </w:tabs>
             <w:rPr>
+              <w:rFonts w:hint="eastAsia"/>
               <w:noProof/>
               <w:sz w:val="22"/>
               <w:szCs w:val="24"/>
               <w14:ligatures w14:val="standardContextual"/>
             </w:rPr>
           </w:pPr>
-          <w:hyperlink w:anchor="_Toc231482700" w:history="1">
+          <w:hyperlink w:anchor="_Toc239442647" w:history="1">
             <w:r>
               <w:rPr>
                 <w:rStyle w:val="ae"/>
@@ -5123,7 +5178,7 @@
                 <w:noProof/>
                 <w:webHidden/>
               </w:rPr>
-              <w:instrText>PAGEREF _Toc231482700 \h</w:instrText>
+              <w:instrText>PAGEREF _Toc239442647 \h</w:instrText>
             </w:r>
             <w:r>
               <w:rPr>
@@ -5172,13 +5227,14 @@
               <w:tab w:val="right" w:leader="dot" w:pos="8296"/>
             </w:tabs>
             <w:rPr>
+              <w:rFonts w:hint="eastAsia"/>
               <w:noProof/>
               <w:sz w:val="22"/>
               <w:szCs w:val="24"/>
               <w14:ligatures w14:val="standardContextual"/>
             </w:rPr>
           </w:pPr>
-          <w:hyperlink w:anchor="_Toc231482701" w:history="1">
+          <w:hyperlink w:anchor="_Toc239442648" w:history="1">
             <w:r>
               <w:rPr>
                 <w:rStyle w:val="ae"/>
@@ -5215,7 +5271,7 @@
                 <w:noProof/>
                 <w:webHidden/>
               </w:rPr>
-              <w:instrText>PAGEREF _Toc231482701 \h</w:instrText>
+              <w:instrText>PAGEREF _Toc239442648 \h</w:instrText>
             </w:r>
             <w:r>
               <w:rPr>
@@ -5264,13 +5320,14 @@
               <w:tab w:val="right" w:leader="dot" w:pos="8296"/>
             </w:tabs>
             <w:rPr>
+              <w:rFonts w:hint="eastAsia"/>
               <w:noProof/>
               <w:sz w:val="22"/>
               <w:szCs w:val="24"/>
               <w14:ligatures w14:val="standardContextual"/>
             </w:rPr>
           </w:pPr>
-          <w:hyperlink w:anchor="_Toc231482702" w:history="1">
+          <w:hyperlink w:anchor="_Toc239442649" w:history="1">
             <w:r>
               <w:rPr>
                 <w:rStyle w:val="ae"/>
@@ -5307,7 +5364,7 @@
                 <w:noProof/>
                 <w:webHidden/>
               </w:rPr>
-              <w:instrText>PAGEREF _Toc231482702 \h</w:instrText>
+              <w:instrText>PAGEREF _Toc239442649 \h</w:instrText>
             </w:r>
             <w:r>
               <w:rPr>
@@ -5356,13 +5413,14 @@
               <w:tab w:val="right" w:leader="dot" w:pos="8296"/>
             </w:tabs>
             <w:rPr>
+              <w:rFonts w:hint="eastAsia"/>
               <w:noProof/>
               <w:sz w:val="22"/>
               <w:szCs w:val="24"/>
               <w14:ligatures w14:val="standardContextual"/>
             </w:rPr>
           </w:pPr>
-          <w:hyperlink w:anchor="_Toc231482703" w:history="1">
+          <w:hyperlink w:anchor="_Toc239442650" w:history="1">
             <w:r>
               <w:rPr>
                 <w:rStyle w:val="ae"/>
@@ -5399,7 +5457,7 @@
                 <w:noProof/>
                 <w:webHidden/>
               </w:rPr>
-              <w:instrText>PAGEREF _Toc231482703 \h</w:instrText>
+              <w:instrText>PAGEREF _Toc239442650 \h</w:instrText>
             </w:r>
             <w:r>
               <w:rPr>
@@ -5448,13 +5506,14 @@
               <w:tab w:val="right" w:leader="dot" w:pos="8296"/>
             </w:tabs>
             <w:rPr>
+              <w:rFonts w:hint="eastAsia"/>
               <w:noProof/>
               <w:sz w:val="22"/>
               <w:szCs w:val="24"/>
               <w14:ligatures w14:val="standardContextual"/>
             </w:rPr>
           </w:pPr>
-          <w:hyperlink w:anchor="_Toc231482704" w:history="1">
+          <w:hyperlink w:anchor="_Toc239442651" w:history="1">
             <w:r>
               <w:rPr>
                 <w:rStyle w:val="ae"/>
@@ -5491,7 +5550,7 @@
                 <w:noProof/>
                 <w:webHidden/>
               </w:rPr>
-              <w:instrText>PAGEREF _Toc231482704 \h</w:instrText>
+              <w:instrText>PAGEREF _Toc239442651 \h</w:instrText>
             </w:r>
             <w:r>
               <w:rPr>
@@ -5540,13 +5599,14 @@
               <w:tab w:val="right" w:leader="dot" w:pos="8296"/>
             </w:tabs>
             <w:rPr>
+              <w:rFonts w:hint="eastAsia"/>
               <w:noProof/>
               <w:sz w:val="22"/>
               <w:szCs w:val="24"/>
               <w14:ligatures w14:val="standardContextual"/>
             </w:rPr>
           </w:pPr>
-          <w:hyperlink w:anchor="_Toc231482705" w:history="1">
+          <w:hyperlink w:anchor="_Toc239442652" w:history="1">
             <w:r>
               <w:rPr>
                 <w:rStyle w:val="ae"/>
@@ -5583,7 +5643,7 @@
                 <w:noProof/>
                 <w:webHidden/>
               </w:rPr>
-              <w:instrText>PAGEREF _Toc231482705 \h</w:instrText>
+              <w:instrText>PAGEREF _Toc239442652 \h</w:instrText>
             </w:r>
             <w:r>
               <w:rPr>
@@ -5632,13 +5692,14 @@
               <w:tab w:val="right" w:leader="dot" w:pos="8296"/>
             </w:tabs>
             <w:rPr>
+              <w:rFonts w:hint="eastAsia"/>
               <w:noProof/>
               <w:sz w:val="22"/>
               <w:szCs w:val="24"/>
               <w14:ligatures w14:val="standardContextual"/>
             </w:rPr>
           </w:pPr>
-          <w:hyperlink w:anchor="_Toc231482706" w:history="1">
+          <w:hyperlink w:anchor="_Toc239442653" w:history="1">
             <w:r>
               <w:rPr>
                 <w:rStyle w:val="ae"/>
@@ -5675,7 +5736,7 @@
                 <w:noProof/>
                 <w:webHidden/>
               </w:rPr>
-              <w:instrText>PAGEREF _Toc231482706 \h</w:instrText>
+              <w:instrText>PAGEREF _Toc239442653 \h</w:instrText>
             </w:r>
             <w:r>
               <w:rPr>
@@ -5724,13 +5785,14 @@
               <w:tab w:val="right" w:leader="dot" w:pos="8296"/>
             </w:tabs>
             <w:rPr>
+              <w:rFonts w:hint="eastAsia"/>
               <w:noProof/>
               <w:sz w:val="22"/>
               <w:szCs w:val="24"/>
               <w14:ligatures w14:val="standardContextual"/>
             </w:rPr>
           </w:pPr>
-          <w:hyperlink w:anchor="_Toc231482707" w:history="1">
+          <w:hyperlink w:anchor="_Toc239442654" w:history="1">
             <w:r>
               <w:rPr>
                 <w:rStyle w:val="ae"/>
@@ -5767,7 +5829,7 @@
                 <w:noProof/>
                 <w:webHidden/>
               </w:rPr>
-              <w:instrText>PAGEREF _Toc231482707 \h</w:instrText>
+              <w:instrText>PAGEREF _Toc239442654 \h</w:instrText>
             </w:r>
             <w:r>
               <w:rPr>
@@ -5816,13 +5878,14 @@
               <w:tab w:val="right" w:leader="dot" w:pos="8296"/>
             </w:tabs>
             <w:rPr>
+              <w:rFonts w:hint="eastAsia"/>
               <w:noProof/>
               <w:sz w:val="22"/>
               <w:szCs w:val="24"/>
               <w14:ligatures w14:val="standardContextual"/>
             </w:rPr>
           </w:pPr>
-          <w:hyperlink w:anchor="_Toc231482708" w:history="1">
+          <w:hyperlink w:anchor="_Toc239442655" w:history="1">
             <w:r>
               <w:rPr>
                 <w:rStyle w:val="ae"/>
@@ -5859,7 +5922,7 @@
                 <w:noProof/>
                 <w:webHidden/>
               </w:rPr>
-              <w:instrText>PAGEREF _Toc231482708 \h</w:instrText>
+              <w:instrText>PAGEREF _Toc239442655 \h</w:instrText>
             </w:r>
             <w:r>
               <w:rPr>
@@ -5908,13 +5971,14 @@
               <w:tab w:val="right" w:leader="dot" w:pos="8296"/>
             </w:tabs>
             <w:rPr>
+              <w:rFonts w:hint="eastAsia"/>
               <w:noProof/>
               <w:sz w:val="22"/>
               <w:szCs w:val="24"/>
               <w14:ligatures w14:val="standardContextual"/>
             </w:rPr>
           </w:pPr>
-          <w:hyperlink w:anchor="_Toc231482709" w:history="1">
+          <w:hyperlink w:anchor="_Toc239442656" w:history="1">
             <w:r>
               <w:rPr>
                 <w:rStyle w:val="ae"/>
@@ -5951,7 +6015,7 @@
                 <w:noProof/>
                 <w:webHidden/>
               </w:rPr>
-              <w:instrText>PAGEREF _Toc231482709 \h</w:instrText>
+              <w:instrText>PAGEREF _Toc239442656 \h</w:instrText>
             </w:r>
             <w:r>
               <w:rPr>
@@ -6000,13 +6064,14 @@
               <w:tab w:val="right" w:leader="dot" w:pos="8296"/>
             </w:tabs>
             <w:rPr>
+              <w:rFonts w:hint="eastAsia"/>
               <w:noProof/>
               <w:sz w:val="22"/>
               <w:szCs w:val="24"/>
               <w14:ligatures w14:val="standardContextual"/>
             </w:rPr>
           </w:pPr>
-          <w:hyperlink w:anchor="_Toc231482710" w:history="1">
+          <w:hyperlink w:anchor="_Toc239442657" w:history="1">
             <w:r>
               <w:rPr>
                 <w:rStyle w:val="ae"/>
@@ -6043,7 +6108,7 @@
                 <w:noProof/>
                 <w:webHidden/>
               </w:rPr>
-              <w:instrText>PAGEREF _Toc231482710 \h</w:instrText>
+              <w:instrText>PAGEREF _Toc239442657 \h</w:instrText>
             </w:r>
             <w:r>
               <w:rPr>
@@ -6092,13 +6157,14 @@
               <w:tab w:val="right" w:leader="dot" w:pos="8296"/>
             </w:tabs>
             <w:rPr>
+              <w:rFonts w:hint="eastAsia"/>
               <w:noProof/>
               <w:sz w:val="22"/>
               <w:szCs w:val="24"/>
               <w14:ligatures w14:val="standardContextual"/>
             </w:rPr>
           </w:pPr>
-          <w:hyperlink w:anchor="_Toc231482711" w:history="1">
+          <w:hyperlink w:anchor="_Toc239442658" w:history="1">
             <w:r>
               <w:rPr>
                 <w:rStyle w:val="ae"/>
@@ -6135,7 +6201,7 @@
                 <w:noProof/>
                 <w:webHidden/>
               </w:rPr>
-              <w:instrText>PAGEREF _Toc231482711 \h</w:instrText>
+              <w:instrText>PAGEREF _Toc239442658 \h</w:instrText>
             </w:r>
             <w:r>
               <w:rPr>
@@ -6184,13 +6250,14 @@
               <w:tab w:val="right" w:leader="dot" w:pos="8296"/>
             </w:tabs>
             <w:rPr>
+              <w:rFonts w:hint="eastAsia"/>
               <w:noProof/>
               <w:sz w:val="22"/>
               <w:szCs w:val="24"/>
               <w14:ligatures w14:val="standardContextual"/>
             </w:rPr>
           </w:pPr>
-          <w:hyperlink w:anchor="_Toc231482712" w:history="1">
+          <w:hyperlink w:anchor="_Toc239442659" w:history="1">
             <w:r>
               <w:rPr>
                 <w:rStyle w:val="ae"/>
@@ -6227,7 +6294,7 @@
                 <w:noProof/>
                 <w:webHidden/>
               </w:rPr>
-              <w:instrText>PAGEREF _Toc231482712 \h</w:instrText>
+              <w:instrText>PAGEREF _Toc239442659 \h</w:instrText>
             </w:r>
             <w:r>
               <w:rPr>
@@ -6276,13 +6343,14 @@
               <w:tab w:val="right" w:leader="dot" w:pos="8296"/>
             </w:tabs>
             <w:rPr>
+              <w:rFonts w:hint="eastAsia"/>
               <w:noProof/>
               <w:sz w:val="22"/>
               <w:szCs w:val="24"/>
               <w14:ligatures w14:val="standardContextual"/>
             </w:rPr>
           </w:pPr>
-          <w:hyperlink w:anchor="_Toc231482713" w:history="1">
+          <w:hyperlink w:anchor="_Toc239442660" w:history="1">
             <w:r>
               <w:rPr>
                 <w:rStyle w:val="ae"/>
@@ -6319,7 +6387,7 @@
                 <w:noProof/>
                 <w:webHidden/>
               </w:rPr>
-              <w:instrText>PAGEREF _Toc231482713 \h</w:instrText>
+              <w:instrText>PAGEREF _Toc239442660 \h</w:instrText>
             </w:r>
             <w:r>
               <w:rPr>
@@ -6368,13 +6436,14 @@
               <w:tab w:val="right" w:leader="dot" w:pos="8296"/>
             </w:tabs>
             <w:rPr>
+              <w:rFonts w:hint="eastAsia"/>
               <w:noProof/>
               <w:sz w:val="22"/>
               <w:szCs w:val="24"/>
               <w14:ligatures w14:val="standardContextual"/>
             </w:rPr>
           </w:pPr>
-          <w:hyperlink w:anchor="_Toc231482714" w:history="1">
+          <w:hyperlink w:anchor="_Toc239442661" w:history="1">
             <w:r>
               <w:rPr>
                 <w:rStyle w:val="ae"/>
@@ -6411,7 +6480,7 @@
                 <w:noProof/>
                 <w:webHidden/>
               </w:rPr>
-              <w:instrText>PAGEREF _Toc231482714 \h</w:instrText>
+              <w:instrText>PAGEREF _Toc239442661 \h</w:instrText>
             </w:r>
             <w:r>
               <w:rPr>
@@ -6460,13 +6529,14 @@
               <w:tab w:val="right" w:leader="dot" w:pos="8296"/>
             </w:tabs>
             <w:rPr>
+              <w:rFonts w:hint="eastAsia"/>
               <w:noProof/>
               <w:sz w:val="22"/>
               <w:szCs w:val="24"/>
               <w14:ligatures w14:val="standardContextual"/>
             </w:rPr>
           </w:pPr>
-          <w:hyperlink w:anchor="_Toc231482715" w:history="1">
+          <w:hyperlink w:anchor="_Toc239442662" w:history="1">
             <w:r>
               <w:rPr>
                 <w:rStyle w:val="ae"/>
@@ -6503,7 +6573,7 @@
                 <w:noProof/>
                 <w:webHidden/>
               </w:rPr>
-              <w:instrText>PAGEREF _Toc231482715 \h</w:instrText>
+              <w:instrText>PAGEREF _Toc239442662 \h</w:instrText>
             </w:r>
             <w:r>
               <w:rPr>
@@ -6552,13 +6622,14 @@
               <w:tab w:val="right" w:leader="dot" w:pos="8296"/>
             </w:tabs>
             <w:rPr>
+              <w:rFonts w:hint="eastAsia"/>
               <w:noProof/>
               <w:sz w:val="22"/>
               <w:szCs w:val="24"/>
               <w14:ligatures w14:val="standardContextual"/>
             </w:rPr>
           </w:pPr>
-          <w:hyperlink w:anchor="_Toc231482716" w:history="1">
+          <w:hyperlink w:anchor="_Toc239442663" w:history="1">
             <w:r>
               <w:rPr>
                 <w:rStyle w:val="ae"/>
@@ -6595,7 +6666,7 @@
                 <w:noProof/>
                 <w:webHidden/>
               </w:rPr>
-              <w:instrText>PAGEREF _Toc231482716 \h</w:instrText>
+              <w:instrText>PAGEREF _Toc239442663 \h</w:instrText>
             </w:r>
             <w:r>
               <w:rPr>
@@ -6644,13 +6715,14 @@
               <w:tab w:val="right" w:leader="dot" w:pos="8296"/>
             </w:tabs>
             <w:rPr>
+              <w:rFonts w:hint="eastAsia"/>
               <w:noProof/>
               <w:sz w:val="22"/>
               <w:szCs w:val="24"/>
               <w14:ligatures w14:val="standardContextual"/>
             </w:rPr>
           </w:pPr>
-          <w:hyperlink w:anchor="_Toc231482717" w:history="1">
+          <w:hyperlink w:anchor="_Toc239442664" w:history="1">
             <w:r>
               <w:rPr>
                 <w:rStyle w:val="ae"/>
@@ -6687,7 +6759,7 @@
                 <w:noProof/>
                 <w:webHidden/>
               </w:rPr>
-              <w:instrText>PAGEREF _Toc231482717 \h</w:instrText>
+              <w:instrText>PAGEREF _Toc239442664 \h</w:instrText>
             </w:r>
             <w:r>
               <w:rPr>
@@ -6736,13 +6808,14 @@
               <w:tab w:val="right" w:leader="dot" w:pos="8296"/>
             </w:tabs>
             <w:rPr>
+              <w:rFonts w:hint="eastAsia"/>
               <w:noProof/>
               <w:sz w:val="22"/>
               <w:szCs w:val="24"/>
               <w14:ligatures w14:val="standardContextual"/>
             </w:rPr>
           </w:pPr>
-          <w:hyperlink w:anchor="_Toc231482718" w:history="1">
+          <w:hyperlink w:anchor="_Toc239442665" w:history="1">
             <w:r>
               <w:rPr>
                 <w:rStyle w:val="ae"/>
@@ -6779,7 +6852,7 @@
                 <w:noProof/>
                 <w:webHidden/>
               </w:rPr>
-              <w:instrText>PAGEREF _Toc231482718 \h</w:instrText>
+              <w:instrText>PAGEREF _Toc239442665 \h</w:instrText>
             </w:r>
             <w:r>
               <w:rPr>
@@ -6828,13 +6901,14 @@
               <w:tab w:val="right" w:leader="dot" w:pos="8296"/>
             </w:tabs>
             <w:rPr>
+              <w:rFonts w:hint="eastAsia"/>
               <w:noProof/>
               <w:sz w:val="22"/>
               <w:szCs w:val="24"/>
               <w14:ligatures w14:val="standardContextual"/>
             </w:rPr>
           </w:pPr>
-          <w:hyperlink w:anchor="_Toc231482719" w:history="1">
+          <w:hyperlink w:anchor="_Toc239442666" w:history="1">
             <w:r>
               <w:rPr>
                 <w:rStyle w:val="ae"/>
@@ -6871,7 +6945,7 @@
                 <w:noProof/>
                 <w:webHidden/>
               </w:rPr>
-              <w:instrText>PAGEREF _Toc231482719 \h</w:instrText>
+              <w:instrText>PAGEREF _Toc239442666 \h</w:instrText>
             </w:r>
             <w:r>
               <w:rPr>
@@ -6920,13 +6994,14 @@
               <w:tab w:val="right" w:leader="dot" w:pos="8296"/>
             </w:tabs>
             <w:rPr>
+              <w:rFonts w:hint="eastAsia"/>
               <w:noProof/>
               <w:sz w:val="22"/>
               <w:szCs w:val="24"/>
               <w14:ligatures w14:val="standardContextual"/>
             </w:rPr>
           </w:pPr>
-          <w:hyperlink w:anchor="_Toc231482720" w:history="1">
+          <w:hyperlink w:anchor="_Toc239442667" w:history="1">
             <w:r>
               <w:rPr>
                 <w:rStyle w:val="ae"/>
@@ -6963,7 +7038,7 @@
                 <w:noProof/>
                 <w:webHidden/>
               </w:rPr>
-              <w:instrText>PAGEREF _Toc231482720 \h</w:instrText>
+              <w:instrText>PAGEREF _Toc239442667 \h</w:instrText>
             </w:r>
             <w:r>
               <w:rPr>
@@ -7012,13 +7087,14 @@
               <w:tab w:val="right" w:leader="dot" w:pos="8296"/>
             </w:tabs>
             <w:rPr>
+              <w:rFonts w:hint="eastAsia"/>
               <w:noProof/>
               <w:sz w:val="22"/>
               <w:szCs w:val="24"/>
               <w14:ligatures w14:val="standardContextual"/>
             </w:rPr>
           </w:pPr>
-          <w:hyperlink w:anchor="_Toc231482721" w:history="1">
+          <w:hyperlink w:anchor="_Toc239442668" w:history="1">
             <w:r>
               <w:rPr>
                 <w:rStyle w:val="ae"/>
@@ -7055,7 +7131,7 @@
                 <w:noProof/>
                 <w:webHidden/>
               </w:rPr>
-              <w:instrText>PAGEREF _Toc231482721 \h</w:instrText>
+              <w:instrText>PAGEREF _Toc239442668 \h</w:instrText>
             </w:r>
             <w:r>
               <w:rPr>
@@ -7104,13 +7180,14 @@
               <w:tab w:val="right" w:leader="dot" w:pos="8296"/>
             </w:tabs>
             <w:rPr>
+              <w:rFonts w:hint="eastAsia"/>
               <w:noProof/>
               <w:sz w:val="22"/>
               <w:szCs w:val="24"/>
               <w14:ligatures w14:val="standardContextual"/>
             </w:rPr>
           </w:pPr>
-          <w:hyperlink w:anchor="_Toc231482722" w:history="1">
+          <w:hyperlink w:anchor="_Toc239442669" w:history="1">
             <w:r>
               <w:rPr>
                 <w:rStyle w:val="ae"/>
@@ -7147,7 +7224,7 @@
                 <w:noProof/>
                 <w:webHidden/>
               </w:rPr>
-              <w:instrText>PAGEREF _Toc231482722 \h</w:instrText>
+              <w:instrText>PAGEREF _Toc239442669 \h</w:instrText>
             </w:r>
             <w:r>
               <w:rPr>
@@ -7196,13 +7273,14 @@
               <w:tab w:val="right" w:leader="dot" w:pos="8296"/>
             </w:tabs>
             <w:rPr>
+              <w:rFonts w:hint="eastAsia"/>
               <w:noProof/>
               <w:sz w:val="22"/>
               <w:szCs w:val="24"/>
               <w14:ligatures w14:val="standardContextual"/>
             </w:rPr>
           </w:pPr>
-          <w:hyperlink w:anchor="_Toc231482723" w:history="1">
+          <w:hyperlink w:anchor="_Toc239442670" w:history="1">
             <w:r>
               <w:rPr>
                 <w:rStyle w:val="ae"/>
@@ -7239,7 +7317,7 @@
                 <w:noProof/>
                 <w:webHidden/>
               </w:rPr>
-              <w:instrText>PAGEREF _Toc231482723 \h</w:instrText>
+              <w:instrText>PAGEREF _Toc239442670 \h</w:instrText>
             </w:r>
             <w:r>
               <w:rPr>
@@ -7288,13 +7366,14 @@
               <w:tab w:val="right" w:leader="dot" w:pos="8296"/>
             </w:tabs>
             <w:rPr>
+              <w:rFonts w:hint="eastAsia"/>
               <w:noProof/>
               <w:sz w:val="22"/>
               <w:szCs w:val="24"/>
               <w14:ligatures w14:val="standardContextual"/>
             </w:rPr>
           </w:pPr>
-          <w:hyperlink w:anchor="_Toc231482724" w:history="1">
+          <w:hyperlink w:anchor="_Toc239442671" w:history="1">
             <w:r>
               <w:rPr>
                 <w:rStyle w:val="ae"/>
@@ -7331,7 +7410,7 @@
                 <w:noProof/>
                 <w:webHidden/>
               </w:rPr>
-              <w:instrText>PAGEREF _Toc231482724 \h</w:instrText>
+              <w:instrText>PAGEREF _Toc239442671 \h</w:instrText>
             </w:r>
             <w:r>
               <w:rPr>
@@ -7380,13 +7459,14 @@
               <w:tab w:val="right" w:leader="dot" w:pos="8296"/>
             </w:tabs>
             <w:rPr>
+              <w:rFonts w:hint="eastAsia"/>
               <w:noProof/>
               <w:sz w:val="22"/>
               <w:szCs w:val="24"/>
               <w14:ligatures w14:val="standardContextual"/>
             </w:rPr>
           </w:pPr>
-          <w:hyperlink w:anchor="_Toc231482725" w:history="1">
+          <w:hyperlink w:anchor="_Toc239442672" w:history="1">
             <w:r>
               <w:rPr>
                 <w:rStyle w:val="ae"/>
@@ -7423,7 +7503,7 @@
                 <w:noProof/>
                 <w:webHidden/>
               </w:rPr>
-              <w:instrText>PAGEREF _Toc231482725 \h</w:instrText>
+              <w:instrText>PAGEREF _Toc239442672 \h</w:instrText>
             </w:r>
             <w:r>
               <w:rPr>
@@ -7472,13 +7552,14 @@
               <w:tab w:val="right" w:leader="dot" w:pos="8296"/>
             </w:tabs>
             <w:rPr>
+              <w:rFonts w:hint="eastAsia"/>
               <w:noProof/>
               <w:sz w:val="22"/>
               <w:szCs w:val="24"/>
               <w14:ligatures w14:val="standardContextual"/>
             </w:rPr>
           </w:pPr>
-          <w:hyperlink w:anchor="_Toc231482726" w:history="1">
+          <w:hyperlink w:anchor="_Toc239442673" w:history="1">
             <w:r>
               <w:rPr>
                 <w:rStyle w:val="ae"/>
@@ -7515,7 +7596,7 @@
                 <w:noProof/>
                 <w:webHidden/>
               </w:rPr>
-              <w:instrText>PAGEREF _Toc231482726 \h</w:instrText>
+              <w:instrText>PAGEREF _Toc239442673 \h</w:instrText>
             </w:r>
             <w:r>
               <w:rPr>
@@ -7564,13 +7645,14 @@
               <w:tab w:val="right" w:leader="dot" w:pos="8296"/>
             </w:tabs>
             <w:rPr>
+              <w:rFonts w:hint="eastAsia"/>
               <w:noProof/>
               <w:sz w:val="22"/>
               <w:szCs w:val="24"/>
               <w14:ligatures w14:val="standardContextual"/>
             </w:rPr>
           </w:pPr>
-          <w:hyperlink w:anchor="_Toc231482727" w:history="1">
+          <w:hyperlink w:anchor="_Toc239442674" w:history="1">
             <w:r>
               <w:rPr>
                 <w:rStyle w:val="ae"/>
@@ -7607,7 +7689,7 @@
                 <w:noProof/>
                 <w:webHidden/>
               </w:rPr>
-              <w:instrText>PAGEREF _Toc231482727 \h</w:instrText>
+              <w:instrText>PAGEREF _Toc239442674 \h</w:instrText>
             </w:r>
             <w:r>
               <w:rPr>
@@ -7656,13 +7738,14 @@
               <w:tab w:val="right" w:leader="dot" w:pos="8296"/>
             </w:tabs>
             <w:rPr>
+              <w:rFonts w:hint="eastAsia"/>
               <w:noProof/>
               <w:sz w:val="22"/>
               <w:szCs w:val="24"/>
               <w14:ligatures w14:val="standardContextual"/>
             </w:rPr>
           </w:pPr>
-          <w:hyperlink w:anchor="_Toc231482728" w:history="1">
+          <w:hyperlink w:anchor="_Toc239442675" w:history="1">
             <w:r>
               <w:rPr>
                 <w:rStyle w:val="ae"/>
@@ -7699,7 +7782,7 @@
                 <w:noProof/>
                 <w:webHidden/>
               </w:rPr>
-              <w:instrText>PAGEREF _Toc231482728 \h</w:instrText>
+              <w:instrText>PAGEREF _Toc239442675 \h</w:instrText>
             </w:r>
             <w:r>
               <w:rPr>
@@ -7748,13 +7831,14 @@
               <w:tab w:val="right" w:leader="dot" w:pos="8296"/>
             </w:tabs>
             <w:rPr>
+              <w:rFonts w:hint="eastAsia"/>
               <w:noProof/>
               <w:sz w:val="22"/>
               <w:szCs w:val="24"/>
               <w14:ligatures w14:val="standardContextual"/>
             </w:rPr>
           </w:pPr>
-          <w:hyperlink w:anchor="_Toc231482729" w:history="1">
+          <w:hyperlink w:anchor="_Toc239442676" w:history="1">
             <w:r>
               <w:rPr>
                 <w:rStyle w:val="ae"/>
@@ -7791,7 +7875,7 @@
                 <w:noProof/>
                 <w:webHidden/>
               </w:rPr>
-              <w:instrText>PAGEREF _Toc231482729 \h</w:instrText>
+              <w:instrText>PAGEREF _Toc239442676 \h</w:instrText>
             </w:r>
             <w:r>
               <w:rPr>
@@ -7840,13 +7924,14 @@
               <w:tab w:val="right" w:leader="dot" w:pos="8296"/>
             </w:tabs>
             <w:rPr>
+              <w:rFonts w:hint="eastAsia"/>
               <w:noProof/>
               <w:sz w:val="22"/>
               <w:szCs w:val="24"/>
               <w14:ligatures w14:val="standardContextual"/>
             </w:rPr>
           </w:pPr>
-          <w:hyperlink w:anchor="_Toc231482730" w:history="1">
+          <w:hyperlink w:anchor="_Toc239442677" w:history="1">
             <w:r>
               <w:rPr>
                 <w:rStyle w:val="ae"/>
@@ -7883,7 +7968,7 @@
                 <w:noProof/>
                 <w:webHidden/>
               </w:rPr>
-              <w:instrText>PAGEREF _Toc231482730 \h</w:instrText>
+              <w:instrText>PAGEREF _Toc239442677 \h</w:instrText>
             </w:r>
             <w:r>
               <w:rPr>
@@ -7932,13 +8017,14 @@
               <w:tab w:val="right" w:leader="dot" w:pos="8296"/>
             </w:tabs>
             <w:rPr>
+              <w:rFonts w:hint="eastAsia"/>
               <w:noProof/>
               <w:sz w:val="22"/>
               <w:szCs w:val="24"/>
               <w14:ligatures w14:val="standardContextual"/>
             </w:rPr>
           </w:pPr>
-          <w:hyperlink w:anchor="_Toc231482731" w:history="1">
+          <w:hyperlink w:anchor="_Toc239442678" w:history="1">
             <w:r>
               <w:rPr>
                 <w:rStyle w:val="ae"/>
@@ -7975,7 +8061,7 @@
                 <w:noProof/>
                 <w:webHidden/>
               </w:rPr>
-              <w:instrText>PAGEREF _Toc231482731 \h</w:instrText>
+              <w:instrText>PAGEREF _Toc239442678 \h</w:instrText>
             </w:r>
             <w:r>
               <w:rPr>
@@ -8024,13 +8110,14 @@
               <w:tab w:val="right" w:leader="dot" w:pos="8296"/>
             </w:tabs>
             <w:rPr>
+              <w:rFonts w:hint="eastAsia"/>
               <w:noProof/>
               <w:sz w:val="22"/>
               <w:szCs w:val="24"/>
               <w14:ligatures w14:val="standardContextual"/>
             </w:rPr>
           </w:pPr>
-          <w:hyperlink w:anchor="_Toc231482732" w:history="1">
+          <w:hyperlink w:anchor="_Toc239442679" w:history="1">
             <w:r>
               <w:rPr>
                 <w:rStyle w:val="ae"/>
@@ -8067,7 +8154,7 @@
                 <w:noProof/>
                 <w:webHidden/>
               </w:rPr>
-              <w:instrText>PAGEREF _Toc231482732 \h</w:instrText>
+              <w:instrText>PAGEREF _Toc239442679 \h</w:instrText>
             </w:r>
             <w:r>
               <w:rPr>
@@ -8116,13 +8203,14 @@
               <w:tab w:val="right" w:leader="dot" w:pos="8296"/>
             </w:tabs>
             <w:rPr>
+              <w:rFonts w:hint="eastAsia"/>
               <w:noProof/>
               <w:sz w:val="22"/>
               <w:szCs w:val="24"/>
               <w14:ligatures w14:val="standardContextual"/>
             </w:rPr>
           </w:pPr>
-          <w:hyperlink w:anchor="_Toc231482733" w:history="1">
+          <w:hyperlink w:anchor="_Toc239442680" w:history="1">
             <w:r>
               <w:rPr>
                 <w:rStyle w:val="ae"/>
@@ -8159,7 +8247,7 @@
                 <w:noProof/>
                 <w:webHidden/>
               </w:rPr>
-              <w:instrText>PAGEREF _Toc231482733 \h</w:instrText>
+              <w:instrText>PAGEREF _Toc239442680 \h</w:instrText>
             </w:r>
             <w:r>
               <w:rPr>
@@ -8208,13 +8296,14 @@
               <w:tab w:val="right" w:leader="dot" w:pos="8296"/>
             </w:tabs>
             <w:rPr>
+              <w:rFonts w:hint="eastAsia"/>
               <w:noProof/>
               <w:sz w:val="22"/>
               <w:szCs w:val="24"/>
               <w14:ligatures w14:val="standardContextual"/>
             </w:rPr>
           </w:pPr>
-          <w:hyperlink w:anchor="_Toc231482734" w:history="1">
+          <w:hyperlink w:anchor="_Toc239442681" w:history="1">
             <w:r>
               <w:rPr>
                 <w:rStyle w:val="ae"/>
@@ -8251,7 +8340,7 @@
                 <w:noProof/>
                 <w:webHidden/>
               </w:rPr>
-              <w:instrText>PAGEREF _Toc231482734 \h</w:instrText>
+              <w:instrText>PAGEREF _Toc239442681 \h</w:instrText>
             </w:r>
             <w:r>
               <w:rPr>
@@ -8300,13 +8389,14 @@
               <w:tab w:val="right" w:leader="dot" w:pos="8296"/>
             </w:tabs>
             <w:rPr>
+              <w:rFonts w:hint="eastAsia"/>
               <w:noProof/>
               <w:sz w:val="22"/>
               <w:szCs w:val="24"/>
               <w14:ligatures w14:val="standardContextual"/>
             </w:rPr>
           </w:pPr>
-          <w:hyperlink w:anchor="_Toc231482735" w:history="1">
+          <w:hyperlink w:anchor="_Toc239442682" w:history="1">
             <w:r>
               <w:rPr>
                 <w:rStyle w:val="ae"/>
@@ -8343,7 +8433,7 @@
                 <w:noProof/>
                 <w:webHidden/>
               </w:rPr>
-              <w:instrText>PAGEREF _Toc231482735 \h</w:instrText>
+              <w:instrText>PAGEREF _Toc239442682 \h</w:instrText>
             </w:r>
             <w:r>
               <w:rPr>
@@ -8392,13 +8482,14 @@
               <w:tab w:val="right" w:leader="dot" w:pos="8296"/>
             </w:tabs>
             <w:rPr>
+              <w:rFonts w:hint="eastAsia"/>
               <w:noProof/>
               <w:sz w:val="22"/>
               <w:szCs w:val="24"/>
               <w14:ligatures w14:val="standardContextual"/>
             </w:rPr>
           </w:pPr>
-          <w:hyperlink w:anchor="_Toc231482736" w:history="1">
+          <w:hyperlink w:anchor="_Toc239442683" w:history="1">
             <w:r>
               <w:rPr>
                 <w:rStyle w:val="ae"/>
@@ -8435,7 +8526,7 @@
                 <w:noProof/>
                 <w:webHidden/>
               </w:rPr>
-              <w:instrText>PAGEREF _Toc231482736 \h</w:instrText>
+              <w:instrText>PAGEREF _Toc239442683 \h</w:instrText>
             </w:r>
             <w:r>
               <w:rPr>
@@ -8484,13 +8575,14 @@
               <w:tab w:val="right" w:leader="dot" w:pos="8296"/>
             </w:tabs>
             <w:rPr>
+              <w:rFonts w:hint="eastAsia"/>
               <w:noProof/>
               <w:sz w:val="22"/>
               <w:szCs w:val="24"/>
               <w14:ligatures w14:val="standardContextual"/>
             </w:rPr>
           </w:pPr>
-          <w:hyperlink w:anchor="_Toc231482737" w:history="1">
+          <w:hyperlink w:anchor="_Toc239442684" w:history="1">
             <w:r>
               <w:rPr>
                 <w:rStyle w:val="ae"/>
@@ -8527,7 +8619,7 @@
                 <w:noProof/>
                 <w:webHidden/>
               </w:rPr>
-              <w:instrText>PAGEREF _Toc231482737 \h</w:instrText>
+              <w:instrText>PAGEREF _Toc239442684 \h</w:instrText>
             </w:r>
             <w:r>
               <w:rPr>
@@ -8576,13 +8668,14 @@
               <w:tab w:val="right" w:leader="dot" w:pos="8296"/>
             </w:tabs>
             <w:rPr>
+              <w:rFonts w:hint="eastAsia"/>
               <w:noProof/>
               <w:sz w:val="22"/>
               <w:szCs w:val="24"/>
               <w14:ligatures w14:val="standardContextual"/>
             </w:rPr>
           </w:pPr>
-          <w:hyperlink w:anchor="_Toc231482738" w:history="1">
+          <w:hyperlink w:anchor="_Toc239442685" w:history="1">
             <w:r>
               <w:rPr>
                 <w:rStyle w:val="ae"/>
@@ -8619,7 +8712,7 @@
                 <w:noProof/>
                 <w:webHidden/>
               </w:rPr>
-              <w:instrText>PAGEREF _Toc231482738 \h</w:instrText>
+              <w:instrText>PAGEREF _Toc239442685 \h</w:instrText>
             </w:r>
             <w:r>
               <w:rPr>
@@ -8668,13 +8761,14 @@
               <w:tab w:val="right" w:leader="dot" w:pos="8296"/>
             </w:tabs>
             <w:rPr>
+              <w:rFonts w:hint="eastAsia"/>
               <w:noProof/>
               <w:sz w:val="22"/>
               <w:szCs w:val="24"/>
               <w14:ligatures w14:val="standardContextual"/>
             </w:rPr>
           </w:pPr>
-          <w:hyperlink w:anchor="_Toc231482739" w:history="1">
+          <w:hyperlink w:anchor="_Toc239442686" w:history="1">
             <w:r>
               <w:rPr>
                 <w:rStyle w:val="ae"/>
@@ -8711,7 +8805,7 @@
                 <w:noProof/>
                 <w:webHidden/>
               </w:rPr>
-              <w:instrText>PAGEREF _Toc231482739 \h</w:instrText>
+              <w:instrText>PAGEREF _Toc239442686 \h</w:instrText>
             </w:r>
             <w:r>
               <w:rPr>
@@ -8760,13 +8854,14 @@
               <w:tab w:val="right" w:leader="dot" w:pos="8296"/>
             </w:tabs>
             <w:rPr>
+              <w:rFonts w:hint="eastAsia"/>
               <w:noProof/>
               <w:sz w:val="22"/>
               <w:szCs w:val="24"/>
               <w14:ligatures w14:val="standardContextual"/>
             </w:rPr>
           </w:pPr>
-          <w:hyperlink w:anchor="_Toc231482740" w:history="1">
+          <w:hyperlink w:anchor="_Toc239442687" w:history="1">
             <w:r>
               <w:rPr>
                 <w:rStyle w:val="ae"/>
@@ -8803,7 +8898,7 @@
                 <w:noProof/>
                 <w:webHidden/>
               </w:rPr>
-              <w:instrText>PAGEREF _Toc231482740 \h</w:instrText>
+              <w:instrText>PAGEREF _Toc239442687 \h</w:instrText>
             </w:r>
             <w:r>
               <w:rPr>
@@ -8852,13 +8947,14 @@
               <w:tab w:val="right" w:leader="dot" w:pos="8296"/>
             </w:tabs>
             <w:rPr>
+              <w:rFonts w:hint="eastAsia"/>
               <w:noProof/>
               <w:sz w:val="22"/>
               <w:szCs w:val="24"/>
               <w14:ligatures w14:val="standardContextual"/>
             </w:rPr>
           </w:pPr>
-          <w:hyperlink w:anchor="_Toc231482741" w:history="1">
+          <w:hyperlink w:anchor="_Toc239442688" w:history="1">
             <w:r>
               <w:rPr>
                 <w:rStyle w:val="ae"/>
@@ -8895,7 +8991,7 @@
                 <w:noProof/>
                 <w:webHidden/>
               </w:rPr>
-              <w:instrText>PAGEREF _Toc231482741 \h</w:instrText>
+              <w:instrText>PAGEREF _Toc239442688 \h</w:instrText>
             </w:r>
             <w:r>
               <w:rPr>
@@ -8944,13 +9040,14 @@
               <w:tab w:val="right" w:leader="dot" w:pos="8296"/>
             </w:tabs>
             <w:rPr>
+              <w:rFonts w:hint="eastAsia"/>
               <w:noProof/>
               <w:sz w:val="22"/>
               <w:szCs w:val="24"/>
               <w14:ligatures w14:val="standardContextual"/>
             </w:rPr>
           </w:pPr>
-          <w:hyperlink w:anchor="_Toc231482742" w:history="1">
+          <w:hyperlink w:anchor="_Toc239442689" w:history="1">
             <w:r>
               <w:rPr>
                 <w:rStyle w:val="ae"/>
@@ -8987,7 +9084,7 @@
                 <w:noProof/>
                 <w:webHidden/>
               </w:rPr>
-              <w:instrText>PAGEREF _Toc231482742 \h</w:instrText>
+              <w:instrText>PAGEREF _Toc239442689 \h</w:instrText>
             </w:r>
             <w:r>
               <w:rPr>
@@ -9036,13 +9133,14 @@
               <w:tab w:val="right" w:leader="dot" w:pos="8296"/>
             </w:tabs>
             <w:rPr>
+              <w:rFonts w:hint="eastAsia"/>
               <w:noProof/>
               <w:sz w:val="22"/>
               <w:szCs w:val="24"/>
               <w14:ligatures w14:val="standardContextual"/>
             </w:rPr>
           </w:pPr>
-          <w:hyperlink w:anchor="_Toc231482743" w:history="1">
+          <w:hyperlink w:anchor="_Toc239442690" w:history="1">
             <w:r>
               <w:rPr>
                 <w:rStyle w:val="ae"/>
@@ -9079,7 +9177,7 @@
                 <w:noProof/>
                 <w:webHidden/>
               </w:rPr>
-              <w:instrText>PAGEREF _Toc231482743 \h</w:instrText>
+              <w:instrText>PAGEREF _Toc239442690 \h</w:instrText>
             </w:r>
             <w:r>
               <w:rPr>
@@ -9128,13 +9226,14 @@
               <w:tab w:val="right" w:leader="dot" w:pos="8296"/>
             </w:tabs>
             <w:rPr>
+              <w:rFonts w:hint="eastAsia"/>
               <w:noProof/>
               <w:sz w:val="22"/>
               <w:szCs w:val="24"/>
               <w14:ligatures w14:val="standardContextual"/>
             </w:rPr>
           </w:pPr>
-          <w:hyperlink w:anchor="_Toc231482744" w:history="1">
+          <w:hyperlink w:anchor="_Toc239442691" w:history="1">
             <w:r>
               <w:rPr>
                 <w:rStyle w:val="ae"/>
@@ -9171,7 +9270,7 @@
                 <w:noProof/>
                 <w:webHidden/>
               </w:rPr>
-              <w:instrText>PAGEREF _Toc231482744 \h</w:instrText>
+              <w:instrText>PAGEREF _Toc239442691 \h</w:instrText>
             </w:r>
             <w:r>
               <w:rPr>
@@ -9220,13 +9319,14 @@
               <w:tab w:val="right" w:leader="dot" w:pos="8296"/>
             </w:tabs>
             <w:rPr>
+              <w:rFonts w:hint="eastAsia"/>
               <w:noProof/>
               <w:sz w:val="22"/>
               <w:szCs w:val="24"/>
               <w14:ligatures w14:val="standardContextual"/>
             </w:rPr>
           </w:pPr>
-          <w:hyperlink w:anchor="_Toc231482745" w:history="1">
+          <w:hyperlink w:anchor="_Toc239442692" w:history="1">
             <w:r>
               <w:rPr>
                 <w:rStyle w:val="ae"/>
@@ -9263,7 +9363,7 @@
                 <w:noProof/>
                 <w:webHidden/>
               </w:rPr>
-              <w:instrText>PAGEREF _Toc231482745 \h</w:instrText>
+              <w:instrText>PAGEREF _Toc239442692 \h</w:instrText>
             </w:r>
             <w:r>
               <w:rPr>
@@ -9312,19 +9412,20 @@
               <w:tab w:val="right" w:leader="dot" w:pos="8296"/>
             </w:tabs>
             <w:rPr>
+              <w:rFonts w:hint="eastAsia"/>
               <w:noProof/>
               <w:sz w:val="22"/>
               <w:szCs w:val="24"/>
               <w14:ligatures w14:val="standardContextual"/>
             </w:rPr>
           </w:pPr>
-          <w:hyperlink w:anchor="_Toc231482746" w:history="1">
+          <w:hyperlink w:anchor="_Toc239442693" w:history="1">
             <w:r>
               <w:rPr>
                 <w:rStyle w:val="ae"/>
                 <w:noProof/>
               </w:rPr>
-              <w:t>3.A Module Plugin System</w:t>
+              <w:t>3.22 Screen Record</w:t>
             </w:r>
             <w:r>
               <w:rPr>
@@ -9355,7 +9456,7 @@
                 <w:noProof/>
                 <w:webHidden/>
               </w:rPr>
-              <w:instrText>PAGEREF _Toc231482746 \h</w:instrText>
+              <w:instrText>PAGEREF _Toc239442693 \h</w:instrText>
             </w:r>
             <w:r>
               <w:rPr>
@@ -9404,19 +9505,20 @@
               <w:tab w:val="right" w:leader="dot" w:pos="8296"/>
             </w:tabs>
             <w:rPr>
+              <w:rFonts w:hint="eastAsia"/>
               <w:noProof/>
               <w:sz w:val="22"/>
               <w:szCs w:val="24"/>
               <w14:ligatures w14:val="standardContextual"/>
             </w:rPr>
           </w:pPr>
-          <w:hyperlink w:anchor="_Toc231482747" w:history="1">
+          <w:hyperlink w:anchor="_Toc239442694" w:history="1">
             <w:r>
               <w:rPr>
                 <w:rStyle w:val="ae"/>
                 <w:noProof/>
               </w:rPr>
-              <w:t>3.A.1 Password</w:t>
+              <w:t>3.22.1 Start Record</w:t>
             </w:r>
             <w:r>
               <w:rPr>
@@ -9447,7 +9549,7 @@
                 <w:noProof/>
                 <w:webHidden/>
               </w:rPr>
-              <w:instrText>PAGEREF _Toc231482747 \h</w:instrText>
+              <w:instrText>PAGEREF _Toc239442694 \h</w:instrText>
             </w:r>
             <w:r>
               <w:rPr>
@@ -9496,19 +9598,20 @@
               <w:tab w:val="right" w:leader="dot" w:pos="8296"/>
             </w:tabs>
             <w:rPr>
+              <w:rFonts w:hint="eastAsia"/>
               <w:noProof/>
               <w:sz w:val="22"/>
               <w:szCs w:val="24"/>
               <w14:ligatures w14:val="standardContextual"/>
             </w:rPr>
           </w:pPr>
-          <w:hyperlink w:anchor="_Toc231482748" w:history="1">
+          <w:hyperlink w:anchor="_Toc239442695" w:history="1">
             <w:r>
               <w:rPr>
                 <w:rStyle w:val="ae"/>
                 <w:noProof/>
               </w:rPr>
-              <w:t>3.A.2 Zodiac</w:t>
+              <w:t>3.22.2 Stop Record</w:t>
             </w:r>
             <w:r>
               <w:rPr>
@@ -9539,7 +9642,7 @@
                 <w:noProof/>
                 <w:webHidden/>
               </w:rPr>
-              <w:instrText>PAGEREF _Toc231482748 \h</w:instrText>
+              <w:instrText>PAGEREF _Toc239442695 \h</w:instrText>
             </w:r>
             <w:r>
               <w:rPr>
@@ -9570,6 +9673,99 @@
                 <w:webHidden/>
               </w:rPr>
               <w:t>37</w:t>
+            </w:r>
+            <w:r>
+              <w:rPr>
+                <w:rFonts w:hint="eastAsia"/>
+                <w:noProof/>
+                <w:webHidden/>
+              </w:rPr>
+              <w:fldChar w:fldCharType="end"/>
+            </w:r>
+          </w:hyperlink>
+        </w:p>
+        <w:p>
+          <w:pPr>
+            <w:pStyle w:val="TOC2"/>
+            <w:tabs>
+              <w:tab w:val="right" w:leader="dot" w:pos="8296"/>
+            </w:tabs>
+            <w:rPr>
+              <w:rFonts w:hint="eastAsia"/>
+              <w:noProof/>
+              <w:sz w:val="22"/>
+              <w:szCs w:val="24"/>
+              <w14:ligatures w14:val="standardContextual"/>
+            </w:rPr>
+          </w:pPr>
+          <w:hyperlink w:anchor="_Toc239442696" w:history="1">
+            <w:r>
+              <w:rPr>
+                <w:rStyle w:val="ae"/>
+                <w:noProof/>
+              </w:rPr>
+              <w:t>3.A Module Plugin System</w:t>
+            </w:r>
+            <w:r>
+              <w:rPr>
+                <w:rFonts w:hint="eastAsia"/>
+                <w:noProof/>
+                <w:webHidden/>
+              </w:rPr>
+              <w:tab/>
+            </w:r>
+            <w:r>
+              <w:rPr>
+                <w:rFonts w:hint="eastAsia"/>
+                <w:noProof/>
+                <w:webHidden/>
+              </w:rPr>
+              <w:fldChar w:fldCharType="begin"/>
+            </w:r>
+            <w:r>
+              <w:rPr>
+                <w:rFonts w:hint="eastAsia"/>
+                <w:noProof/>
+                <w:webHidden/>
+              </w:rPr>
+              <w:instrText xml:space="preserve"> </w:instrText>
+            </w:r>
+            <w:r>
+              <w:rPr>
+                <w:noProof/>
+                <w:webHidden/>
+              </w:rPr>
+              <w:instrText>PAGEREF _Toc239442696 \h</w:instrText>
+            </w:r>
+            <w:r>
+              <w:rPr>
+                <w:rFonts w:hint="eastAsia"/>
+                <w:noProof/>
+                <w:webHidden/>
+              </w:rPr>
+              <w:instrText xml:space="preserve"> </w:instrText>
+            </w:r>
+            <w:r>
+              <w:rPr>
+                <w:rFonts w:hint="eastAsia"/>
+                <w:noProof/>
+                <w:webHidden/>
+              </w:rPr>
+            </w:r>
+            <w:r>
+              <w:rPr>
+                <w:rFonts w:hint="eastAsia"/>
+                <w:noProof/>
+                <w:webHidden/>
+              </w:rPr>
+              <w:fldChar w:fldCharType="separate"/>
+            </w:r>
+            <w:r>
+              <w:rPr>
+                <w:noProof/>
+                <w:webHidden/>
+              </w:rPr>
+              <w:t>38</w:t>
             </w:r>
             <w:r>
               <w:rPr>
@@ -9588,19 +9784,20 @@
               <w:tab w:val="right" w:leader="dot" w:pos="8296"/>
             </w:tabs>
             <w:rPr>
+              <w:rFonts w:hint="eastAsia"/>
               <w:noProof/>
               <w:sz w:val="22"/>
               <w:szCs w:val="24"/>
               <w14:ligatures w14:val="standardContextual"/>
             </w:rPr>
           </w:pPr>
-          <w:hyperlink w:anchor="_Toc231482749" w:history="1">
+          <w:hyperlink w:anchor="_Toc239442697" w:history="1">
             <w:r>
               <w:rPr>
                 <w:rStyle w:val="ae"/>
                 <w:noProof/>
               </w:rPr>
-              <w:t>3.A.3 Bmi</w:t>
+              <w:t>3.A.1 Password</w:t>
             </w:r>
             <w:r>
               <w:rPr>
@@ -9631,7 +9828,7 @@
                 <w:noProof/>
                 <w:webHidden/>
               </w:rPr>
-              <w:instrText>PAGEREF _Toc231482749 \h</w:instrText>
+              <w:instrText>PAGEREF _Toc239442697 \h</w:instrText>
             </w:r>
             <w:r>
               <w:rPr>
@@ -9661,7 +9858,7 @@
                 <w:noProof/>
                 <w:webHidden/>
               </w:rPr>
-              <w:t>37</w:t>
+              <w:t>38</w:t>
             </w:r>
             <w:r>
               <w:rPr>
@@ -9680,19 +9877,20 @@
               <w:tab w:val="right" w:leader="dot" w:pos="8296"/>
             </w:tabs>
             <w:rPr>
+              <w:rFonts w:hint="eastAsia"/>
               <w:noProof/>
               <w:sz w:val="22"/>
               <w:szCs w:val="24"/>
               <w14:ligatures w14:val="standardContextual"/>
             </w:rPr>
           </w:pPr>
-          <w:hyperlink w:anchor="_Toc231482750" w:history="1">
+          <w:hyperlink w:anchor="_Toc239442698" w:history="1">
             <w:r>
               <w:rPr>
                 <w:rStyle w:val="ae"/>
                 <w:noProof/>
               </w:rPr>
-              <w:t>3.A.4 Timezone</w:t>
+              <w:t>3.A.2 Zodiac</w:t>
             </w:r>
             <w:r>
               <w:rPr>
@@ -9723,7 +9921,7 @@
                 <w:noProof/>
                 <w:webHidden/>
               </w:rPr>
-              <w:instrText>PAGEREF _Toc231482750 \h</w:instrText>
+              <w:instrText>PAGEREF _Toc239442698 \h</w:instrText>
             </w:r>
             <w:r>
               <w:rPr>
@@ -9772,18 +9970,205 @@
               <w:tab w:val="right" w:leader="dot" w:pos="8296"/>
             </w:tabs>
             <w:rPr>
+              <w:rFonts w:hint="eastAsia"/>
               <w:noProof/>
               <w:sz w:val="22"/>
               <w:szCs w:val="24"/>
               <w14:ligatures w14:val="standardContextual"/>
             </w:rPr>
           </w:pPr>
-          <w:hyperlink w:anchor="_Toc231482751" w:history="1">
+          <w:hyperlink w:anchor="_Toc239442699" w:history="1">
             <w:r>
               <w:rPr>
                 <w:rStyle w:val="ae"/>
                 <w:noProof/>
               </w:rPr>
+              <w:t>3.A.3 Bmi</w:t>
+            </w:r>
+            <w:r>
+              <w:rPr>
+                <w:rFonts w:hint="eastAsia"/>
+                <w:noProof/>
+                <w:webHidden/>
+              </w:rPr>
+              <w:tab/>
+            </w:r>
+            <w:r>
+              <w:rPr>
+                <w:rFonts w:hint="eastAsia"/>
+                <w:noProof/>
+                <w:webHidden/>
+              </w:rPr>
+              <w:fldChar w:fldCharType="begin"/>
+            </w:r>
+            <w:r>
+              <w:rPr>
+                <w:rFonts w:hint="eastAsia"/>
+                <w:noProof/>
+                <w:webHidden/>
+              </w:rPr>
+              <w:instrText xml:space="preserve"> </w:instrText>
+            </w:r>
+            <w:r>
+              <w:rPr>
+                <w:noProof/>
+                <w:webHidden/>
+              </w:rPr>
+              <w:instrText>PAGEREF _Toc239442699 \h</w:instrText>
+            </w:r>
+            <w:r>
+              <w:rPr>
+                <w:rFonts w:hint="eastAsia"/>
+                <w:noProof/>
+                <w:webHidden/>
+              </w:rPr>
+              <w:instrText xml:space="preserve"> </w:instrText>
+            </w:r>
+            <w:r>
+              <w:rPr>
+                <w:rFonts w:hint="eastAsia"/>
+                <w:noProof/>
+                <w:webHidden/>
+              </w:rPr>
+            </w:r>
+            <w:r>
+              <w:rPr>
+                <w:rFonts w:hint="eastAsia"/>
+                <w:noProof/>
+                <w:webHidden/>
+              </w:rPr>
+              <w:fldChar w:fldCharType="separate"/>
+            </w:r>
+            <w:r>
+              <w:rPr>
+                <w:noProof/>
+                <w:webHidden/>
+              </w:rPr>
+              <w:t>39</w:t>
+            </w:r>
+            <w:r>
+              <w:rPr>
+                <w:rFonts w:hint="eastAsia"/>
+                <w:noProof/>
+                <w:webHidden/>
+              </w:rPr>
+              <w:fldChar w:fldCharType="end"/>
+            </w:r>
+          </w:hyperlink>
+        </w:p>
+        <w:p>
+          <w:pPr>
+            <w:pStyle w:val="TOC3"/>
+            <w:tabs>
+              <w:tab w:val="right" w:leader="dot" w:pos="8296"/>
+            </w:tabs>
+            <w:rPr>
+              <w:rFonts w:hint="eastAsia"/>
+              <w:noProof/>
+              <w:sz w:val="22"/>
+              <w:szCs w:val="24"/>
+              <w14:ligatures w14:val="standardContextual"/>
+            </w:rPr>
+          </w:pPr>
+          <w:hyperlink w:anchor="_Toc239442700" w:history="1">
+            <w:r>
+              <w:rPr>
+                <w:rStyle w:val="ae"/>
+                <w:noProof/>
+              </w:rPr>
+              <w:t>3.A.4 Timezone</w:t>
+            </w:r>
+            <w:r>
+              <w:rPr>
+                <w:rFonts w:hint="eastAsia"/>
+                <w:noProof/>
+                <w:webHidden/>
+              </w:rPr>
+              <w:tab/>
+            </w:r>
+            <w:r>
+              <w:rPr>
+                <w:rFonts w:hint="eastAsia"/>
+                <w:noProof/>
+                <w:webHidden/>
+              </w:rPr>
+              <w:fldChar w:fldCharType="begin"/>
+            </w:r>
+            <w:r>
+              <w:rPr>
+                <w:rFonts w:hint="eastAsia"/>
+                <w:noProof/>
+                <w:webHidden/>
+              </w:rPr>
+              <w:instrText xml:space="preserve"> </w:instrText>
+            </w:r>
+            <w:r>
+              <w:rPr>
+                <w:noProof/>
+                <w:webHidden/>
+              </w:rPr>
+              <w:instrText>PAGEREF _Toc239442700 \h</w:instrText>
+            </w:r>
+            <w:r>
+              <w:rPr>
+                <w:rFonts w:hint="eastAsia"/>
+                <w:noProof/>
+                <w:webHidden/>
+              </w:rPr>
+              <w:instrText xml:space="preserve"> </w:instrText>
+            </w:r>
+            <w:r>
+              <w:rPr>
+                <w:rFonts w:hint="eastAsia"/>
+                <w:noProof/>
+                <w:webHidden/>
+              </w:rPr>
+            </w:r>
+            <w:r>
+              <w:rPr>
+                <w:rFonts w:hint="eastAsia"/>
+                <w:noProof/>
+                <w:webHidden/>
+              </w:rPr>
+              <w:fldChar w:fldCharType="separate"/>
+            </w:r>
+            <w:r>
+              <w:rPr>
+                <w:noProof/>
+                <w:webHidden/>
+              </w:rPr>
+              <w:t>39</w:t>
+            </w:r>
+            <w:r>
+              <w:rPr>
+                <w:rFonts w:hint="eastAsia"/>
+                <w:noProof/>
+                <w:webHidden/>
+              </w:rPr>
+              <w:fldChar w:fldCharType="end"/>
+            </w:r>
+          </w:hyperlink>
+        </w:p>
+        <w:p>
+          <w:pPr>
+            <w:pStyle w:val="TOC3"/>
+            <w:tabs>
+              <w:tab w:val="right" w:leader="dot" w:pos="8296"/>
+            </w:tabs>
+            <w:rPr>
+              <w:rFonts w:hint="eastAsia"/>
+              <w:noProof/>
+              <w:sz w:val="22"/>
+              <w:szCs w:val="24"/>
+              <w14:ligatures w14:val="standardContextual"/>
+            </w:rPr>
+          </w:pPr>
+          <w:hyperlink w:anchor="_Toc239442701" w:history="1">
+            <w:r>
+              <w:rPr>
+                <w:rStyle w:val="ae"/>
+                <w:noProof/>
+              </w:rPr>
               <w:t>3.A.5 Meter Convert</w:t>
             </w:r>
             <w:r>
@@ -9815,7 +10200,7 @@
                 <w:noProof/>
                 <w:webHidden/>
               </w:rPr>
-              <w:instrText>PAGEREF _Toc231482751 \h</w:instrText>
+              <w:instrText>PAGEREF _Toc239442701 \h</w:instrText>
             </w:r>
             <w:r>
               <w:rPr>
@@ -9845,7 +10230,7 @@
                 <w:noProof/>
                 <w:webHidden/>
               </w:rPr>
-              <w:t>40</w:t>
+              <w:t>41</w:t>
             </w:r>
             <w:r>
               <w:rPr>
@@ -9864,13 +10249,14 @@
               <w:tab w:val="right" w:leader="dot" w:pos="8296"/>
             </w:tabs>
             <w:rPr>
+              <w:rFonts w:hint="eastAsia"/>
               <w:noProof/>
               <w:sz w:val="22"/>
               <w:szCs w:val="24"/>
               <w14:ligatures w14:val="standardContextual"/>
             </w:rPr>
           </w:pPr>
-          <w:hyperlink w:anchor="_Toc231482752" w:history="1">
+          <w:hyperlink w:anchor="_Toc239442702" w:history="1">
             <w:r>
               <w:rPr>
                 <w:rStyle w:val="ae"/>
@@ -9907,7 +10293,7 @@
                 <w:noProof/>
                 <w:webHidden/>
               </w:rPr>
-              <w:instrText>PAGEREF _Toc231482752 \h</w:instrText>
+              <w:instrText>PAGEREF _Toc239442702 \h</w:instrText>
             </w:r>
             <w:r>
               <w:rPr>
@@ -9937,7 +10323,7 @@
                 <w:noProof/>
                 <w:webHidden/>
               </w:rPr>
-              <w:t>40</w:t>
+              <w:t>42</w:t>
             </w:r>
             <w:r>
               <w:rPr>
@@ -9956,13 +10342,14 @@
               <w:tab w:val="right" w:leader="dot" w:pos="8296"/>
             </w:tabs>
             <w:rPr>
+              <w:rFonts w:hint="eastAsia"/>
               <w:noProof/>
               <w:sz w:val="22"/>
               <w:szCs w:val="24"/>
               <w14:ligatures w14:val="standardContextual"/>
             </w:rPr>
           </w:pPr>
-          <w:hyperlink w:anchor="_Toc231482753" w:history="1">
+          <w:hyperlink w:anchor="_Toc239442703" w:history="1">
             <w:r>
               <w:rPr>
                 <w:rStyle w:val="ae"/>
@@ -9999,7 +10386,7 @@
                 <w:noProof/>
                 <w:webHidden/>
               </w:rPr>
-              <w:instrText>PAGEREF _Toc231482753 \h</w:instrText>
+              <w:instrText>PAGEREF _Toc239442703 \h</w:instrText>
             </w:r>
             <w:r>
               <w:rPr>
@@ -10029,7 +10416,7 @@
                 <w:noProof/>
                 <w:webHidden/>
               </w:rPr>
-              <w:t>40</w:t>
+              <w:t>42</w:t>
             </w:r>
             <w:r>
               <w:rPr>
@@ -10048,13 +10435,14 @@
               <w:tab w:val="right" w:leader="dot" w:pos="8296"/>
             </w:tabs>
             <w:rPr>
+              <w:rFonts w:hint="eastAsia"/>
               <w:noProof/>
               <w:sz w:val="22"/>
               <w:szCs w:val="24"/>
               <w14:ligatures w14:val="standardContextual"/>
             </w:rPr>
           </w:pPr>
-          <w:hyperlink w:anchor="_Toc231482754" w:history="1">
+          <w:hyperlink w:anchor="_Toc239442704" w:history="1">
             <w:r>
               <w:rPr>
                 <w:rStyle w:val="ae"/>
@@ -10091,7 +10479,7 @@
                 <w:noProof/>
                 <w:webHidden/>
               </w:rPr>
-              <w:instrText>PAGEREF _Toc231482754 \h</w:instrText>
+              <w:instrText>PAGEREF _Toc239442704 \h</w:instrText>
             </w:r>
             <w:r>
               <w:rPr>
@@ -10121,7 +10509,7 @@
                 <w:noProof/>
                 <w:webHidden/>
               </w:rPr>
-              <w:t>41</w:t>
+              <w:t>42</w:t>
             </w:r>
             <w:r>
               <w:rPr>
@@ -10140,13 +10528,14 @@
               <w:tab w:val="right" w:leader="dot" w:pos="8296"/>
             </w:tabs>
             <w:rPr>
+              <w:rFonts w:hint="eastAsia"/>
               <w:noProof/>
               <w:sz w:val="22"/>
               <w:szCs w:val="24"/>
               <w14:ligatures w14:val="standardContextual"/>
             </w:rPr>
           </w:pPr>
-          <w:hyperlink w:anchor="_Toc231482755" w:history="1">
+          <w:hyperlink w:anchor="_Toc239442705" w:history="1">
             <w:r>
               <w:rPr>
                 <w:rStyle w:val="ae"/>
@@ -10183,7 +10572,7 @@
                 <w:noProof/>
                 <w:webHidden/>
               </w:rPr>
-              <w:instrText>PAGEREF _Toc231482755 \h</w:instrText>
+              <w:instrText>PAGEREF _Toc239442705 \h</w:instrText>
             </w:r>
             <w:r>
               <w:rPr>
@@ -10213,7 +10602,7 @@
                 <w:noProof/>
                 <w:webHidden/>
               </w:rPr>
-              <w:t>41</w:t>
+              <w:t>43</w:t>
             </w:r>
             <w:r>
               <w:rPr>
@@ -10232,13 +10621,14 @@
               <w:tab w:val="right" w:leader="dot" w:pos="8296"/>
             </w:tabs>
             <w:rPr>
+              <w:rFonts w:hint="eastAsia"/>
               <w:noProof/>
               <w:sz w:val="22"/>
               <w:szCs w:val="24"/>
               <w14:ligatures w14:val="standardContextual"/>
             </w:rPr>
           </w:pPr>
-          <w:hyperlink w:anchor="_Toc231482756" w:history="1">
+          <w:hyperlink w:anchor="_Toc239442706" w:history="1">
             <w:r>
               <w:rPr>
                 <w:rStyle w:val="ae"/>
@@ -10275,7 +10665,7 @@
                 <w:noProof/>
                 <w:webHidden/>
               </w:rPr>
-              <w:instrText>PAGEREF _Toc231482756 \h</w:instrText>
+              <w:instrText>PAGEREF _Toc239442706 \h</w:instrText>
             </w:r>
             <w:r>
               <w:rPr>
@@ -10305,7 +10695,7 @@
                 <w:noProof/>
                 <w:webHidden/>
               </w:rPr>
-              <w:t>42</w:t>
+              <w:t>43</w:t>
             </w:r>
             <w:r>
               <w:rPr>
@@ -10324,13 +10714,14 @@
               <w:tab w:val="right" w:leader="dot" w:pos="8296"/>
             </w:tabs>
             <w:rPr>
+              <w:rFonts w:hint="eastAsia"/>
               <w:noProof/>
               <w:sz w:val="22"/>
               <w:szCs w:val="24"/>
               <w14:ligatures w14:val="standardContextual"/>
             </w:rPr>
           </w:pPr>
-          <w:hyperlink w:anchor="_Toc231482757" w:history="1">
+          <w:hyperlink w:anchor="_Toc239442707" w:history="1">
             <w:r>
               <w:rPr>
                 <w:rStyle w:val="ae"/>
@@ -10367,7 +10758,7 @@
                 <w:noProof/>
                 <w:webHidden/>
               </w:rPr>
-              <w:instrText>PAGEREF _Toc231482757 \h</w:instrText>
+              <w:instrText>PAGEREF _Toc239442707 \h</w:instrText>
             </w:r>
             <w:r>
               <w:rPr>
@@ -10397,7 +10788,7 @@
                 <w:noProof/>
                 <w:webHidden/>
               </w:rPr>
-              <w:t>42</w:t>
+              <w:t>43</w:t>
             </w:r>
             <w:r>
               <w:rPr>
@@ -10416,13 +10807,14 @@
               <w:tab w:val="right" w:leader="dot" w:pos="8296"/>
             </w:tabs>
             <w:rPr>
+              <w:rFonts w:hint="eastAsia"/>
               <w:noProof/>
               <w:sz w:val="22"/>
               <w:szCs w:val="24"/>
               <w14:ligatures w14:val="standardContextual"/>
             </w:rPr>
           </w:pPr>
-          <w:hyperlink w:anchor="_Toc231482758" w:history="1">
+          <w:hyperlink w:anchor="_Toc239442708" w:history="1">
             <w:r>
               <w:rPr>
                 <w:rStyle w:val="ae"/>
@@ -10459,7 +10851,7 @@
                 <w:noProof/>
                 <w:webHidden/>
               </w:rPr>
-              <w:instrText>PAGEREF _Toc231482758 \h</w:instrText>
+              <w:instrText>PAGEREF _Toc239442708 \h</w:instrText>
             </w:r>
             <w:r>
               <w:rPr>
@@ -10489,7 +10881,7 @@
                 <w:noProof/>
                 <w:webHidden/>
               </w:rPr>
-              <w:t>43</w:t>
+              <w:t>44</w:t>
             </w:r>
             <w:r>
               <w:rPr>
@@ -10508,13 +10900,14 @@
               <w:tab w:val="right" w:leader="dot" w:pos="8296"/>
             </w:tabs>
             <w:rPr>
+              <w:rFonts w:hint="eastAsia"/>
               <w:noProof/>
               <w:sz w:val="22"/>
               <w:szCs w:val="24"/>
               <w14:ligatures w14:val="standardContextual"/>
             </w:rPr>
           </w:pPr>
-          <w:hyperlink w:anchor="_Toc231482759" w:history="1">
+          <w:hyperlink w:anchor="_Toc239442709" w:history="1">
             <w:r>
               <w:rPr>
                 <w:rStyle w:val="ae"/>
@@ -10551,7 +10944,7 @@
                 <w:noProof/>
                 <w:webHidden/>
               </w:rPr>
-              <w:instrText>PAGEREF _Toc231482759 \h</w:instrText>
+              <w:instrText>PAGEREF _Toc239442709 \h</w:instrText>
             </w:r>
             <w:r>
               <w:rPr>
@@ -10581,7 +10974,7 @@
                 <w:noProof/>
                 <w:webHidden/>
               </w:rPr>
-              <w:t>44</w:t>
+              <w:t>45</w:t>
             </w:r>
             <w:r>
               <w:rPr>
@@ -10600,13 +10993,14 @@
               <w:tab w:val="right" w:leader="dot" w:pos="8296"/>
             </w:tabs>
             <w:rPr>
+              <w:rFonts w:hint="eastAsia"/>
               <w:noProof/>
               <w:sz w:val="22"/>
               <w:szCs w:val="24"/>
               <w14:ligatures w14:val="standardContextual"/>
             </w:rPr>
           </w:pPr>
-          <w:hyperlink w:anchor="_Toc231482760" w:history="1">
+          <w:hyperlink w:anchor="_Toc239442710" w:history="1">
             <w:r>
               <w:rPr>
                 <w:rStyle w:val="ae"/>
@@ -10643,7 +11037,7 @@
                 <w:noProof/>
                 <w:webHidden/>
               </w:rPr>
-              <w:instrText>PAGEREF _Toc231482760 \h</w:instrText>
+              <w:instrText>PAGEREF _Toc239442710 \h</w:instrText>
             </w:r>
             <w:r>
               <w:rPr>
@@ -10673,7 +11067,7 @@
                 <w:noProof/>
                 <w:webHidden/>
               </w:rPr>
-              <w:t>44</w:t>
+              <w:t>45</w:t>
             </w:r>
             <w:r>
               <w:rPr>
@@ -10692,13 +11086,14 @@
               <w:tab w:val="right" w:leader="dot" w:pos="8296"/>
             </w:tabs>
             <w:rPr>
+              <w:rFonts w:hint="eastAsia"/>
               <w:noProof/>
               <w:sz w:val="22"/>
               <w:szCs w:val="24"/>
               <w14:ligatures w14:val="standardContextual"/>
             </w:rPr>
           </w:pPr>
-          <w:hyperlink w:anchor="_Toc231482761" w:history="1">
+          <w:hyperlink w:anchor="_Toc239442711" w:history="1">
             <w:r>
               <w:rPr>
                 <w:rStyle w:val="ae"/>
@@ -10742,7 +11137,7 @@
                 <w:noProof/>
                 <w:webHidden/>
               </w:rPr>
-              <w:instrText>PAGEREF _Toc231482761 \h</w:instrText>
+              <w:instrText>PAGEREF _Toc239442711 \h</w:instrText>
             </w:r>
             <w:r>
               <w:rPr>
@@ -10772,7 +11167,7 @@
                 <w:noProof/>
                 <w:webHidden/>
               </w:rPr>
-              <w:t>44</w:t>
+              <w:t>46</w:t>
             </w:r>
             <w:r>
               <w:rPr>
@@ -10791,13 +11186,14 @@
               <w:tab w:val="right" w:leader="dot" w:pos="8296"/>
             </w:tabs>
             <w:rPr>
+              <w:rFonts w:hint="eastAsia"/>
               <w:noProof/>
               <w:sz w:val="22"/>
               <w:szCs w:val="24"/>
               <w14:ligatures w14:val="standardContextual"/>
             </w:rPr>
           </w:pPr>
-          <w:hyperlink w:anchor="_Toc231482762" w:history="1">
+          <w:hyperlink w:anchor="_Toc239442712" w:history="1">
             <w:r>
               <w:rPr>
                 <w:rStyle w:val="ae"/>
@@ -10834,7 +11230,7 @@
                 <w:noProof/>
                 <w:webHidden/>
               </w:rPr>
-              <w:instrText>PAGEREF _Toc231482762 \h</w:instrText>
+              <w:instrText>PAGEREF _Toc239442712 \h</w:instrText>
             </w:r>
             <w:r>
               <w:rPr>
@@ -10864,7 +11260,7 @@
                 <w:noProof/>
                 <w:webHidden/>
               </w:rPr>
-              <w:t>44</w:t>
+              <w:t>46</w:t>
             </w:r>
             <w:r>
               <w:rPr>
@@ -10883,13 +11279,14 @@
               <w:tab w:val="right" w:leader="dot" w:pos="8296"/>
             </w:tabs>
             <w:rPr>
+              <w:rFonts w:hint="eastAsia"/>
               <w:noProof/>
               <w:sz w:val="22"/>
               <w:szCs w:val="24"/>
               <w14:ligatures w14:val="standardContextual"/>
             </w:rPr>
           </w:pPr>
-          <w:hyperlink w:anchor="_Toc231482763" w:history="1">
+          <w:hyperlink w:anchor="_Toc239442713" w:history="1">
             <w:r>
               <w:rPr>
                 <w:rStyle w:val="ae"/>
@@ -10926,7 +11323,7 @@
                 <w:noProof/>
                 <w:webHidden/>
               </w:rPr>
-              <w:instrText>PAGEREF _Toc231482763 \h</w:instrText>
+              <w:instrText>PAGEREF _Toc239442713 \h</w:instrText>
             </w:r>
             <w:r>
               <w:rPr>
@@ -10956,7 +11353,7 @@
                 <w:noProof/>
                 <w:webHidden/>
               </w:rPr>
-              <w:t>45</w:t>
+              <w:t>46</w:t>
             </w:r>
             <w:r>
               <w:rPr>
@@ -10975,13 +11372,14 @@
               <w:tab w:val="right" w:leader="dot" w:pos="8296"/>
             </w:tabs>
             <w:rPr>
+              <w:rFonts w:hint="eastAsia"/>
               <w:noProof/>
               <w:sz w:val="22"/>
               <w:szCs w:val="24"/>
               <w14:ligatures w14:val="standardContextual"/>
             </w:rPr>
           </w:pPr>
-          <w:hyperlink w:anchor="_Toc231482764" w:history="1">
+          <w:hyperlink w:anchor="_Toc239442714" w:history="1">
             <w:r>
               <w:rPr>
                 <w:rStyle w:val="ae"/>
@@ -11018,7 +11416,7 @@
                 <w:noProof/>
                 <w:webHidden/>
               </w:rPr>
-              <w:instrText>PAGEREF _Toc231482764 \h</w:instrText>
+              <w:instrText>PAGEREF _Toc239442714 \h</w:instrText>
             </w:r>
             <w:r>
               <w:rPr>
@@ -11048,7 +11446,7 @@
                 <w:noProof/>
                 <w:webHidden/>
               </w:rPr>
-              <w:t>45</w:t>
+              <w:t>46</w:t>
             </w:r>
             <w:r>
               <w:rPr>
@@ -11067,13 +11465,14 @@
               <w:tab w:val="right" w:leader="dot" w:pos="8296"/>
             </w:tabs>
             <w:rPr>
+              <w:rFonts w:hint="eastAsia"/>
               <w:noProof/>
               <w:sz w:val="22"/>
               <w:szCs w:val="24"/>
               <w14:ligatures w14:val="standardContextual"/>
             </w:rPr>
           </w:pPr>
-          <w:hyperlink w:anchor="_Toc231482765" w:history="1">
+          <w:hyperlink w:anchor="_Toc239442715" w:history="1">
             <w:r>
               <w:rPr>
                 <w:rStyle w:val="ae"/>
@@ -11110,7 +11509,7 @@
                 <w:noProof/>
                 <w:webHidden/>
               </w:rPr>
-              <w:instrText>PAGEREF _Toc231482765 \h</w:instrText>
+              <w:instrText>PAGEREF _Toc239442715 \h</w:instrText>
             </w:r>
             <w:r>
               <w:rPr>
@@ -11140,7 +11539,7 @@
                 <w:noProof/>
                 <w:webHidden/>
               </w:rPr>
-              <w:t>45</w:t>
+              <w:t>46</w:t>
             </w:r>
             <w:r>
               <w:rPr>
@@ -11159,13 +11558,14 @@
               <w:tab w:val="right" w:leader="dot" w:pos="8296"/>
             </w:tabs>
             <w:rPr>
+              <w:rFonts w:hint="eastAsia"/>
               <w:noProof/>
               <w:sz w:val="22"/>
               <w:szCs w:val="24"/>
               <w14:ligatures w14:val="standardContextual"/>
             </w:rPr>
           </w:pPr>
-          <w:hyperlink w:anchor="_Toc231482766" w:history="1">
+          <w:hyperlink w:anchor="_Toc239442716" w:history="1">
             <w:r>
               <w:rPr>
                 <w:rStyle w:val="ae"/>
@@ -11202,7 +11602,7 @@
                 <w:noProof/>
                 <w:webHidden/>
               </w:rPr>
-              <w:instrText>PAGEREF _Toc231482766 \h</w:instrText>
+              <w:instrText>PAGEREF _Toc239442716 \h</w:instrText>
             </w:r>
             <w:r>
               <w:rPr>
@@ -11232,7 +11632,7 @@
                 <w:noProof/>
                 <w:webHidden/>
               </w:rPr>
-              <w:t>45</w:t>
+              <w:t>46</w:t>
             </w:r>
             <w:r>
               <w:rPr>
@@ -11251,13 +11651,14 @@
               <w:tab w:val="right" w:leader="dot" w:pos="8296"/>
             </w:tabs>
             <w:rPr>
+              <w:rFonts w:hint="eastAsia"/>
               <w:noProof/>
               <w:sz w:val="22"/>
               <w:szCs w:val="24"/>
               <w14:ligatures w14:val="standardContextual"/>
             </w:rPr>
           </w:pPr>
-          <w:hyperlink w:anchor="_Toc231482767" w:history="1">
+          <w:hyperlink w:anchor="_Toc239442717" w:history="1">
             <w:r>
               <w:rPr>
                 <w:rStyle w:val="ae"/>
@@ -11294,7 +11695,7 @@
                 <w:noProof/>
                 <w:webHidden/>
               </w:rPr>
-              <w:instrText>PAGEREF _Toc231482767 \h</w:instrText>
+              <w:instrText>PAGEREF _Toc239442717 \h</w:instrText>
             </w:r>
             <w:r>
               <w:rPr>
@@ -11324,7 +11725,7 @@
                 <w:noProof/>
                 <w:webHidden/>
               </w:rPr>
-              <w:t>45</w:t>
+              <w:t>47</w:t>
             </w:r>
             <w:r>
               <w:rPr>
@@ -11343,13 +11744,14 @@
               <w:tab w:val="right" w:leader="dot" w:pos="8296"/>
             </w:tabs>
             <w:rPr>
+              <w:rFonts w:hint="eastAsia"/>
               <w:noProof/>
               <w:sz w:val="22"/>
               <w:szCs w:val="24"/>
               <w14:ligatures w14:val="standardContextual"/>
             </w:rPr>
           </w:pPr>
-          <w:hyperlink w:anchor="_Toc231482768" w:history="1">
+          <w:hyperlink w:anchor="_Toc239442718" w:history="1">
             <w:r>
               <w:rPr>
                 <w:rStyle w:val="ae"/>
@@ -11386,7 +11788,7 @@
                 <w:noProof/>
                 <w:webHidden/>
               </w:rPr>
-              <w:instrText>PAGEREF _Toc231482768 \h</w:instrText>
+              <w:instrText>PAGEREF _Toc239442718 \h</w:instrText>
             </w:r>
             <w:r>
               <w:rPr>
@@ -11416,7 +11818,7 @@
                 <w:noProof/>
                 <w:webHidden/>
               </w:rPr>
-              <w:t>46</w:t>
+              <w:t>47</w:t>
             </w:r>
             <w:r>
               <w:rPr>
@@ -11435,13 +11837,14 @@
               <w:tab w:val="right" w:leader="dot" w:pos="8296"/>
             </w:tabs>
             <w:rPr>
+              <w:rFonts w:hint="eastAsia"/>
               <w:noProof/>
               <w:sz w:val="22"/>
               <w:szCs w:val="24"/>
               <w14:ligatures w14:val="standardContextual"/>
             </w:rPr>
           </w:pPr>
-          <w:hyperlink w:anchor="_Toc231482769" w:history="1">
+          <w:hyperlink w:anchor="_Toc239442719" w:history="1">
             <w:r>
               <w:rPr>
                 <w:rStyle w:val="ae"/>
@@ -11478,7 +11881,7 @@
                 <w:noProof/>
                 <w:webHidden/>
               </w:rPr>
-              <w:instrText>PAGEREF _Toc231482769 \h</w:instrText>
+              <w:instrText>PAGEREF _Toc239442719 \h</w:instrText>
             </w:r>
             <w:r>
               <w:rPr>
@@ -11508,7 +11911,7 @@
                 <w:noProof/>
                 <w:webHidden/>
               </w:rPr>
-              <w:t>46</w:t>
+              <w:t>47</w:t>
             </w:r>
             <w:r>
               <w:rPr>
@@ -11527,13 +11930,14 @@
               <w:tab w:val="right" w:leader="dot" w:pos="8296"/>
             </w:tabs>
             <w:rPr>
+              <w:rFonts w:hint="eastAsia"/>
               <w:noProof/>
               <w:sz w:val="22"/>
               <w:szCs w:val="24"/>
               <w14:ligatures w14:val="standardContextual"/>
             </w:rPr>
           </w:pPr>
-          <w:hyperlink w:anchor="_Toc231482770" w:history="1">
+          <w:hyperlink w:anchor="_Toc239442720" w:history="1">
             <w:r>
               <w:rPr>
                 <w:rStyle w:val="ae"/>
@@ -11570,7 +11974,7 @@
                 <w:noProof/>
                 <w:webHidden/>
               </w:rPr>
-              <w:instrText>PAGEREF _Toc231482770 \h</w:instrText>
+              <w:instrText>PAGEREF _Toc239442720 \h</w:instrText>
             </w:r>
             <w:r>
               <w:rPr>
@@ -11600,7 +12004,7 @@
                 <w:noProof/>
                 <w:webHidden/>
               </w:rPr>
-              <w:t>46</w:t>
+              <w:t>47</w:t>
             </w:r>
             <w:r>
               <w:rPr>
@@ -11619,13 +12023,14 @@
               <w:tab w:val="right" w:leader="dot" w:pos="8296"/>
             </w:tabs>
             <w:rPr>
+              <w:rFonts w:hint="eastAsia"/>
               <w:noProof/>
               <w:sz w:val="22"/>
               <w:szCs w:val="24"/>
               <w14:ligatures w14:val="standardContextual"/>
             </w:rPr>
           </w:pPr>
-          <w:hyperlink w:anchor="_Toc231482771" w:history="1">
+          <w:hyperlink w:anchor="_Toc239442721" w:history="1">
             <w:r>
               <w:rPr>
                 <w:rStyle w:val="ae"/>
@@ -11662,7 +12067,7 @@
                 <w:noProof/>
                 <w:webHidden/>
               </w:rPr>
-              <w:instrText>PAGEREF _Toc231482771 \h</w:instrText>
+              <w:instrText>PAGEREF _Toc239442721 \h</w:instrText>
             </w:r>
             <w:r>
               <w:rPr>
@@ -11692,7 +12097,7 @@
                 <w:noProof/>
                 <w:webHidden/>
               </w:rPr>
-              <w:t>46</w:t>
+              <w:t>47</w:t>
             </w:r>
             <w:r>
               <w:rPr>
@@ -11711,13 +12116,14 @@
               <w:tab w:val="right" w:leader="dot" w:pos="8296"/>
             </w:tabs>
             <w:rPr>
+              <w:rFonts w:hint="eastAsia"/>
               <w:noProof/>
               <w:sz w:val="22"/>
               <w:szCs w:val="24"/>
               <w14:ligatures w14:val="standardContextual"/>
             </w:rPr>
           </w:pPr>
-          <w:hyperlink w:anchor="_Toc231482772" w:history="1">
+          <w:hyperlink w:anchor="_Toc239442722" w:history="1">
             <w:r>
               <w:rPr>
                 <w:rStyle w:val="ae"/>
@@ -11754,7 +12160,7 @@
                 <w:noProof/>
                 <w:webHidden/>
               </w:rPr>
-              <w:instrText>PAGEREF _Toc231482772 \h</w:instrText>
+              <w:instrText>PAGEREF _Toc239442722 \h</w:instrText>
             </w:r>
             <w:r>
               <w:rPr>
@@ -11784,7 +12190,7 @@
                 <w:noProof/>
                 <w:webHidden/>
               </w:rPr>
-              <w:t>46</w:t>
+              <w:t>48</w:t>
             </w:r>
             <w:r>
               <w:rPr>
@@ -11803,13 +12209,14 @@
               <w:tab w:val="right" w:leader="dot" w:pos="8296"/>
             </w:tabs>
             <w:rPr>
+              <w:rFonts w:hint="eastAsia"/>
               <w:noProof/>
               <w:sz w:val="22"/>
               <w:szCs w:val="24"/>
               <w14:ligatures w14:val="standardContextual"/>
             </w:rPr>
           </w:pPr>
-          <w:hyperlink w:anchor="_Toc231482773" w:history="1">
+          <w:hyperlink w:anchor="_Toc239442723" w:history="1">
             <w:r>
               <w:rPr>
                 <w:rStyle w:val="ae"/>
@@ -11846,7 +12253,7 @@
                 <w:noProof/>
                 <w:webHidden/>
               </w:rPr>
-              <w:instrText>PAGEREF _Toc231482773 \h</w:instrText>
+              <w:instrText>PAGEREF _Toc239442723 \h</w:instrText>
             </w:r>
             <w:r>
               <w:rPr>
@@ -11876,7 +12283,7 @@
                 <w:noProof/>
                 <w:webHidden/>
               </w:rPr>
-              <w:t>47</w:t>
+              <w:t>48</w:t>
             </w:r>
             <w:r>
               <w:rPr>
@@ -11895,13 +12302,14 @@
               <w:tab w:val="right" w:leader="dot" w:pos="8296"/>
             </w:tabs>
             <w:rPr>
+              <w:rFonts w:hint="eastAsia"/>
               <w:noProof/>
               <w:sz w:val="22"/>
               <w:szCs w:val="24"/>
               <w14:ligatures w14:val="standardContextual"/>
             </w:rPr>
           </w:pPr>
-          <w:hyperlink w:anchor="_Toc231482774" w:history="1">
+          <w:hyperlink w:anchor="_Toc239442724" w:history="1">
             <w:r>
               <w:rPr>
                 <w:rStyle w:val="ae"/>
@@ -11938,7 +12346,7 @@
                 <w:noProof/>
                 <w:webHidden/>
               </w:rPr>
-              <w:instrText>PAGEREF _Toc231482774 \h</w:instrText>
+              <w:instrText>PAGEREF _Toc239442724 \h</w:instrText>
             </w:r>
             <w:r>
               <w:rPr>
@@ -11968,7 +12376,7 @@
                 <w:noProof/>
                 <w:webHidden/>
               </w:rPr>
-              <w:t>47</w:t>
+              <w:t>48</w:t>
             </w:r>
             <w:r>
               <w:rPr>
@@ -11987,13 +12395,14 @@
               <w:tab w:val="right" w:leader="dot" w:pos="8296"/>
             </w:tabs>
             <w:rPr>
+              <w:rFonts w:hint="eastAsia"/>
               <w:noProof/>
               <w:sz w:val="22"/>
               <w:szCs w:val="24"/>
               <w14:ligatures w14:val="standardContextual"/>
             </w:rPr>
           </w:pPr>
-          <w:hyperlink w:anchor="_Toc231482775" w:history="1">
+          <w:hyperlink w:anchor="_Toc239442725" w:history="1">
             <w:r>
               <w:rPr>
                 <w:rStyle w:val="ae"/>
@@ -12030,7 +12439,7 @@
                 <w:noProof/>
                 <w:webHidden/>
               </w:rPr>
-              <w:instrText>PAGEREF _Toc231482775 \h</w:instrText>
+              <w:instrText>PAGEREF _Toc239442725 \h</w:instrText>
             </w:r>
             <w:r>
               <w:rPr>
@@ -12060,7 +12469,7 @@
                 <w:noProof/>
                 <w:webHidden/>
               </w:rPr>
-              <w:t>47</w:t>
+              <w:t>48</w:t>
             </w:r>
             <w:r>
               <w:rPr>
@@ -12079,13 +12488,14 @@
               <w:tab w:val="right" w:leader="dot" w:pos="8296"/>
             </w:tabs>
             <w:rPr>
+              <w:rFonts w:hint="eastAsia"/>
               <w:noProof/>
               <w:sz w:val="22"/>
               <w:szCs w:val="24"/>
               <w14:ligatures w14:val="standardContextual"/>
             </w:rPr>
           </w:pPr>
-          <w:hyperlink w:anchor="_Toc231482776" w:history="1">
+          <w:hyperlink w:anchor="_Toc239442726" w:history="1">
             <w:r>
               <w:rPr>
                 <w:rStyle w:val="ae"/>
@@ -12122,7 +12532,7 @@
                 <w:noProof/>
                 <w:webHidden/>
               </w:rPr>
-              <w:instrText>PAGEREF _Toc231482776 \h</w:instrText>
+              <w:instrText>PAGEREF _Toc239442726 \h</w:instrText>
             </w:r>
             <w:r>
               <w:rPr>
@@ -12152,7 +12562,7 @@
                 <w:noProof/>
                 <w:webHidden/>
               </w:rPr>
-              <w:t>47</w:t>
+              <w:t>48</w:t>
             </w:r>
             <w:r>
               <w:rPr>
@@ -12171,13 +12581,14 @@
               <w:tab w:val="right" w:leader="dot" w:pos="8296"/>
             </w:tabs>
             <w:rPr>
+              <w:rFonts w:hint="eastAsia"/>
               <w:noProof/>
               <w:sz w:val="22"/>
               <w:szCs w:val="24"/>
               <w14:ligatures w14:val="standardContextual"/>
             </w:rPr>
           </w:pPr>
-          <w:hyperlink w:anchor="_Toc231482777" w:history="1">
+          <w:hyperlink w:anchor="_Toc239442727" w:history="1">
             <w:r>
               <w:rPr>
                 <w:rStyle w:val="ae"/>
@@ -12214,7 +12625,7 @@
                 <w:noProof/>
                 <w:webHidden/>
               </w:rPr>
-              <w:instrText>PAGEREF _Toc231482777 \h</w:instrText>
+              <w:instrText>PAGEREF _Toc239442727 \h</w:instrText>
             </w:r>
             <w:r>
               <w:rPr>
@@ -12244,7 +12655,7 @@
                 <w:noProof/>
                 <w:webHidden/>
               </w:rPr>
-              <w:t>48</w:t>
+              <w:t>49</w:t>
             </w:r>
             <w:r>
               <w:rPr>
@@ -12263,13 +12674,14 @@
               <w:tab w:val="right" w:leader="dot" w:pos="8296"/>
             </w:tabs>
             <w:rPr>
+              <w:rFonts w:hint="eastAsia"/>
               <w:noProof/>
               <w:sz w:val="22"/>
               <w:szCs w:val="24"/>
               <w14:ligatures w14:val="standardContextual"/>
             </w:rPr>
           </w:pPr>
-          <w:hyperlink w:anchor="_Toc231482778" w:history="1">
+          <w:hyperlink w:anchor="_Toc239442728" w:history="1">
             <w:r>
               <w:rPr>
                 <w:rStyle w:val="ae"/>
@@ -12306,7 +12718,7 @@
                 <w:noProof/>
                 <w:webHidden/>
               </w:rPr>
-              <w:instrText>PAGEREF _Toc231482778 \h</w:instrText>
+              <w:instrText>PAGEREF _Toc239442728 \h</w:instrText>
             </w:r>
             <w:r>
               <w:rPr>
@@ -12336,7 +12748,7 @@
                 <w:noProof/>
                 <w:webHidden/>
               </w:rPr>
-              <w:t>48</w:t>
+              <w:t>49</w:t>
             </w:r>
             <w:r>
               <w:rPr>
@@ -12355,13 +12767,14 @@
               <w:tab w:val="right" w:leader="dot" w:pos="8296"/>
             </w:tabs>
             <w:rPr>
+              <w:rFonts w:hint="eastAsia"/>
               <w:noProof/>
               <w:sz w:val="22"/>
               <w:szCs w:val="24"/>
               <w14:ligatures w14:val="standardContextual"/>
             </w:rPr>
           </w:pPr>
-          <w:hyperlink w:anchor="_Toc231482779" w:history="1">
+          <w:hyperlink w:anchor="_Toc239442729" w:history="1">
             <w:r>
               <w:rPr>
                 <w:rStyle w:val="ae"/>
@@ -12405,7 +12818,7 @@
                 <w:noProof/>
                 <w:webHidden/>
               </w:rPr>
-              <w:instrText>PAGEREF _Toc231482779 \h</w:instrText>
+              <w:instrText>PAGEREF _Toc239442729 \h</w:instrText>
             </w:r>
             <w:r>
               <w:rPr>
@@ -12435,7 +12848,7 @@
                 <w:noProof/>
                 <w:webHidden/>
               </w:rPr>
-              <w:t>48</w:t>
+              <w:t>49</w:t>
             </w:r>
             <w:r>
               <w:rPr>
@@ -12454,13 +12867,14 @@
               <w:tab w:val="right" w:leader="dot" w:pos="8296"/>
             </w:tabs>
             <w:rPr>
+              <w:rFonts w:hint="eastAsia"/>
               <w:noProof/>
               <w:sz w:val="22"/>
               <w:szCs w:val="24"/>
               <w14:ligatures w14:val="standardContextual"/>
             </w:rPr>
           </w:pPr>
-          <w:hyperlink w:anchor="_Toc231482780" w:history="1">
+          <w:hyperlink w:anchor="_Toc239442730" w:history="1">
             <w:r>
               <w:rPr>
                 <w:rStyle w:val="ae"/>
@@ -12497,7 +12911,7 @@
                 <w:noProof/>
                 <w:webHidden/>
               </w:rPr>
-              <w:instrText>PAGEREF _Toc231482780 \h</w:instrText>
+              <w:instrText>PAGEREF _Toc239442730 \h</w:instrText>
             </w:r>
             <w:r>
               <w:rPr>
@@ -12527,7 +12941,7 @@
                 <w:noProof/>
                 <w:webHidden/>
               </w:rPr>
-              <w:t>48</w:t>
+              <w:t>49</w:t>
             </w:r>
             <w:r>
               <w:rPr>
@@ -12546,13 +12960,14 @@
               <w:tab w:val="right" w:leader="dot" w:pos="8296"/>
             </w:tabs>
             <w:rPr>
+              <w:rFonts w:hint="eastAsia"/>
               <w:noProof/>
               <w:sz w:val="22"/>
               <w:szCs w:val="24"/>
               <w14:ligatures w14:val="standardContextual"/>
             </w:rPr>
           </w:pPr>
-          <w:hyperlink w:anchor="_Toc231482781" w:history="1">
+          <w:hyperlink w:anchor="_Toc239442731" w:history="1">
             <w:r>
               <w:rPr>
                 <w:rStyle w:val="ae"/>
@@ -12589,7 +13004,7 @@
                 <w:noProof/>
                 <w:webHidden/>
               </w:rPr>
-              <w:instrText>PAGEREF _Toc231482781 \h</w:instrText>
+              <w:instrText>PAGEREF _Toc239442731 \h</w:instrText>
             </w:r>
             <w:r>
               <w:rPr>
@@ -12619,7 +13034,7 @@
                 <w:noProof/>
                 <w:webHidden/>
               </w:rPr>
-              <w:t>49</w:t>
+              <w:t>50</w:t>
             </w:r>
             <w:r>
               <w:rPr>
@@ -12638,13 +13053,14 @@
               <w:tab w:val="right" w:leader="dot" w:pos="8296"/>
             </w:tabs>
             <w:rPr>
+              <w:rFonts w:hint="eastAsia"/>
               <w:noProof/>
               <w:sz w:val="22"/>
               <w:szCs w:val="24"/>
               <w14:ligatures w14:val="standardContextual"/>
             </w:rPr>
           </w:pPr>
-          <w:hyperlink w:anchor="_Toc231482782" w:history="1">
+          <w:hyperlink w:anchor="_Toc239442732" w:history="1">
             <w:r>
               <w:rPr>
                 <w:rStyle w:val="ae"/>
@@ -12681,7 +13097,7 @@
                 <w:noProof/>
                 <w:webHidden/>
               </w:rPr>
-              <w:instrText>PAGEREF _Toc231482782 \h</w:instrText>
+              <w:instrText>PAGEREF _Toc239442732 \h</w:instrText>
             </w:r>
             <w:r>
               <w:rPr>
@@ -12711,7 +13127,7 @@
                 <w:noProof/>
                 <w:webHidden/>
               </w:rPr>
-              <w:t>49</w:t>
+              <w:t>50</w:t>
             </w:r>
             <w:r>
               <w:rPr>
@@ -12730,13 +13146,14 @@
               <w:tab w:val="right" w:leader="dot" w:pos="8296"/>
             </w:tabs>
             <w:rPr>
+              <w:rFonts w:hint="eastAsia"/>
               <w:noProof/>
               <w:sz w:val="22"/>
               <w:szCs w:val="24"/>
               <w14:ligatures w14:val="standardContextual"/>
             </w:rPr>
           </w:pPr>
-          <w:hyperlink w:anchor="_Toc231482783" w:history="1">
+          <w:hyperlink w:anchor="_Toc239442733" w:history="1">
             <w:r>
               <w:rPr>
                 <w:rStyle w:val="ae"/>
@@ -12773,7 +13190,7 @@
                 <w:noProof/>
                 <w:webHidden/>
               </w:rPr>
-              <w:instrText>PAGEREF _Toc231482783 \h</w:instrText>
+              <w:instrText>PAGEREF _Toc239442733 \h</w:instrText>
             </w:r>
             <w:r>
               <w:rPr>
@@ -12803,7 +13220,7 @@
                 <w:noProof/>
                 <w:webHidden/>
               </w:rPr>
-              <w:t>50</w:t>
+              <w:t>51</w:t>
             </w:r>
             <w:r>
               <w:rPr>
@@ -12822,13 +13239,14 @@
               <w:tab w:val="right" w:leader="dot" w:pos="8296"/>
             </w:tabs>
             <w:rPr>
+              <w:rFonts w:hint="eastAsia"/>
               <w:noProof/>
               <w:sz w:val="22"/>
               <w:szCs w:val="24"/>
               <w14:ligatures w14:val="standardContextual"/>
             </w:rPr>
           </w:pPr>
-          <w:hyperlink w:anchor="_Toc231482784" w:history="1">
+          <w:hyperlink w:anchor="_Toc239442734" w:history="1">
             <w:r>
               <w:rPr>
                 <w:rStyle w:val="ae"/>
@@ -12865,7 +13283,7 @@
                 <w:noProof/>
                 <w:webHidden/>
               </w:rPr>
-              <w:instrText>PAGEREF _Toc231482784 \h</w:instrText>
+              <w:instrText>PAGEREF _Toc239442734 \h</w:instrText>
             </w:r>
             <w:r>
               <w:rPr>
@@ -12895,7 +13313,7 @@
                 <w:noProof/>
                 <w:webHidden/>
               </w:rPr>
-              <w:t>50</w:t>
+              <w:t>51</w:t>
             </w:r>
             <w:r>
               <w:rPr>
@@ -12914,13 +13332,14 @@
               <w:tab w:val="right" w:leader="dot" w:pos="8296"/>
             </w:tabs>
             <w:rPr>
+              <w:rFonts w:hint="eastAsia"/>
               <w:noProof/>
               <w:sz w:val="22"/>
               <w:szCs w:val="24"/>
               <w14:ligatures w14:val="standardContextual"/>
             </w:rPr>
           </w:pPr>
-          <w:hyperlink w:anchor="_Toc231482785" w:history="1">
+          <w:hyperlink w:anchor="_Toc239442735" w:history="1">
             <w:r>
               <w:rPr>
                 <w:rStyle w:val="ae"/>
@@ -12957,7 +13376,7 @@
                 <w:noProof/>
                 <w:webHidden/>
               </w:rPr>
-              <w:instrText>PAGEREF _Toc231482785 \h</w:instrText>
+              <w:instrText>PAGEREF _Toc239442735 \h</w:instrText>
             </w:r>
             <w:r>
               <w:rPr>
@@ -12987,7 +13406,7 @@
                 <w:noProof/>
                 <w:webHidden/>
               </w:rPr>
-              <w:t>50</w:t>
+              <w:t>51</w:t>
             </w:r>
             <w:r>
               <w:rPr>
@@ -13006,13 +13425,14 @@
               <w:tab w:val="right" w:leader="dot" w:pos="8296"/>
             </w:tabs>
             <w:rPr>
+              <w:rFonts w:hint="eastAsia"/>
               <w:noProof/>
               <w:sz w:val="22"/>
               <w:szCs w:val="24"/>
               <w14:ligatures w14:val="standardContextual"/>
             </w:rPr>
           </w:pPr>
-          <w:hyperlink w:anchor="_Toc231482786" w:history="1">
+          <w:hyperlink w:anchor="_Toc239442736" w:history="1">
             <w:r>
               <w:rPr>
                 <w:rStyle w:val="ae"/>
@@ -13049,7 +13469,7 @@
                 <w:noProof/>
                 <w:webHidden/>
               </w:rPr>
-              <w:instrText>PAGEREF _Toc231482786 \h</w:instrText>
+              <w:instrText>PAGEREF _Toc239442736 \h</w:instrText>
             </w:r>
             <w:r>
               <w:rPr>
@@ -13079,7 +13499,7 @@
                 <w:noProof/>
                 <w:webHidden/>
               </w:rPr>
-              <w:t>50</w:t>
+              <w:t>51</w:t>
             </w:r>
             <w:r>
               <w:rPr>
@@ -13098,13 +13518,14 @@
               <w:tab w:val="right" w:leader="dot" w:pos="8296"/>
             </w:tabs>
             <w:rPr>
+              <w:rFonts w:hint="eastAsia"/>
               <w:noProof/>
               <w:sz w:val="22"/>
               <w:szCs w:val="24"/>
               <w14:ligatures w14:val="standardContextual"/>
             </w:rPr>
           </w:pPr>
-          <w:hyperlink w:anchor="_Toc231482787" w:history="1">
+          <w:hyperlink w:anchor="_Toc239442737" w:history="1">
             <w:r>
               <w:rPr>
                 <w:rStyle w:val="ae"/>
@@ -13148,7 +13569,7 @@
                 <w:noProof/>
                 <w:webHidden/>
               </w:rPr>
-              <w:instrText>PAGEREF _Toc231482787 \h</w:instrText>
+              <w:instrText>PAGEREF _Toc239442737 \h</w:instrText>
             </w:r>
             <w:r>
               <w:rPr>
@@ -13178,7 +13599,7 @@
                 <w:noProof/>
                 <w:webHidden/>
               </w:rPr>
-              <w:t>50</w:t>
+              <w:t>51</w:t>
             </w:r>
             <w:r>
               <w:rPr>
@@ -13197,13 +13618,14 @@
               <w:tab w:val="right" w:leader="dot" w:pos="8296"/>
             </w:tabs>
             <w:rPr>
+              <w:rFonts w:hint="eastAsia"/>
               <w:noProof/>
               <w:sz w:val="22"/>
               <w:szCs w:val="24"/>
               <w14:ligatures w14:val="standardContextual"/>
             </w:rPr>
           </w:pPr>
-          <w:hyperlink w:anchor="_Toc231482788" w:history="1">
+          <w:hyperlink w:anchor="_Toc239442738" w:history="1">
             <w:r>
               <w:rPr>
                 <w:rStyle w:val="ae"/>
@@ -13240,7 +13662,7 @@
                 <w:noProof/>
                 <w:webHidden/>
               </w:rPr>
-              <w:instrText>PAGEREF _Toc231482788 \h</w:instrText>
+              <w:instrText>PAGEREF _Toc239442738 \h</w:instrText>
             </w:r>
             <w:r>
               <w:rPr>
@@ -13270,7 +13692,7 @@
                 <w:noProof/>
                 <w:webHidden/>
               </w:rPr>
-              <w:t>50</w:t>
+              <w:t>51</w:t>
             </w:r>
             <w:r>
               <w:rPr>
@@ -13289,13 +13711,14 @@
               <w:tab w:val="right" w:leader="dot" w:pos="8296"/>
             </w:tabs>
             <w:rPr>
+              <w:rFonts w:hint="eastAsia"/>
               <w:noProof/>
               <w:sz w:val="22"/>
               <w:szCs w:val="24"/>
               <w14:ligatures w14:val="standardContextual"/>
             </w:rPr>
           </w:pPr>
-          <w:hyperlink w:anchor="_Toc231482789" w:history="1">
+          <w:hyperlink w:anchor="_Toc239442739" w:history="1">
             <w:r>
               <w:rPr>
                 <w:rStyle w:val="ae"/>
@@ -13332,7 +13755,7 @@
                 <w:noProof/>
                 <w:webHidden/>
               </w:rPr>
-              <w:instrText>PAGEREF _Toc231482789 \h</w:instrText>
+              <w:instrText>PAGEREF _Toc239442739 \h</w:instrText>
             </w:r>
             <w:r>
               <w:rPr>
@@ -13362,7 +13785,7 @@
                 <w:noProof/>
                 <w:webHidden/>
               </w:rPr>
-              <w:t>50</w:t>
+              <w:t>52</w:t>
             </w:r>
             <w:r>
               <w:rPr>
@@ -13381,13 +13804,14 @@
               <w:tab w:val="right" w:leader="dot" w:pos="8296"/>
             </w:tabs>
             <w:rPr>
+              <w:rFonts w:hint="eastAsia"/>
               <w:noProof/>
               <w:sz w:val="22"/>
               <w:szCs w:val="24"/>
               <w14:ligatures w14:val="standardContextual"/>
             </w:rPr>
           </w:pPr>
-          <w:hyperlink w:anchor="_Toc231482790" w:history="1">
+          <w:hyperlink w:anchor="_Toc239442740" w:history="1">
             <w:r>
               <w:rPr>
                 <w:rStyle w:val="ae"/>
@@ -13424,7 +13848,7 @@
                 <w:noProof/>
                 <w:webHidden/>
               </w:rPr>
-              <w:instrText>PAGEREF _Toc231482790 \h</w:instrText>
+              <w:instrText>PAGEREF _Toc239442740 \h</w:instrText>
             </w:r>
             <w:r>
               <w:rPr>
@@ -13454,7 +13878,7 @@
                 <w:noProof/>
                 <w:webHidden/>
               </w:rPr>
-              <w:t>50</w:t>
+              <w:t>52</w:t>
             </w:r>
             <w:r>
               <w:rPr>
@@ -13473,13 +13897,14 @@
               <w:tab w:val="right" w:leader="dot" w:pos="8296"/>
             </w:tabs>
             <w:rPr>
+              <w:rFonts w:hint="eastAsia"/>
               <w:noProof/>
               <w:sz w:val="22"/>
               <w:szCs w:val="24"/>
               <w14:ligatures w14:val="standardContextual"/>
             </w:rPr>
           </w:pPr>
-          <w:hyperlink w:anchor="_Toc231482791" w:history="1">
+          <w:hyperlink w:anchor="_Toc239442741" w:history="1">
             <w:r>
               <w:rPr>
                 <w:rStyle w:val="ae"/>
@@ -13516,7 +13941,7 @@
                 <w:noProof/>
                 <w:webHidden/>
               </w:rPr>
-              <w:instrText>PAGEREF _Toc231482791 \h</w:instrText>
+              <w:instrText>PAGEREF _Toc239442741 \h</w:instrText>
             </w:r>
             <w:r>
               <w:rPr>
@@ -13546,7 +13971,7 @@
                 <w:noProof/>
                 <w:webHidden/>
               </w:rPr>
-              <w:t>51</w:t>
+              <w:t>52</w:t>
             </w:r>
             <w:r>
               <w:rPr>
@@ -13565,13 +13990,14 @@
               <w:tab w:val="right" w:leader="dot" w:pos="8296"/>
             </w:tabs>
             <w:rPr>
+              <w:rFonts w:hint="eastAsia"/>
               <w:noProof/>
               <w:sz w:val="22"/>
               <w:szCs w:val="24"/>
               <w14:ligatures w14:val="standardContextual"/>
             </w:rPr>
           </w:pPr>
-          <w:hyperlink w:anchor="_Toc231482792" w:history="1">
+          <w:hyperlink w:anchor="_Toc239442742" w:history="1">
             <w:r>
               <w:rPr>
                 <w:rStyle w:val="ae"/>
@@ -13608,7 +14034,7 @@
                 <w:noProof/>
                 <w:webHidden/>
               </w:rPr>
-              <w:instrText>PAGEREF _Toc231482792 \h</w:instrText>
+              <w:instrText>PAGEREF _Toc239442742 \h</w:instrText>
             </w:r>
             <w:r>
               <w:rPr>
@@ -13638,7 +14064,7 @@
                 <w:noProof/>
                 <w:webHidden/>
               </w:rPr>
-              <w:t>51</w:t>
+              <w:t>52</w:t>
             </w:r>
             <w:r>
               <w:rPr>
@@ -13657,13 +14083,14 @@
               <w:tab w:val="right" w:leader="dot" w:pos="8296"/>
             </w:tabs>
             <w:rPr>
+              <w:rFonts w:hint="eastAsia"/>
               <w:noProof/>
               <w:sz w:val="22"/>
               <w:szCs w:val="24"/>
               <w14:ligatures w14:val="standardContextual"/>
             </w:rPr>
           </w:pPr>
-          <w:hyperlink w:anchor="_Toc231482793" w:history="1">
+          <w:hyperlink w:anchor="_Toc239442743" w:history="1">
             <w:r>
               <w:rPr>
                 <w:rStyle w:val="ae"/>
@@ -13700,7 +14127,7 @@
                 <w:noProof/>
                 <w:webHidden/>
               </w:rPr>
-              <w:instrText>PAGEREF _Toc231482793 \h</w:instrText>
+              <w:instrText>PAGEREF _Toc239442743 \h</w:instrText>
             </w:r>
             <w:r>
               <w:rPr>
@@ -13730,7 +14157,7 @@
                 <w:noProof/>
                 <w:webHidden/>
               </w:rPr>
-              <w:t>51</w:t>
+              <w:t>52</w:t>
             </w:r>
             <w:r>
               <w:rPr>
@@ -13771,10 +14198,13 @@
     <w:p/>
     <w:p/>
     <w:p/>
-    <w:p/>
-    <w:p/>
-    <w:p/>
-    <w:p/>
+    <w:p>
+      <w:pPr>
+        <w:rPr>
+          <w:rFonts w:hint="eastAsia"/>
+        </w:rPr>
+      </w:pPr>
+    </w:p>
     <w:tbl>
       <w:tblPr>
         <w:tblW w:w="8306" w:type="dxa"/>
@@ -13988,12 +14418,13 @@
           <w:p>
             <w:pPr>
               <w:pStyle w:val="af"/>
+              <w:jc w:val="both"/>
             </w:pPr>
             <w:r>
               <w:rPr>
                 <w:rFonts w:hint="eastAsia"/>
               </w:rPr>
-              <w:t>Be A Version</w:t>
+              <w:t xml:space="preserve"> Version</w:t>
             </w:r>
             <w:r>
               <w:t>：</w:t>
@@ -14025,13 +14456,13 @@
               <w:rPr>
                 <w:rFonts w:hint="eastAsia"/>
               </w:rPr>
-              <w:t>15</w:t>
-            </w:r>
-            <w:r>
-              <w:rPr>
-                <w:rFonts w:hint="eastAsia"/>
-              </w:rPr>
-              <w:t>.0.1001</w:t>
+              <w:t>16</w:t>
+            </w:r>
+            <w:r>
+              <w:rPr>
+                <w:rFonts w:hint="eastAsia"/>
+              </w:rPr>
+              <w:t>.1001</w:t>
             </w:r>
           </w:p>
         </w:tc>
@@ -14123,7 +14554,13 @@
               <w:rPr>
                 <w:rFonts w:hint="eastAsia"/>
               </w:rPr>
-              <w:t>06</w:t>
+              <w:t>0</w:t>
+            </w:r>
+            <w:r>
+              <w:rPr>
+                <w:rFonts w:hint="eastAsia"/>
+              </w:rPr>
+              <w:t>9</w:t>
             </w:r>
             <w:r>
               <w:t>-</w:t>
@@ -14132,7 +14569,13 @@
               <w:rPr>
                 <w:rFonts w:hint="eastAsia"/>
               </w:rPr>
-              <w:t>04</w:t>
+              <w:t>0</w:t>
+            </w:r>
+            <w:r>
+              <w:rPr>
+                <w:rFonts w:hint="eastAsia"/>
+              </w:rPr>
+              <w:t>5</w:t>
             </w:r>
           </w:p>
         </w:tc>
@@ -14174,8 +14617,16 @@
               <w:rPr>
                 <w:rFonts w:hint="eastAsia"/>
               </w:rPr>
-              <w:t xml:space="preserve">  qyt</w:t>
-            </w:r>
+              <w:t xml:space="preserve">  </w:t>
+            </w:r>
+            <w:proofErr w:type="spellStart"/>
+            <w:r>
+              <w:rPr>
+                <w:rFonts w:hint="eastAsia"/>
+              </w:rPr>
+              <w:t>qyt</w:t>
+            </w:r>
+            <w:proofErr w:type="spellEnd"/>
           </w:p>
         </w:tc>
       </w:tr>
@@ -14218,7 +14669,7 @@
       <w:pPr>
         <w:pStyle w:val="1"/>
       </w:pPr>
-      <w:bookmarkStart w:id="1" w:name="_Toc231482647"/>
+      <w:bookmarkStart w:id="1" w:name="_Toc239442594"/>
       <w:r>
         <w:rPr>
           <w:rFonts w:hint="eastAsia"/>
@@ -14232,7 +14683,7 @@
       <w:pPr>
         <w:pStyle w:val="2"/>
       </w:pPr>
-      <w:bookmarkStart w:id="2" w:name="_Toc231482648"/>
+      <w:bookmarkStart w:id="2" w:name="_Toc239442595"/>
       <w:r>
         <w:rPr>
           <w:rFonts w:hint="eastAsia"/>
@@ -14278,7 +14729,7 @@
       <w:pPr>
         <w:pStyle w:val="2"/>
       </w:pPr>
-      <w:bookmarkStart w:id="3" w:name="_Toc231482649"/>
+      <w:bookmarkStart w:id="3" w:name="_Toc239442596"/>
       <w:r>
         <w:rPr>
           <w:rFonts w:hint="eastAsia"/>
@@ -14299,7 +14750,7 @@
       <w:pPr>
         <w:pStyle w:val="2"/>
       </w:pPr>
-      <w:bookmarkStart w:id="4" w:name="_Toc231482650"/>
+      <w:bookmarkStart w:id="4" w:name="_Toc239442597"/>
       <w:r>
         <w:rPr>
           <w:rFonts w:hint="eastAsia"/>
@@ -14376,15 +14827,13 @@
         <w:pStyle w:val="1"/>
       </w:pPr>
       <w:bookmarkStart w:id="5" w:name="_Toc18055"/>
-      <w:bookmarkStart w:id="6" w:name="_Toc231482651"/>
-      <w:proofErr w:type="gramStart"/>
+      <w:bookmarkStart w:id="6" w:name="_Toc239442598"/>
       <w:r>
         <w:rPr>
           <w:rFonts w:hint="eastAsia"/>
         </w:rPr>
         <w:t>一</w:t>
       </w:r>
-      <w:proofErr w:type="gramEnd"/>
       <w:r>
         <w:rPr>
           <w:rFonts w:hint="eastAsia"/>
@@ -14454,7 +14903,7 @@
       <w:pPr>
         <w:pStyle w:val="2"/>
       </w:pPr>
-      <w:bookmarkStart w:id="7" w:name="_Toc231482652"/>
+      <w:bookmarkStart w:id="7" w:name="_Toc239442599"/>
       <w:r>
         <w:rPr>
           <w:rFonts w:hint="eastAsia"/>
@@ -14492,7 +14941,7 @@
       <w:pPr>
         <w:pStyle w:val="2"/>
       </w:pPr>
-      <w:bookmarkStart w:id="8" w:name="_Toc231482653"/>
+      <w:bookmarkStart w:id="8" w:name="_Toc239442600"/>
       <w:r>
         <w:rPr>
           <w:rFonts w:hint="eastAsia"/>
@@ -14514,7 +14963,7 @@
         <w:pStyle w:val="1"/>
       </w:pPr>
       <w:bookmarkStart w:id="9" w:name="_Toc25592"/>
-      <w:bookmarkStart w:id="10" w:name="_Toc231482654"/>
+      <w:bookmarkStart w:id="10" w:name="_Toc239442601"/>
       <w:r>
         <w:rPr>
           <w:rFonts w:hint="eastAsia"/>
@@ -14651,7 +15100,7 @@
         <w:pStyle w:val="2"/>
       </w:pPr>
       <w:bookmarkStart w:id="11" w:name="_Toc20809"/>
-      <w:bookmarkStart w:id="12" w:name="_Toc231482655"/>
+      <w:bookmarkStart w:id="12" w:name="_Toc239442602"/>
       <w:r>
         <w:rPr>
           <w:rFonts w:hint="eastAsia"/>
@@ -14711,7 +15160,7 @@
         <w:pStyle w:val="3"/>
       </w:pPr>
       <w:bookmarkStart w:id="13" w:name="_Toc31502"/>
-      <w:bookmarkStart w:id="14" w:name="_Toc231482656"/>
+      <w:bookmarkStart w:id="14" w:name="_Toc239442603"/>
       <w:r>
         <w:rPr>
           <w:rFonts w:hint="eastAsia"/>
@@ -14748,7 +15197,7 @@
         <w:pStyle w:val="3"/>
       </w:pPr>
       <w:bookmarkStart w:id="15" w:name="_Toc13573"/>
-      <w:bookmarkStart w:id="16" w:name="_Toc231482657"/>
+      <w:bookmarkStart w:id="16" w:name="_Toc239442604"/>
       <w:r>
         <w:rPr>
           <w:rFonts w:hint="eastAsia"/>
@@ -14972,7 +15421,7 @@
       <w:pPr>
         <w:pStyle w:val="2"/>
       </w:pPr>
-      <w:bookmarkStart w:id="18" w:name="_Toc231482658"/>
+      <w:bookmarkStart w:id="18" w:name="_Toc239442605"/>
       <w:r>
         <w:rPr>
           <w:rFonts w:hint="eastAsia"/>
@@ -14987,7 +15436,7 @@
         <w:pStyle w:val="3"/>
       </w:pPr>
       <w:bookmarkStart w:id="19" w:name="_Toc14452"/>
-      <w:bookmarkStart w:id="20" w:name="_Toc231482659"/>
+      <w:bookmarkStart w:id="20" w:name="_Toc239442606"/>
       <w:r>
         <w:rPr>
           <w:rFonts w:hint="eastAsia"/>
@@ -15068,7 +15517,7 @@
         <w:pStyle w:val="3"/>
       </w:pPr>
       <w:bookmarkStart w:id="21" w:name="_Toc16160"/>
-      <w:bookmarkStart w:id="22" w:name="_Toc231482660"/>
+      <w:bookmarkStart w:id="22" w:name="_Toc239442607"/>
       <w:r>
         <w:rPr>
           <w:rFonts w:hint="eastAsia"/>
@@ -15300,7 +15749,7 @@
         <w:pStyle w:val="2"/>
       </w:pPr>
       <w:bookmarkStart w:id="23" w:name="_Toc26189"/>
-      <w:bookmarkStart w:id="24" w:name="_Toc231482661"/>
+      <w:bookmarkStart w:id="24" w:name="_Toc239442608"/>
       <w:r>
         <w:rPr>
           <w:rFonts w:hint="eastAsia"/>
@@ -15316,7 +15765,7 @@
         <w:pStyle w:val="3"/>
       </w:pPr>
       <w:bookmarkStart w:id="25" w:name="_Toc12516"/>
-      <w:bookmarkStart w:id="26" w:name="_Toc231482662"/>
+      <w:bookmarkStart w:id="26" w:name="_Toc239442609"/>
       <w:r>
         <w:rPr>
           <w:rFonts w:hint="eastAsia"/>
@@ -15383,7 +15832,7 @@
         <w:pStyle w:val="3"/>
       </w:pPr>
       <w:bookmarkStart w:id="27" w:name="_Toc31670"/>
-      <w:bookmarkStart w:id="28" w:name="_Toc231482663"/>
+      <w:bookmarkStart w:id="28" w:name="_Toc239442610"/>
       <w:r>
         <w:rPr>
           <w:rFonts w:hint="eastAsia"/>
@@ -15434,7 +15883,7 @@
         <w:pStyle w:val="1"/>
       </w:pPr>
       <w:bookmarkStart w:id="29" w:name="_Toc6830"/>
-      <w:bookmarkStart w:id="30" w:name="_Toc231482664"/>
+      <w:bookmarkStart w:id="30" w:name="_Toc239442611"/>
       <w:r>
         <w:rPr>
           <w:rFonts w:hint="eastAsia"/>
@@ -15577,7 +16026,7 @@
       <w:pPr>
         <w:pStyle w:val="2"/>
       </w:pPr>
-      <w:bookmarkStart w:id="31" w:name="_Toc231482665"/>
+      <w:bookmarkStart w:id="31" w:name="_Toc239442612"/>
       <w:r>
         <w:rPr>
           <w:rFonts w:hint="eastAsia"/>
@@ -15621,7 +16070,7 @@
       <w:pPr>
         <w:pStyle w:val="3"/>
       </w:pPr>
-      <w:bookmarkStart w:id="32" w:name="_Toc231482666"/>
+      <w:bookmarkStart w:id="32" w:name="_Toc239442613"/>
       <w:r>
         <w:rPr>
           <w:rFonts w:hint="eastAsia"/>
@@ -16240,7 +16689,20 @@
           <w:szCs w:val="21"/>
           <w:shd w:val="clear" w:color="auto" w:fill="FFFFFF"/>
         </w:rPr>
-        <w:t>"内江市"</w:t>
+        <w:t>"</w:t>
+      </w:r>
+      <w:proofErr w:type="gramStart"/>
+      <w:r>
+        <w:rPr>
+          <w:rStyle w:val="jsonstring"/>
+          <w:rFonts w:ascii="Tahoma" w:eastAsia="Tahoma" w:hAnsi="Tahoma" w:cs="Tahoma"/>
+          <w:b/>
+          <w:bCs/>
+          <w:color w:val="3AB54A"/>
+          <w:szCs w:val="21"/>
+          <w:shd w:val="clear" w:color="auto" w:fill="FFFFFF"/>
+        </w:rPr>
+        <w:t>内江市"</w:t>
       </w:r>
       <w:r>
         <w:rPr>
@@ -16251,6 +16713,7 @@
         </w:rPr>
         <w:t>,</w:t>
       </w:r>
+      <w:proofErr w:type="gramEnd"/>
       <w:r>
         <w:rPr>
           <w:rFonts w:ascii="Tahoma" w:eastAsia="Tahoma" w:hAnsi="Tahoma" w:cs="Tahoma"/>
@@ -16318,7 +16781,20 @@
           <w:szCs w:val="21"/>
           <w:shd w:val="clear" w:color="auto" w:fill="FFFFFF"/>
         </w:rPr>
-        <w:t>"资中县"</w:t>
+        <w:t>"</w:t>
+      </w:r>
+      <w:proofErr w:type="gramStart"/>
+      <w:r>
+        <w:rPr>
+          <w:rStyle w:val="jsonstring"/>
+          <w:rFonts w:ascii="Tahoma" w:eastAsia="Tahoma" w:hAnsi="Tahoma" w:cs="Tahoma"/>
+          <w:b/>
+          <w:bCs/>
+          <w:color w:val="3AB54A"/>
+          <w:szCs w:val="21"/>
+          <w:shd w:val="clear" w:color="auto" w:fill="FFFFFF"/>
+        </w:rPr>
+        <w:t>资中县"</w:t>
       </w:r>
       <w:r>
         <w:rPr>
@@ -16329,6 +16805,7 @@
         </w:rPr>
         <w:t>,</w:t>
       </w:r>
+      <w:proofErr w:type="gramEnd"/>
       <w:r>
         <w:rPr>
           <w:rFonts w:ascii="Tahoma" w:eastAsia="Tahoma" w:hAnsi="Tahoma" w:cs="Tahoma"/>
@@ -16370,7 +16847,20 @@
           <w:szCs w:val="21"/>
           <w:shd w:val="clear" w:color="auto" w:fill="FFFFFF"/>
         </w:rPr>
-        <w:t>"51102519</w:t>
+        <w:t>"</w:t>
+      </w:r>
+      <w:proofErr w:type="gramStart"/>
+      <w:r>
+        <w:rPr>
+          <w:rStyle w:val="jsonstring"/>
+          <w:rFonts w:ascii="Tahoma" w:eastAsia="Tahoma" w:hAnsi="Tahoma" w:cs="Tahoma"/>
+          <w:b/>
+          <w:bCs/>
+          <w:color w:val="3AB54A"/>
+          <w:szCs w:val="21"/>
+          <w:shd w:val="clear" w:color="auto" w:fill="FFFFFF"/>
+        </w:rPr>
+        <w:t>51102519</w:t>
       </w:r>
       <w:r>
         <w:rPr>
@@ -16429,6 +16919,7 @@
         </w:rPr>
         <w:t>,</w:t>
       </w:r>
+      <w:proofErr w:type="gramEnd"/>
       <w:r>
         <w:rPr>
           <w:rFonts w:ascii="Tahoma" w:eastAsia="Tahoma" w:hAnsi="Tahoma" w:cs="Tahoma"/>
@@ -16486,6 +16977,7 @@
         </w:rPr>
         <w:t>:</w:t>
       </w:r>
+      <w:proofErr w:type="gramStart"/>
       <w:r>
         <w:rPr>
           <w:rStyle w:val="jsonstring"/>
@@ -16498,6 +16990,7 @@
         </w:rPr>
         <w:t>"四川省"</w:t>
       </w:r>
+      <w:proofErr w:type="gramEnd"/>
       <w:r>
         <w:rPr>
           <w:rFonts w:ascii="Tahoma" w:eastAsia="Tahoma" w:hAnsi="Tahoma" w:cs="Tahoma"/>
@@ -16506,7 +16999,27 @@
           <w:shd w:val="clear" w:color="auto" w:fill="FFFFFF"/>
         </w:rPr>
         <w:br/>
-        <w:t>    },</w:t>
+        <w:t>   </w:t>
+      </w:r>
+      <w:proofErr w:type="gramStart"/>
+      <w:r>
+        <w:rPr>
+          <w:rFonts w:ascii="Tahoma" w:eastAsia="Tahoma" w:hAnsi="Tahoma" w:cs="Tahoma"/>
+          <w:color w:val="4A5560"/>
+          <w:szCs w:val="21"/>
+          <w:shd w:val="clear" w:color="auto" w:fill="FFFFFF"/>
+        </w:rPr>
+        <w:t> }</w:t>
+      </w:r>
+      <w:proofErr w:type="gramEnd"/>
+      <w:r>
+        <w:rPr>
+          <w:rFonts w:ascii="Tahoma" w:eastAsia="Tahoma" w:hAnsi="Tahoma" w:cs="Tahoma"/>
+          <w:color w:val="4A5560"/>
+          <w:szCs w:val="21"/>
+          <w:shd w:val="clear" w:color="auto" w:fill="FFFFFF"/>
+        </w:rPr>
+        <w:t>,</w:t>
       </w:r>
       <w:r>
         <w:rPr>
@@ -16592,7 +17105,7 @@
       <w:pPr>
         <w:pStyle w:val="2"/>
       </w:pPr>
-      <w:bookmarkStart w:id="33" w:name="_Toc231482667"/>
+      <w:bookmarkStart w:id="33" w:name="_Toc239442614"/>
       <w:r>
         <w:rPr>
           <w:rFonts w:hint="eastAsia"/>
@@ -16605,7 +17118,7 @@
       <w:pPr>
         <w:pStyle w:val="3"/>
       </w:pPr>
-      <w:bookmarkStart w:id="34" w:name="_Toc231482668"/>
+      <w:bookmarkStart w:id="34" w:name="_Toc239442615"/>
       <w:r>
         <w:rPr>
           <w:rFonts w:hint="eastAsia"/>
@@ -16666,7 +17179,7 @@
       <w:pPr>
         <w:pStyle w:val="3"/>
       </w:pPr>
-      <w:bookmarkStart w:id="35" w:name="_Toc231482669"/>
+      <w:bookmarkStart w:id="35" w:name="_Toc239442616"/>
       <w:r>
         <w:rPr>
           <w:rFonts w:hint="eastAsia"/>
@@ -16979,6 +17492,7 @@
         </w:rPr>
         <w:t>:</w:t>
       </w:r>
+      <w:proofErr w:type="gramStart"/>
       <w:r>
         <w:rPr>
           <w:rStyle w:val="jsonstring"/>
@@ -17000,6 +17514,7 @@
         </w:rPr>
         <w:t>,</w:t>
       </w:r>
+      <w:proofErr w:type="gramEnd"/>
       <w:r>
         <w:rPr>
           <w:rFonts w:ascii="Tahoma" w:eastAsia="Tahoma" w:hAnsi="Tahoma" w:cs="Tahoma"/>
@@ -17031,6 +17546,7 @@
         </w:rPr>
         <w:t>:</w:t>
       </w:r>
+      <w:proofErr w:type="gramStart"/>
       <w:r>
         <w:rPr>
           <w:rStyle w:val="jsonstring"/>
@@ -17067,6 +17583,7 @@
         </w:rPr>
         <w:t>"</w:t>
       </w:r>
+      <w:proofErr w:type="gramEnd"/>
       <w:r>
         <w:rPr>
           <w:rFonts w:ascii="Tahoma" w:eastAsia="Tahoma" w:hAnsi="Tahoma" w:cs="Tahoma"/>
@@ -17075,7 +17592,27 @@
           <w:shd w:val="clear" w:color="auto" w:fill="FFFFFF"/>
         </w:rPr>
         <w:br/>
-        <w:t>    },</w:t>
+        <w:t>   </w:t>
+      </w:r>
+      <w:proofErr w:type="gramStart"/>
+      <w:r>
+        <w:rPr>
+          <w:rFonts w:ascii="Tahoma" w:eastAsia="Tahoma" w:hAnsi="Tahoma" w:cs="Tahoma"/>
+          <w:color w:val="4A5560"/>
+          <w:szCs w:val="21"/>
+          <w:shd w:val="clear" w:color="auto" w:fill="FFFFFF"/>
+        </w:rPr>
+        <w:t> }</w:t>
+      </w:r>
+      <w:proofErr w:type="gramEnd"/>
+      <w:r>
+        <w:rPr>
+          <w:rFonts w:ascii="Tahoma" w:eastAsia="Tahoma" w:hAnsi="Tahoma" w:cs="Tahoma"/>
+          <w:color w:val="4A5560"/>
+          <w:szCs w:val="21"/>
+          <w:shd w:val="clear" w:color="auto" w:fill="FFFFFF"/>
+        </w:rPr>
+        <w:t>,</w:t>
       </w:r>
       <w:r>
         <w:rPr>
@@ -17161,7 +17698,7 @@
       <w:pPr>
         <w:pStyle w:val="2"/>
       </w:pPr>
-      <w:bookmarkStart w:id="36" w:name="_Toc231482670"/>
+      <w:bookmarkStart w:id="36" w:name="_Toc239442617"/>
       <w:r>
         <w:rPr>
           <w:rFonts w:hint="eastAsia"/>
@@ -17174,7 +17711,7 @@
       <w:pPr>
         <w:pStyle w:val="3"/>
       </w:pPr>
-      <w:bookmarkStart w:id="37" w:name="_Toc231482671"/>
+      <w:bookmarkStart w:id="37" w:name="_Toc239442618"/>
       <w:r>
         <w:rPr>
           <w:rFonts w:hint="eastAsia"/>
@@ -17353,7 +17890,7 @@
       <w:pPr>
         <w:pStyle w:val="3"/>
       </w:pPr>
-      <w:bookmarkStart w:id="38" w:name="_Toc231482672"/>
+      <w:bookmarkStart w:id="38" w:name="_Toc239442619"/>
       <w:r>
         <w:rPr>
           <w:rFonts w:hint="eastAsia"/>
@@ -17471,42 +18008,64 @@
         <w:rPr>
           <w:rFonts w:hint="eastAsia"/>
         </w:rPr>
+        <w:t>":</w:t>
+      </w:r>
+      <w:proofErr w:type="gramStart"/>
+      <w:r>
+        <w:rPr>
+          <w:rFonts w:hint="eastAsia"/>
+        </w:rPr>
+        <w:t>"</w:t>
+      </w:r>
+      <w:r>
+        <w:rPr>
+          <w:rFonts w:hint="eastAsia"/>
+        </w:rPr>
+        <w:t>中文</w:t>
+      </w:r>
+      <w:proofErr w:type="gramEnd"/>
+      <w:r>
+        <w:rPr>
+          <w:rFonts w:hint="eastAsia"/>
+        </w:rPr>
+        <w:t>翻译成</w:t>
+      </w:r>
+      <w:proofErr w:type="gramStart"/>
+      <w:r>
+        <w:rPr>
+          <w:rFonts w:hint="eastAsia"/>
+        </w:rPr>
+        <w:t>英文</w:t>
+      </w:r>
+      <w:r>
+        <w:rPr>
+          <w:rFonts w:hint="eastAsia"/>
+        </w:rPr>
+        <w:t>",</w:t>
+      </w:r>
+      <w:proofErr w:type="gramEnd"/>
+    </w:p>
+    <w:p>
+      <w:r>
+        <w:rPr>
+          <w:rFonts w:hint="eastAsia"/>
+        </w:rPr>
+        <w:t xml:space="preserve">        "</w:t>
+      </w:r>
+      <w:proofErr w:type="spellStart"/>
+      <w:r>
+        <w:rPr>
+          <w:rFonts w:hint="eastAsia"/>
+        </w:rPr>
+        <w:t>tszToStr</w:t>
+      </w:r>
+      <w:proofErr w:type="spellEnd"/>
+      <w:r>
+        <w:rPr>
+          <w:rFonts w:hint="eastAsia"/>
+        </w:rPr>
         <w:t>":"</w:t>
       </w:r>
-      <w:r>
-        <w:rPr>
-          <w:rFonts w:hint="eastAsia"/>
-        </w:rPr>
-        <w:t>中文翻译成英文</w:t>
-      </w:r>
-      <w:r>
-        <w:rPr>
-          <w:rFonts w:hint="eastAsia"/>
-        </w:rPr>
-        <w:t>",</w:t>
-      </w:r>
-    </w:p>
-    <w:p>
-      <w:r>
-        <w:rPr>
-          <w:rFonts w:hint="eastAsia"/>
-        </w:rPr>
-        <w:t xml:space="preserve">        "</w:t>
-      </w:r>
-      <w:proofErr w:type="spellStart"/>
-      <w:r>
-        <w:rPr>
-          <w:rFonts w:hint="eastAsia"/>
-        </w:rPr>
-        <w:t>tszToStr</w:t>
-      </w:r>
-      <w:proofErr w:type="spellEnd"/>
-      <w:r>
-        <w:rPr>
-          <w:rFonts w:hint="eastAsia"/>
-        </w:rPr>
-        <w:t>":"</w:t>
-      </w:r>
       <w:proofErr w:type="spellStart"/>
       <w:r>
         <w:rPr>
@@ -17565,7 +18124,7 @@
         <w:pStyle w:val="2"/>
       </w:pPr>
       <w:bookmarkStart w:id="39" w:name="_Toc6251"/>
-      <w:bookmarkStart w:id="40" w:name="_Toc231482673"/>
+      <w:bookmarkStart w:id="40" w:name="_Toc239442620"/>
       <w:r>
         <w:rPr>
           <w:rFonts w:hint="eastAsia"/>
@@ -17693,7 +18252,7 @@
         <w:pStyle w:val="3"/>
       </w:pPr>
       <w:bookmarkStart w:id="41" w:name="_Toc18071"/>
-      <w:bookmarkStart w:id="42" w:name="_Toc231482674"/>
+      <w:bookmarkStart w:id="42" w:name="_Toc239442621"/>
       <w:r>
         <w:rPr>
           <w:rFonts w:hint="eastAsia"/>
@@ -17741,14 +18300,14 @@
         <w:rPr>
           <w:rFonts w:hint="eastAsia"/>
         </w:rPr>
-        <w:t xml:space="preserve"> can </w:t>
-      </w:r>
-      <w:proofErr w:type="gramStart"/>
-      <w:r>
-        <w:rPr>
-          <w:rFonts w:hint="eastAsia"/>
-        </w:rPr>
-        <w:t>be join</w:t>
+        <w:t xml:space="preserve"> can be </w:t>
+      </w:r>
+      <w:proofErr w:type="gramStart"/>
+      <w:r>
+        <w:rPr>
+          <w:rFonts w:hint="eastAsia"/>
+        </w:rPr>
+        <w:t>join</w:t>
       </w:r>
       <w:proofErr w:type="gramEnd"/>
       <w:r>
@@ -18463,7 +19022,7 @@
         <w:pStyle w:val="3"/>
       </w:pPr>
       <w:bookmarkStart w:id="43" w:name="_Toc20203"/>
-      <w:bookmarkStart w:id="44" w:name="_Toc231482675"/>
+      <w:bookmarkStart w:id="44" w:name="_Toc239442622"/>
       <w:r>
         <w:rPr>
           <w:rFonts w:hint="eastAsia"/>
@@ -19315,7 +19874,7 @@
       <w:pPr>
         <w:pStyle w:val="3"/>
       </w:pPr>
-      <w:bookmarkStart w:id="45" w:name="_Toc231482676"/>
+      <w:bookmarkStart w:id="45" w:name="_Toc239442623"/>
       <w:r>
         <w:rPr>
           <w:rFonts w:hint="eastAsia"/>
@@ -19575,7 +20134,7 @@
       <w:pPr>
         <w:pStyle w:val="3"/>
       </w:pPr>
-      <w:bookmarkStart w:id="46" w:name="_Toc231482677"/>
+      <w:bookmarkStart w:id="46" w:name="_Toc239442624"/>
       <w:r>
         <w:rPr>
           <w:rFonts w:hint="eastAsia"/>
@@ -19777,7 +20336,7 @@
       <w:pPr>
         <w:pStyle w:val="3"/>
       </w:pPr>
-      <w:bookmarkStart w:id="47" w:name="_Toc231482678"/>
+      <w:bookmarkStart w:id="47" w:name="_Toc239442625"/>
       <w:r>
         <w:rPr>
           <w:rFonts w:hint="eastAsia"/>
@@ -20050,7 +20609,7 @@
       <w:pPr>
         <w:pStyle w:val="2"/>
       </w:pPr>
-      <w:bookmarkStart w:id="48" w:name="_Toc231482679"/>
+      <w:bookmarkStart w:id="48" w:name="_Toc239442626"/>
       <w:r>
         <w:rPr>
           <w:rFonts w:hint="eastAsia"/>
@@ -20063,7 +20622,7 @@
       <w:pPr>
         <w:pStyle w:val="3"/>
       </w:pPr>
-      <w:bookmarkStart w:id="49" w:name="_Toc231482680"/>
+      <w:bookmarkStart w:id="49" w:name="_Toc239442627"/>
       <w:r>
         <w:rPr>
           <w:rFonts w:hint="eastAsia"/>
@@ -20202,6 +20761,7 @@
         <w:wordWrap w:val="0"/>
         <w:ind w:firstLine="420"/>
       </w:pPr>
+      <w:proofErr w:type="spellStart"/>
       <w:proofErr w:type="gramStart"/>
       <w:r>
         <w:rPr>
@@ -20209,13 +20769,14 @@
         </w:rPr>
         <w:t>Payload:null</w:t>
       </w:r>
+      <w:proofErr w:type="spellEnd"/>
       <w:proofErr w:type="gramEnd"/>
     </w:p>
     <w:p>
       <w:pPr>
         <w:pStyle w:val="3"/>
       </w:pPr>
-      <w:bookmarkStart w:id="50" w:name="_Toc231482681"/>
+      <w:bookmarkStart w:id="50" w:name="_Toc239442628"/>
       <w:r>
         <w:rPr>
           <w:rFonts w:hint="eastAsia"/>
@@ -20307,7 +20868,7 @@
       <w:pPr>
         <w:pStyle w:val="2"/>
       </w:pPr>
-      <w:bookmarkStart w:id="51" w:name="_Toc231482682"/>
+      <w:bookmarkStart w:id="51" w:name="_Toc239442629"/>
       <w:r>
         <w:rPr>
           <w:rFonts w:hint="eastAsia"/>
@@ -20328,7 +20889,7 @@
       <w:pPr>
         <w:pStyle w:val="3"/>
       </w:pPr>
-      <w:bookmarkStart w:id="52" w:name="_Toc231482683"/>
+      <w:bookmarkStart w:id="52" w:name="_Toc239442630"/>
       <w:r>
         <w:rPr>
           <w:rFonts w:hint="eastAsia"/>
@@ -20506,164 +21067,181 @@
         <w:rPr>
           <w:rFonts w:hint="eastAsia"/>
         </w:rPr>
+        <w:t>":</w:t>
+      </w:r>
+      <w:proofErr w:type="gramStart"/>
+      <w:r>
+        <w:rPr>
+          <w:rFonts w:hint="eastAsia"/>
+        </w:rPr>
+        <w:t>"</w:t>
+      </w:r>
+      <w:r>
+        <w:rPr>
+          <w:rFonts w:hint="eastAsia"/>
+        </w:rPr>
+        <w:t>资中县</w:t>
+      </w:r>
+      <w:r>
+        <w:rPr>
+          <w:rFonts w:hint="eastAsia"/>
+        </w:rPr>
+        <w:t>"</w:t>
+      </w:r>
+      <w:proofErr w:type="gramEnd"/>
+    </w:p>
+    <w:p>
+      <w:r>
+        <w:rPr>
+          <w:rFonts w:hint="eastAsia"/>
+        </w:rPr>
+        <w:t>}</w:t>
+      </w:r>
+    </w:p>
+    <w:p>
+      <w:pPr>
+        <w:pStyle w:val="3"/>
+      </w:pPr>
+      <w:bookmarkStart w:id="53" w:name="_Toc239442631"/>
+      <w:r>
+        <w:rPr>
+          <w:rFonts w:hint="eastAsia"/>
+        </w:rPr>
+        <w:t>3.7.2 Reply</w:t>
+      </w:r>
+      <w:bookmarkEnd w:id="53"/>
+    </w:p>
+    <w:p>
+      <w:r>
+        <w:t>{</w:t>
+      </w:r>
+    </w:p>
+    <w:p>
+      <w:r>
+        <w:t xml:space="preserve">    "code":0,</w:t>
+      </w:r>
+    </w:p>
+    <w:p>
+      <w:r>
+        <w:t xml:space="preserve">    "data</w:t>
+      </w:r>
+      <w:proofErr w:type="gramStart"/>
+      <w:r>
+        <w:t>":{</w:t>
+      </w:r>
+      <w:proofErr w:type="gramEnd"/>
+    </w:p>
+    <w:p>
+      <w:r>
+        <w:t xml:space="preserve">        "dlLat":39.93157,</w:t>
+      </w:r>
+    </w:p>
+    <w:p>
+      <w:r>
+        <w:t xml:space="preserve">        "dlLng":116.41005,</w:t>
+      </w:r>
+    </w:p>
+    <w:p>
+      <w:r>
+        <w:t xml:space="preserve">        "nAreaCode":10,</w:t>
+      </w:r>
+    </w:p>
+    <w:p>
+      <w:r>
+        <w:t xml:space="preserve">        "nLevel":3,</w:t>
+      </w:r>
+    </w:p>
+    <w:p>
+      <w:r>
+        <w:t xml:space="preserve">        "nZipCode":100010,</w:t>
+      </w:r>
+    </w:p>
+    <w:p>
+      <w:r>
+        <w:t xml:space="preserve">        "</w:t>
+      </w:r>
+      <w:proofErr w:type="spellStart"/>
+      <w:r>
+        <w:t>tszCity</w:t>
+      </w:r>
+      <w:proofErr w:type="spellEnd"/>
+      <w:r>
         <w:t>":"</w:t>
       </w:r>
-      <w:r>
-        <w:rPr>
-          <w:rFonts w:hint="eastAsia"/>
-        </w:rPr>
-        <w:t>资中县</w:t>
-      </w:r>
-      <w:r>
-        <w:rPr>
-          <w:rFonts w:hint="eastAsia"/>
-        </w:rPr>
+      <w:proofErr w:type="gramStart"/>
+      <w:r>
+        <w:t>北京市</w:t>
+      </w:r>
+      <w:r>
+        <w:t>",</w:t>
+      </w:r>
+      <w:proofErr w:type="gramEnd"/>
+    </w:p>
+    <w:p>
+      <w:r>
+        <w:t xml:space="preserve">        "</w:t>
+      </w:r>
+      <w:proofErr w:type="spellStart"/>
+      <w:r>
+        <w:t>tszCounty</w:t>
+      </w:r>
+      <w:proofErr w:type="spellEnd"/>
+      <w:r>
+        <w:t>":"</w:t>
+      </w:r>
+      <w:proofErr w:type="gramStart"/>
+      <w:r>
+        <w:t>东城</w:t>
+      </w:r>
+      <w:r>
+        <w:t>",</w:t>
+      </w:r>
+      <w:proofErr w:type="gramEnd"/>
+    </w:p>
+    <w:p>
+      <w:r>
+        <w:t xml:space="preserve">        "</w:t>
+      </w:r>
+      <w:proofErr w:type="spellStart"/>
+      <w:r>
+        <w:t>tszPinYin</w:t>
+      </w:r>
+      <w:proofErr w:type="spellEnd"/>
+      <w:r>
+        <w:t>":"</w:t>
+      </w:r>
+      <w:proofErr w:type="spellStart"/>
+      <w:r>
+        <w:t>dongcheng</w:t>
+      </w:r>
+      <w:proofErr w:type="spellEnd"/>
+      <w:r>
+        <w:t>",</w:t>
+      </w:r>
+    </w:p>
+    <w:p>
+      <w:r>
+        <w:t xml:space="preserve">        "</w:t>
+      </w:r>
+      <w:proofErr w:type="spellStart"/>
+      <w:r>
+        <w:t>tszProvincer</w:t>
+      </w:r>
+      <w:proofErr w:type="spellEnd"/>
+      <w:r>
+        <w:t>":</w:t>
+      </w:r>
+      <w:proofErr w:type="gramStart"/>
+      <w:r>
         <w:t>"</w:t>
       </w:r>
-    </w:p>
-    <w:p>
-      <w:r>
-        <w:rPr>
-          <w:rFonts w:hint="eastAsia"/>
-        </w:rPr>
-        <w:t>}</w:t>
-      </w:r>
-    </w:p>
-    <w:p>
-      <w:pPr>
-        <w:pStyle w:val="3"/>
-      </w:pPr>
-      <w:bookmarkStart w:id="53" w:name="_Toc231482684"/>
-      <w:r>
-        <w:rPr>
-          <w:rFonts w:hint="eastAsia"/>
-        </w:rPr>
-        <w:t>3.7.2 Reply</w:t>
-      </w:r>
-      <w:bookmarkEnd w:id="53"/>
-    </w:p>
-    <w:p>
-      <w:r>
-        <w:t>{</w:t>
-      </w:r>
-    </w:p>
-    <w:p>
-      <w:r>
-        <w:t xml:space="preserve">    "code":0,</w:t>
-      </w:r>
-    </w:p>
-    <w:p>
-      <w:r>
-        <w:t xml:space="preserve">    "data</w:t>
-      </w:r>
-      <w:proofErr w:type="gramStart"/>
-      <w:r>
-        <w:t>":{</w:t>
-      </w:r>
-      <w:proofErr w:type="gramEnd"/>
-    </w:p>
-    <w:p>
-      <w:r>
-        <w:t xml:space="preserve">        "dlLat":39.93157,</w:t>
-      </w:r>
-    </w:p>
-    <w:p>
-      <w:r>
-        <w:t xml:space="preserve">        "dlLng":116.41005,</w:t>
-      </w:r>
-    </w:p>
-    <w:p>
-      <w:r>
-        <w:t xml:space="preserve">        "nAreaCode":10,</w:t>
-      </w:r>
-    </w:p>
-    <w:p>
-      <w:r>
-        <w:t xml:space="preserve">        "nLevel":3,</w:t>
-      </w:r>
-    </w:p>
-    <w:p>
-      <w:r>
-        <w:t xml:space="preserve">        "nZipCode":100010,</w:t>
-      </w:r>
-    </w:p>
-    <w:p>
-      <w:r>
-        <w:t xml:space="preserve">        "</w:t>
-      </w:r>
-      <w:proofErr w:type="spellStart"/>
-      <w:r>
-        <w:t>tszCity</w:t>
-      </w:r>
-      <w:proofErr w:type="spellEnd"/>
-      <w:r>
-        <w:t>":"</w:t>
-      </w:r>
-      <w:r>
-        <w:t>北京市</w:t>
-      </w:r>
-      <w:r>
-        <w:t>",</w:t>
-      </w:r>
-    </w:p>
-    <w:p>
-      <w:r>
-        <w:t xml:space="preserve">        "</w:t>
-      </w:r>
-      <w:proofErr w:type="spellStart"/>
-      <w:r>
-        <w:t>tszCounty</w:t>
-      </w:r>
-      <w:proofErr w:type="spellEnd"/>
-      <w:r>
-        <w:t>":"</w:t>
-      </w:r>
-      <w:r>
-        <w:t>东城</w:t>
-      </w:r>
-      <w:r>
-        <w:t>",</w:t>
-      </w:r>
-    </w:p>
-    <w:p>
-      <w:r>
-        <w:t xml:space="preserve">        "</w:t>
-      </w:r>
-      <w:proofErr w:type="spellStart"/>
-      <w:r>
-        <w:t>tszPinYin</w:t>
-      </w:r>
-      <w:proofErr w:type="spellEnd"/>
-      <w:r>
-        <w:t>":"</w:t>
-      </w:r>
-      <w:proofErr w:type="spellStart"/>
-      <w:r>
-        <w:t>dongcheng</w:t>
-      </w:r>
-      <w:proofErr w:type="spellEnd"/>
-      <w:r>
-        <w:t>",</w:t>
-      </w:r>
-    </w:p>
-    <w:p>
-      <w:r>
-        <w:t xml:space="preserve">        "</w:t>
-      </w:r>
-      <w:proofErr w:type="spellStart"/>
-      <w:r>
-        <w:t>tszProvincer</w:t>
-      </w:r>
-      <w:proofErr w:type="spellEnd"/>
-      <w:r>
-        <w:t>":"</w:t>
-      </w:r>
       <w:r>
         <w:t>北京</w:t>
       </w:r>
       <w:r>
         <w:t>"</w:t>
       </w:r>
+      <w:proofErr w:type="gramEnd"/>
     </w:p>
     <w:p>
       <w:r>
@@ -20693,7 +21271,7 @@
       <w:pPr>
         <w:pStyle w:val="2"/>
       </w:pPr>
-      <w:bookmarkStart w:id="54" w:name="_Toc231482685"/>
+      <w:bookmarkStart w:id="54" w:name="_Toc239442632"/>
       <w:r>
         <w:rPr>
           <w:rFonts w:hint="eastAsia"/>
@@ -20714,7 +21292,7 @@
       <w:pPr>
         <w:pStyle w:val="3"/>
       </w:pPr>
-      <w:bookmarkStart w:id="55" w:name="_Toc231482686"/>
+      <w:bookmarkStart w:id="55" w:name="_Toc239442633"/>
       <w:r>
         <w:rPr>
           <w:rFonts w:hint="eastAsia"/>
@@ -20815,16 +21393,8 @@
         <w:rPr>
           <w:rFonts w:hint="eastAsia"/>
         </w:rPr>
-        <w:t xml:space="preserve">,1 mean is insert,2 mean is query,3 mean is </w:t>
-      </w:r>
-      <w:proofErr w:type="gramStart"/>
-      <w:r>
-        <w:rPr>
-          <w:rFonts w:hint="eastAsia"/>
-        </w:rPr>
-        <w:t>delete</w:t>
-      </w:r>
-      <w:proofErr w:type="gramEnd"/>
+        <w:t>,1 mean is insert,2 mean is query,3 mean is delete</w:t>
+      </w:r>
     </w:p>
     <w:p>
       <w:pPr>
@@ -20932,7 +21502,7 @@
       <w:pPr>
         <w:pStyle w:val="3"/>
       </w:pPr>
-      <w:bookmarkStart w:id="56" w:name="_Toc231482687"/>
+      <w:bookmarkStart w:id="56" w:name="_Toc239442634"/>
       <w:r>
         <w:rPr>
           <w:rFonts w:hint="eastAsia"/>
@@ -21174,7 +21744,7 @@
       <w:pPr>
         <w:pStyle w:val="3"/>
       </w:pPr>
-      <w:bookmarkStart w:id="57" w:name="_Toc231482688"/>
+      <w:bookmarkStart w:id="57" w:name="_Toc239442635"/>
       <w:r>
         <w:rPr>
           <w:rFonts w:hint="eastAsia"/>
@@ -21563,7 +22133,7 @@
       <w:pPr>
         <w:pStyle w:val="3"/>
       </w:pPr>
-      <w:bookmarkStart w:id="58" w:name="_Toc231482689"/>
+      <w:bookmarkStart w:id="58" w:name="_Toc239442636"/>
       <w:r>
         <w:rPr>
           <w:rFonts w:hint="eastAsia"/>
@@ -21745,7 +22315,7 @@
       <w:pPr>
         <w:pStyle w:val="3"/>
       </w:pPr>
-      <w:bookmarkStart w:id="59" w:name="_Toc231482690"/>
+      <w:bookmarkStart w:id="59" w:name="_Toc239442637"/>
       <w:r>
         <w:rPr>
           <w:rFonts w:hint="eastAsia"/>
@@ -21939,7 +22509,7 @@
       <w:pPr>
         <w:pStyle w:val="2"/>
       </w:pPr>
-      <w:bookmarkStart w:id="60" w:name="_Toc231482691"/>
+      <w:bookmarkStart w:id="60" w:name="_Toc239442638"/>
       <w:r>
         <w:rPr>
           <w:rFonts w:hint="eastAsia"/>
@@ -21979,7 +22549,7 @@
       <w:pPr>
         <w:pStyle w:val="3"/>
       </w:pPr>
-      <w:bookmarkStart w:id="61" w:name="_Toc231482692"/>
+      <w:bookmarkStart w:id="61" w:name="_Toc239442639"/>
       <w:r>
         <w:rPr>
           <w:rFonts w:hint="eastAsia"/>
@@ -22265,7 +22835,7 @@
       <w:pPr>
         <w:pStyle w:val="3"/>
       </w:pPr>
-      <w:bookmarkStart w:id="62" w:name="_Toc231482693"/>
+      <w:bookmarkStart w:id="62" w:name="_Toc239442640"/>
       <w:r>
         <w:rPr>
           <w:rFonts w:hint="eastAsia"/>
@@ -22441,7 +23011,7 @@
       <w:pPr>
         <w:pStyle w:val="2"/>
       </w:pPr>
-      <w:bookmarkStart w:id="63" w:name="_Toc231482694"/>
+      <w:bookmarkStart w:id="63" w:name="_Toc239442641"/>
       <w:r>
         <w:rPr>
           <w:rFonts w:hint="eastAsia"/>
@@ -22462,7 +23032,7 @@
       <w:pPr>
         <w:pStyle w:val="3"/>
       </w:pPr>
-      <w:bookmarkStart w:id="64" w:name="_Toc231482695"/>
+      <w:bookmarkStart w:id="64" w:name="_Toc239442642"/>
       <w:r>
         <w:rPr>
           <w:rFonts w:hint="eastAsia"/>
@@ -22685,7 +23255,14 @@
         <w:rPr>
           <w:rFonts w:hint="eastAsia"/>
         </w:rPr>
-        <w:t>":"</w:t>
+        <w:t>":</w:t>
+      </w:r>
+      <w:proofErr w:type="gramStart"/>
+      <w:r>
+        <w:rPr>
+          <w:rFonts w:hint="eastAsia"/>
+        </w:rPr>
+        <w:t>"</w:t>
       </w:r>
       <w:r>
         <w:rPr>
@@ -22693,6 +23270,7 @@
         </w:rPr>
         <w:t>测试</w:t>
       </w:r>
+      <w:proofErr w:type="gramEnd"/>
       <w:r>
         <w:rPr>
           <w:rFonts w:hint="eastAsia"/>
@@ -22945,7 +23523,7 @@
       <w:pPr>
         <w:pStyle w:val="3"/>
       </w:pPr>
-      <w:bookmarkStart w:id="65" w:name="_Toc231482696"/>
+      <w:bookmarkStart w:id="65" w:name="_Toc239442643"/>
       <w:r>
         <w:rPr>
           <w:rFonts w:hint="eastAsia"/>
@@ -23173,7 +23751,7 @@
       <w:pPr>
         <w:pStyle w:val="3"/>
       </w:pPr>
-      <w:bookmarkStart w:id="66" w:name="_Toc231482697"/>
+      <w:bookmarkStart w:id="66" w:name="_Toc239442644"/>
       <w:r>
         <w:rPr>
           <w:rFonts w:hint="eastAsia"/>
@@ -23381,7 +23959,7 @@
       <w:pPr>
         <w:pStyle w:val="2"/>
       </w:pPr>
-      <w:bookmarkStart w:id="67" w:name="_Toc231482698"/>
+      <w:bookmarkStart w:id="67" w:name="_Toc239442645"/>
       <w:r>
         <w:rPr>
           <w:rFonts w:hint="eastAsia"/>
@@ -23395,7 +23973,7 @@
       <w:pPr>
         <w:pStyle w:val="3"/>
       </w:pPr>
-      <w:bookmarkStart w:id="68" w:name="_Toc231482699"/>
+      <w:bookmarkStart w:id="68" w:name="_Toc239442646"/>
       <w:r>
         <w:rPr>
           <w:rFonts w:hint="eastAsia"/>
@@ -23552,7 +24130,7 @@
       <w:pPr>
         <w:pStyle w:val="3"/>
       </w:pPr>
-      <w:bookmarkStart w:id="69" w:name="_Toc231482700"/>
+      <w:bookmarkStart w:id="69" w:name="_Toc239442647"/>
       <w:r>
         <w:rPr>
           <w:rFonts w:hint="eastAsia"/>
@@ -23573,7 +24151,7 @@
       <w:pPr>
         <w:pStyle w:val="2"/>
       </w:pPr>
-      <w:bookmarkStart w:id="70" w:name="_Toc231482701"/>
+      <w:bookmarkStart w:id="70" w:name="_Toc239442648"/>
       <w:r>
         <w:rPr>
           <w:rFonts w:hint="eastAsia"/>
@@ -23597,7 +24175,7 @@
       <w:pPr>
         <w:pStyle w:val="3"/>
       </w:pPr>
-      <w:bookmarkStart w:id="71" w:name="_Toc231482702"/>
+      <w:bookmarkStart w:id="71" w:name="_Toc239442649"/>
       <w:r>
         <w:rPr>
           <w:rFonts w:hint="eastAsia"/>
@@ -24074,7 +24652,7 @@
       <w:pPr>
         <w:pStyle w:val="3"/>
       </w:pPr>
-      <w:bookmarkStart w:id="72" w:name="_Toc231482703"/>
+      <w:bookmarkStart w:id="72" w:name="_Toc239442650"/>
       <w:r>
         <w:rPr>
           <w:rFonts w:hint="eastAsia"/>
@@ -24405,7 +24983,7 @@
       <w:pPr>
         <w:pStyle w:val="3"/>
       </w:pPr>
-      <w:bookmarkStart w:id="73" w:name="_Toc231482704"/>
+      <w:bookmarkStart w:id="73" w:name="_Toc239442651"/>
       <w:r>
         <w:rPr>
           <w:rFonts w:hint="eastAsia"/>
@@ -24737,7 +25315,7 @@
       <w:pPr>
         <w:pStyle w:val="3"/>
       </w:pPr>
-      <w:bookmarkStart w:id="74" w:name="_Toc231482705"/>
+      <w:bookmarkStart w:id="74" w:name="_Toc239442652"/>
       <w:r>
         <w:rPr>
           <w:rFonts w:hint="eastAsia"/>
@@ -25120,7 +25698,7 @@
       <w:pPr>
         <w:pStyle w:val="2"/>
       </w:pPr>
-      <w:bookmarkStart w:id="75" w:name="_Toc231482706"/>
+      <w:bookmarkStart w:id="75" w:name="_Toc239442653"/>
       <w:r>
         <w:rPr>
           <w:rFonts w:hint="eastAsia"/>
@@ -25133,7 +25711,7 @@
       <w:pPr>
         <w:pStyle w:val="3"/>
       </w:pPr>
-      <w:bookmarkStart w:id="76" w:name="_Toc231482707"/>
+      <w:bookmarkStart w:id="76" w:name="_Toc239442654"/>
       <w:r>
         <w:rPr>
           <w:rFonts w:hint="eastAsia"/>
@@ -25363,7 +25941,7 @@
       <w:pPr>
         <w:pStyle w:val="3"/>
       </w:pPr>
-      <w:bookmarkStart w:id="77" w:name="_Toc231482708"/>
+      <w:bookmarkStart w:id="77" w:name="_Toc239442655"/>
       <w:r>
         <w:rPr>
           <w:rFonts w:hint="eastAsia"/>
@@ -25556,7 +26134,7 @@
       <w:pPr>
         <w:pStyle w:val="3"/>
       </w:pPr>
-      <w:bookmarkStart w:id="78" w:name="_Toc231482709"/>
+      <w:bookmarkStart w:id="78" w:name="_Toc239442656"/>
       <w:r>
         <w:rPr>
           <w:rFonts w:hint="eastAsia"/>
@@ -25840,7 +26418,7 @@
       <w:pPr>
         <w:pStyle w:val="3"/>
       </w:pPr>
-      <w:bookmarkStart w:id="79" w:name="_Toc231482710"/>
+      <w:bookmarkStart w:id="79" w:name="_Toc239442657"/>
       <w:r>
         <w:rPr>
           <w:rFonts w:hint="eastAsia"/>
@@ -26101,7 +26679,7 @@
       <w:bookmarkStart w:id="80" w:name="_Toc30359"/>
       <w:bookmarkStart w:id="81" w:name="_Toc16924"/>
       <w:bookmarkStart w:id="82" w:name="_Toc5911"/>
-      <w:bookmarkStart w:id="83" w:name="_Toc231482711"/>
+      <w:bookmarkStart w:id="83" w:name="_Toc239442658"/>
       <w:r>
         <w:rPr>
           <w:rFonts w:hint="eastAsia"/>
@@ -26169,7 +26747,7 @@
       <w:pPr>
         <w:pStyle w:val="3"/>
       </w:pPr>
-      <w:bookmarkStart w:id="84" w:name="_Toc231482712"/>
+      <w:bookmarkStart w:id="84" w:name="_Toc239442659"/>
       <w:r>
         <w:rPr>
           <w:rFonts w:hint="eastAsia"/>
@@ -26316,7 +26894,7 @@
       <w:pPr>
         <w:pStyle w:val="3"/>
       </w:pPr>
-      <w:bookmarkStart w:id="85" w:name="_Toc231482713"/>
+      <w:bookmarkStart w:id="85" w:name="_Toc239442660"/>
       <w:r>
         <w:rPr>
           <w:rFonts w:hint="eastAsia"/>
@@ -26386,7 +26964,7 @@
       <w:pPr>
         <w:pStyle w:val="3"/>
       </w:pPr>
-      <w:bookmarkStart w:id="86" w:name="_Toc231482714"/>
+      <w:bookmarkStart w:id="86" w:name="_Toc239442661"/>
       <w:r>
         <w:rPr>
           <w:rFonts w:hint="eastAsia"/>
@@ -26449,7 +27027,7 @@
       <w:pPr>
         <w:pStyle w:val="3"/>
       </w:pPr>
-      <w:bookmarkStart w:id="87" w:name="_Toc231482715"/>
+      <w:bookmarkStart w:id="87" w:name="_Toc239442662"/>
       <w:r>
         <w:rPr>
           <w:rFonts w:hint="eastAsia"/>
@@ -26579,7 +27157,7 @@
       <w:pPr>
         <w:pStyle w:val="3"/>
       </w:pPr>
-      <w:bookmarkStart w:id="88" w:name="_Toc231482716"/>
+      <w:bookmarkStart w:id="88" w:name="_Toc239442663"/>
       <w:r>
         <w:rPr>
           <w:rFonts w:hint="eastAsia"/>
@@ -26778,7 +27356,7 @@
       <w:pPr>
         <w:pStyle w:val="3"/>
       </w:pPr>
-      <w:bookmarkStart w:id="89" w:name="_Toc231482717"/>
+      <w:bookmarkStart w:id="89" w:name="_Toc239442664"/>
       <w:r>
         <w:rPr>
           <w:rFonts w:hint="eastAsia"/>
@@ -26841,7 +27419,7 @@
       <w:pPr>
         <w:pStyle w:val="3"/>
       </w:pPr>
-      <w:bookmarkStart w:id="90" w:name="_Toc231482718"/>
+      <w:bookmarkStart w:id="90" w:name="_Toc239442665"/>
       <w:r>
         <w:rPr>
           <w:rFonts w:hint="eastAsia"/>
@@ -26878,7 +27456,7 @@
       <w:pPr>
         <w:pStyle w:val="3"/>
       </w:pPr>
-      <w:bookmarkStart w:id="91" w:name="_Toc231482719"/>
+      <w:bookmarkStart w:id="91" w:name="_Toc239442666"/>
       <w:r>
         <w:rPr>
           <w:rFonts w:hint="eastAsia"/>
@@ -26937,7 +27515,7 @@
       <w:pPr>
         <w:pStyle w:val="3"/>
       </w:pPr>
-      <w:bookmarkStart w:id="92" w:name="_Toc231482720"/>
+      <w:bookmarkStart w:id="92" w:name="_Toc239442667"/>
       <w:r>
         <w:rPr>
           <w:rFonts w:hint="eastAsia"/>
@@ -26987,20 +27565,42 @@
         <w:rPr>
           <w:rFonts w:hint="eastAsia"/>
         </w:rPr>
-        <w:t>":"</w:t>
-      </w:r>
-      <w:r>
-        <w:rPr>
-          <w:rFonts w:hint="eastAsia"/>
-        </w:rPr>
-        <w:t>要执行的命令</w:t>
-      </w:r>
+        <w:t>":</w:t>
+      </w:r>
+      <w:proofErr w:type="gramStart"/>
       <w:r>
         <w:rPr>
           <w:rFonts w:hint="eastAsia"/>
         </w:rPr>
         <w:t>"</w:t>
       </w:r>
+      <w:r>
+        <w:rPr>
+          <w:rFonts w:hint="eastAsia"/>
+        </w:rPr>
+        <w:t>要</w:t>
+      </w:r>
+      <w:proofErr w:type="gramEnd"/>
+      <w:r>
+        <w:rPr>
+          <w:rFonts w:hint="eastAsia"/>
+        </w:rPr>
+        <w:t>执行的</w:t>
+      </w:r>
+      <w:proofErr w:type="gramStart"/>
+      <w:r>
+        <w:rPr>
+          <w:rFonts w:hint="eastAsia"/>
+        </w:rPr>
+        <w:t>命令</w:t>
+      </w:r>
+      <w:r>
+        <w:rPr>
+          <w:rFonts w:hint="eastAsia"/>
+        </w:rPr>
+        <w:t>"</w:t>
+      </w:r>
+      <w:proofErr w:type="gramEnd"/>
     </w:p>
     <w:p>
       <w:r>
@@ -27014,7 +27614,7 @@
       <w:pPr>
         <w:pStyle w:val="3"/>
       </w:pPr>
-      <w:bookmarkStart w:id="93" w:name="_Toc231482721"/>
+      <w:bookmarkStart w:id="93" w:name="_Toc239442668"/>
       <w:r>
         <w:rPr>
           <w:rFonts w:hint="eastAsia"/>
@@ -27063,7 +27663,7 @@
       <w:pPr>
         <w:pStyle w:val="3"/>
       </w:pPr>
-      <w:bookmarkStart w:id="94" w:name="_Toc231482722"/>
+      <w:bookmarkStart w:id="94" w:name="_Toc239442669"/>
       <w:r>
         <w:rPr>
           <w:rFonts w:hint="eastAsia"/>
@@ -27169,14 +27769,28 @@
         <w:rPr>
           <w:rFonts w:hint="eastAsia"/>
         </w:rPr>
-        <w:t xml:space="preserve">    No Loadpay </w:t>
+        <w:t xml:space="preserve">    No </w:t>
+      </w:r>
+      <w:proofErr w:type="spellStart"/>
+      <w:r>
+        <w:rPr>
+          <w:rFonts w:hint="eastAsia"/>
+        </w:rPr>
+        <w:t>Loadpay</w:t>
+      </w:r>
+      <w:proofErr w:type="spellEnd"/>
+      <w:r>
+        <w:rPr>
+          <w:rFonts w:hint="eastAsia"/>
+        </w:rPr>
+        <w:t xml:space="preserve"> </w:t>
       </w:r>
     </w:p>
     <w:p>
       <w:pPr>
         <w:pStyle w:val="2"/>
       </w:pPr>
-      <w:bookmarkStart w:id="95" w:name="_Toc231482723"/>
+      <w:bookmarkStart w:id="95" w:name="_Toc239442670"/>
       <w:r>
         <w:rPr>
           <w:rFonts w:hint="eastAsia"/>
@@ -27189,7 +27803,7 @@
       <w:pPr>
         <w:pStyle w:val="3"/>
       </w:pPr>
-      <w:bookmarkStart w:id="96" w:name="_Toc231482724"/>
+      <w:bookmarkStart w:id="96" w:name="_Toc239442671"/>
       <w:r>
         <w:rPr>
           <w:rFonts w:hint="eastAsia"/>
@@ -27380,7 +27994,15 @@
       </w:r>
       <w:proofErr w:type="spellEnd"/>
       <w:r>
-        <w:t>" : “</w:t>
+        <w:t>"</w:t>
+      </w:r>
+      <w:proofErr w:type="gramStart"/>
+      <w:r>
+        <w:t xml:space="preserve"> :</w:t>
+      </w:r>
+      <w:proofErr w:type="gramEnd"/>
+      <w:r>
+        <w:t xml:space="preserve"> “</w:t>
       </w:r>
       <w:r>
         <w:rPr>
@@ -27437,7 +28059,7 @@
       <w:pPr>
         <w:pStyle w:val="3"/>
       </w:pPr>
-      <w:bookmarkStart w:id="97" w:name="_Toc231482725"/>
+      <w:bookmarkStart w:id="97" w:name="_Toc239442672"/>
       <w:r>
         <w:rPr>
           <w:rFonts w:hint="eastAsia"/>
@@ -27690,7 +28312,7 @@
       <w:pPr>
         <w:pStyle w:val="3"/>
       </w:pPr>
-      <w:bookmarkStart w:id="98" w:name="_Toc231482726"/>
+      <w:bookmarkStart w:id="98" w:name="_Toc239442673"/>
       <w:r>
         <w:rPr>
           <w:rFonts w:hint="eastAsia"/>
@@ -27839,7 +28461,7 @@
       <w:pPr>
         <w:pStyle w:val="2"/>
       </w:pPr>
-      <w:bookmarkStart w:id="99" w:name="_Toc231482727"/>
+      <w:bookmarkStart w:id="99" w:name="_Toc239442674"/>
       <w:r>
         <w:rPr>
           <w:rFonts w:hint="eastAsia"/>
@@ -27852,7 +28474,7 @@
       <w:pPr>
         <w:pStyle w:val="3"/>
       </w:pPr>
-      <w:bookmarkStart w:id="100" w:name="_Toc231482728"/>
+      <w:bookmarkStart w:id="100" w:name="_Toc239442675"/>
       <w:r>
         <w:rPr>
           <w:rFonts w:hint="eastAsia"/>
@@ -28086,7 +28708,7 @@
       <w:pPr>
         <w:pStyle w:val="3"/>
       </w:pPr>
-      <w:bookmarkStart w:id="101" w:name="_Toc231482729"/>
+      <w:bookmarkStart w:id="101" w:name="_Toc239442676"/>
       <w:r>
         <w:rPr>
           <w:rFonts w:hint="eastAsia"/>
@@ -28110,7 +28732,7 @@
       <w:pPr>
         <w:pStyle w:val="2"/>
       </w:pPr>
-      <w:bookmarkStart w:id="102" w:name="_Toc231482730"/>
+      <w:bookmarkStart w:id="102" w:name="_Toc239442677"/>
       <w:r>
         <w:rPr>
           <w:rFonts w:hint="eastAsia"/>
@@ -28123,7 +28745,7 @@
       <w:pPr>
         <w:pStyle w:val="3"/>
       </w:pPr>
-      <w:bookmarkStart w:id="103" w:name="_Toc231482731"/>
+      <w:bookmarkStart w:id="103" w:name="_Toc239442678"/>
       <w:r>
         <w:rPr>
           <w:rFonts w:hint="eastAsia"/>
@@ -28259,7 +28881,7 @@
       <w:pPr>
         <w:pStyle w:val="3"/>
       </w:pPr>
-      <w:bookmarkStart w:id="104" w:name="_Toc231482732"/>
+      <w:bookmarkStart w:id="104" w:name="_Toc239442679"/>
       <w:r>
         <w:rPr>
           <w:rFonts w:hint="eastAsia"/>
@@ -28340,12 +28962,14 @@
       <w:r>
         <w:t>": "</w:t>
       </w:r>
+      <w:proofErr w:type="gramStart"/>
       <w:r>
         <w:t>东城区</w:t>
       </w:r>
       <w:r>
         <w:t>",</w:t>
       </w:r>
+      <w:proofErr w:type="gramEnd"/>
     </w:p>
     <w:p>
       <w:pPr>
@@ -28360,14 +28984,169 @@
       </w:r>
       <w:proofErr w:type="spellEnd"/>
       <w:r>
+        <w:t xml:space="preserve">": </w:t>
+      </w:r>
+      <w:proofErr w:type="gramStart"/>
+      <w:r>
+        <w:t>"</w:t>
+      </w:r>
+      <w:r>
+        <w:t>北京市</w:t>
+      </w:r>
+      <w:r>
+        <w:t>"</w:t>
+      </w:r>
+      <w:proofErr w:type="gramEnd"/>
+    </w:p>
+    <w:p>
+      <w:pPr>
+        <w:wordWrap w:val="0"/>
+      </w:pPr>
+      <w:r>
+        <w:t xml:space="preserve">    },</w:t>
+      </w:r>
+    </w:p>
+    <w:p>
+      <w:pPr>
+        <w:wordWrap w:val="0"/>
+      </w:pPr>
+      <w:r>
+        <w:t xml:space="preserve">    "msg": "success"</w:t>
+      </w:r>
+    </w:p>
+    <w:p>
+      <w:pPr>
+        <w:wordWrap w:val="0"/>
+      </w:pPr>
+      <w:r>
+        <w:t>}</w:t>
+      </w:r>
+    </w:p>
+    <w:p>
+      <w:pPr>
+        <w:wordWrap w:val="0"/>
+      </w:pPr>
+      <w:r>
+        <w:rPr>
+          <w:rFonts w:hint="eastAsia"/>
+        </w:rPr>
+        <w:t>1:</w:t>
+      </w:r>
+    </w:p>
+    <w:p>
+      <w:pPr>
+        <w:wordWrap w:val="0"/>
+      </w:pPr>
+      <w:r>
+        <w:t>{</w:t>
+      </w:r>
+    </w:p>
+    <w:p>
+      <w:pPr>
+        <w:wordWrap w:val="0"/>
+      </w:pPr>
+      <w:r>
+        <w:t xml:space="preserve">    "code": 0,</w:t>
+      </w:r>
+    </w:p>
+    <w:p>
+      <w:pPr>
+        <w:wordWrap w:val="0"/>
+      </w:pPr>
+      <w:r>
+        <w:t xml:space="preserve">    "data": {</w:t>
+      </w:r>
+    </w:p>
+    <w:p>
+      <w:pPr>
+        <w:wordWrap w:val="0"/>
+      </w:pPr>
+      <w:r>
+        <w:t xml:space="preserve">        "</w:t>
+      </w:r>
+      <w:proofErr w:type="spellStart"/>
+      <w:r>
+        <w:t>nIDRegion</w:t>
+      </w:r>
+      <w:proofErr w:type="spellEnd"/>
+      <w:r>
+        <w:t>": 220102,</w:t>
+      </w:r>
+    </w:p>
+    <w:p>
+      <w:pPr>
+        <w:wordWrap w:val="0"/>
+      </w:pPr>
+      <w:r>
+        <w:t xml:space="preserve">        "</w:t>
+      </w:r>
+      <w:proofErr w:type="spellStart"/>
+      <w:r>
+        <w:t>tszCity</w:t>
+      </w:r>
+      <w:proofErr w:type="spellEnd"/>
+      <w:r>
         <w:t>": "</w:t>
       </w:r>
-      <w:r>
-        <w:t>北京市</w:t>
-      </w:r>
+      <w:proofErr w:type="gramStart"/>
+      <w:r>
+        <w:t>长春市</w:t>
+      </w:r>
+      <w:r>
+        <w:t>",</w:t>
+      </w:r>
+      <w:proofErr w:type="gramEnd"/>
+    </w:p>
+    <w:p>
+      <w:pPr>
+        <w:wordWrap w:val="0"/>
+      </w:pPr>
+      <w:r>
+        <w:t xml:space="preserve">        "</w:t>
+      </w:r>
+      <w:proofErr w:type="spellStart"/>
+      <w:r>
+        <w:t>tszCounty</w:t>
+      </w:r>
+      <w:proofErr w:type="spellEnd"/>
+      <w:r>
+        <w:t>": "</w:t>
+      </w:r>
+      <w:proofErr w:type="gramStart"/>
+      <w:r>
+        <w:t>南关区</w:t>
+      </w:r>
+      <w:r>
+        <w:t>",</w:t>
+      </w:r>
+      <w:proofErr w:type="gramEnd"/>
+    </w:p>
+    <w:p>
+      <w:pPr>
+        <w:wordWrap w:val="0"/>
+      </w:pPr>
+      <w:r>
+        <w:t xml:space="preserve">        "</w:t>
+      </w:r>
+      <w:proofErr w:type="spellStart"/>
+      <w:r>
+        <w:t>tszProvincer</w:t>
+      </w:r>
+      <w:proofErr w:type="spellEnd"/>
+      <w:r>
+        <w:t xml:space="preserve">": </w:t>
+      </w:r>
+      <w:proofErr w:type="gramStart"/>
       <w:r>
         <w:t>"</w:t>
       </w:r>
+      <w:r>
+        <w:t>吉林省</w:t>
+      </w:r>
+      <w:r>
+        <w:t>"</w:t>
+      </w:r>
+      <w:proofErr w:type="gramEnd"/>
     </w:p>
     <w:p>
       <w:pPr>
@@ -28395,150 +29174,9 @@
     </w:p>
     <w:p>
       <w:pPr>
-        <w:wordWrap w:val="0"/>
-      </w:pPr>
-      <w:r>
-        <w:rPr>
-          <w:rFonts w:hint="eastAsia"/>
-        </w:rPr>
-        <w:t>1:</w:t>
-      </w:r>
-    </w:p>
-    <w:p>
-      <w:pPr>
-        <w:wordWrap w:val="0"/>
-      </w:pPr>
-      <w:r>
-        <w:t>{</w:t>
-      </w:r>
-    </w:p>
-    <w:p>
-      <w:pPr>
-        <w:wordWrap w:val="0"/>
-      </w:pPr>
-      <w:r>
-        <w:t xml:space="preserve">    "code": 0,</w:t>
-      </w:r>
-    </w:p>
-    <w:p>
-      <w:pPr>
-        <w:wordWrap w:val="0"/>
-      </w:pPr>
-      <w:r>
-        <w:t xml:space="preserve">    "data": {</w:t>
-      </w:r>
-    </w:p>
-    <w:p>
-      <w:pPr>
-        <w:wordWrap w:val="0"/>
-      </w:pPr>
-      <w:r>
-        <w:t xml:space="preserve">        "</w:t>
-      </w:r>
-      <w:proofErr w:type="spellStart"/>
-      <w:r>
-        <w:t>nIDRegion</w:t>
-      </w:r>
-      <w:proofErr w:type="spellEnd"/>
-      <w:r>
-        <w:t>": 220102,</w:t>
-      </w:r>
-    </w:p>
-    <w:p>
-      <w:pPr>
-        <w:wordWrap w:val="0"/>
-      </w:pPr>
-      <w:r>
-        <w:t xml:space="preserve">        "</w:t>
-      </w:r>
-      <w:proofErr w:type="spellStart"/>
-      <w:r>
-        <w:t>tszCity</w:t>
-      </w:r>
-      <w:proofErr w:type="spellEnd"/>
-      <w:r>
-        <w:t>": "</w:t>
-      </w:r>
-      <w:r>
-        <w:t>长春市</w:t>
-      </w:r>
-      <w:r>
-        <w:t>",</w:t>
-      </w:r>
-    </w:p>
-    <w:p>
-      <w:pPr>
-        <w:wordWrap w:val="0"/>
-      </w:pPr>
-      <w:r>
-        <w:t xml:space="preserve">        "</w:t>
-      </w:r>
-      <w:proofErr w:type="spellStart"/>
-      <w:r>
-        <w:t>tszCounty</w:t>
-      </w:r>
-      <w:proofErr w:type="spellEnd"/>
-      <w:r>
-        <w:t>": "</w:t>
-      </w:r>
-      <w:r>
-        <w:t>南关区</w:t>
-      </w:r>
-      <w:r>
-        <w:t>",</w:t>
-      </w:r>
-    </w:p>
-    <w:p>
-      <w:pPr>
-        <w:wordWrap w:val="0"/>
-      </w:pPr>
-      <w:r>
-        <w:t xml:space="preserve">        "</w:t>
-      </w:r>
-      <w:proofErr w:type="spellStart"/>
-      <w:r>
-        <w:t>tszProvincer</w:t>
-      </w:r>
-      <w:proofErr w:type="spellEnd"/>
-      <w:r>
-        <w:t>": "</w:t>
-      </w:r>
-      <w:r>
-        <w:t>吉林省</w:t>
-      </w:r>
-      <w:r>
-        <w:t>"</w:t>
-      </w:r>
-    </w:p>
-    <w:p>
-      <w:pPr>
-        <w:wordWrap w:val="0"/>
-      </w:pPr>
-      <w:r>
-        <w:t xml:space="preserve">    },</w:t>
-      </w:r>
-    </w:p>
-    <w:p>
-      <w:pPr>
-        <w:wordWrap w:val="0"/>
-      </w:pPr>
-      <w:r>
-        <w:t xml:space="preserve">    "msg": "success"</w:t>
-      </w:r>
-    </w:p>
-    <w:p>
-      <w:pPr>
-        <w:wordWrap w:val="0"/>
-      </w:pPr>
-      <w:r>
-        <w:t>}</w:t>
-      </w:r>
-    </w:p>
-    <w:p>
-      <w:pPr>
         <w:pStyle w:val="2"/>
       </w:pPr>
-      <w:bookmarkStart w:id="105" w:name="_Toc231482733"/>
+      <w:bookmarkStart w:id="105" w:name="_Toc239442680"/>
       <w:r>
         <w:rPr>
           <w:rFonts w:hint="eastAsia"/>
@@ -28551,7 +29189,7 @@
       <w:pPr>
         <w:pStyle w:val="3"/>
       </w:pPr>
-      <w:bookmarkStart w:id="106" w:name="_Toc231482734"/>
+      <w:bookmarkStart w:id="106" w:name="_Toc239442681"/>
       <w:r>
         <w:rPr>
           <w:rFonts w:hint="eastAsia"/>
@@ -28823,7 +29461,7 @@
       <w:pPr>
         <w:pStyle w:val="3"/>
       </w:pPr>
-      <w:bookmarkStart w:id="107" w:name="_Toc231482735"/>
+      <w:bookmarkStart w:id="107" w:name="_Toc239442682"/>
       <w:r>
         <w:rPr>
           <w:rFonts w:hint="eastAsia"/>
@@ -29440,7 +30078,7 @@
       <w:pPr>
         <w:pStyle w:val="3"/>
       </w:pPr>
-      <w:bookmarkStart w:id="108" w:name="_Toc231482736"/>
+      <w:bookmarkStart w:id="108" w:name="_Toc239442683"/>
       <w:r>
         <w:rPr>
           <w:rFonts w:hint="eastAsia"/>
@@ -29633,7 +30271,7 @@
       <w:pPr>
         <w:pStyle w:val="2"/>
       </w:pPr>
-      <w:bookmarkStart w:id="109" w:name="_Toc231482737"/>
+      <w:bookmarkStart w:id="109" w:name="_Toc239442684"/>
       <w:r>
         <w:rPr>
           <w:rFonts w:hint="eastAsia"/>
@@ -29662,7 +30300,7 @@
       <w:pPr>
         <w:pStyle w:val="3"/>
       </w:pPr>
-      <w:bookmarkStart w:id="110" w:name="_Toc231482738"/>
+      <w:bookmarkStart w:id="110" w:name="_Toc239442685"/>
       <w:r>
         <w:rPr>
           <w:rFonts w:hint="eastAsia"/>
@@ -29779,6 +30417,7 @@
         </w:rPr>
         <w:t xml:space="preserve"> is </w:t>
       </w:r>
+      <w:proofErr w:type="gramStart"/>
       <w:r>
         <w:rPr>
           <w:rFonts w:hint="eastAsia"/>
@@ -29791,6 +30430,7 @@
         </w:rPr>
         <w:t>,</w:t>
       </w:r>
+      <w:proofErr w:type="gramEnd"/>
       <w:r>
         <w:rPr>
           <w:rFonts w:hint="eastAsia"/>
@@ -29803,6 +30443,7 @@
         <w:wordWrap w:val="0"/>
         <w:ind w:firstLine="420"/>
       </w:pPr>
+      <w:proofErr w:type="spellStart"/>
       <w:proofErr w:type="gramStart"/>
       <w:r>
         <w:rPr>
@@ -29810,13 +30451,14 @@
         </w:rPr>
         <w:t>Payload:NULL</w:t>
       </w:r>
+      <w:proofErr w:type="spellEnd"/>
       <w:proofErr w:type="gramEnd"/>
     </w:p>
     <w:p>
       <w:pPr>
         <w:pStyle w:val="3"/>
       </w:pPr>
-      <w:bookmarkStart w:id="111" w:name="_Toc231482739"/>
+      <w:bookmarkStart w:id="111" w:name="_Toc239442686"/>
       <w:r>
         <w:rPr>
           <w:rFonts w:hint="eastAsia"/>
@@ -29888,12 +30530,14 @@
       <w:r>
         <w:t>": "</w:t>
       </w:r>
+      <w:proofErr w:type="gramStart"/>
       <w:r>
         <w:t>四川</w:t>
       </w:r>
       <w:r>
         <w:t>",</w:t>
       </w:r>
+      <w:proofErr w:type="gramEnd"/>
     </w:p>
     <w:p>
       <w:r>
@@ -29927,7 +30571,7 @@
       <w:pPr>
         <w:pStyle w:val="2"/>
       </w:pPr>
-      <w:bookmarkStart w:id="112" w:name="_Toc231482740"/>
+      <w:bookmarkStart w:id="112" w:name="_Toc239442687"/>
       <w:r>
         <w:rPr>
           <w:rFonts w:hint="eastAsia"/>
@@ -29959,7 +30603,7 @@
       <w:pPr>
         <w:pStyle w:val="3"/>
       </w:pPr>
-      <w:bookmarkStart w:id="113" w:name="_Toc231482741"/>
+      <w:bookmarkStart w:id="113" w:name="_Toc239442688"/>
       <w:r>
         <w:rPr>
           <w:rFonts w:hint="eastAsia"/>
@@ -30034,6 +30678,7 @@
         <w:wordWrap w:val="0"/>
         <w:ind w:firstLine="420"/>
       </w:pPr>
+      <w:proofErr w:type="spellStart"/>
       <w:proofErr w:type="gramStart"/>
       <w:r>
         <w:rPr>
@@ -30041,13 +30686,14 @@
         </w:rPr>
         <w:t>Payload:NULL</w:t>
       </w:r>
+      <w:proofErr w:type="spellEnd"/>
       <w:proofErr w:type="gramEnd"/>
     </w:p>
     <w:p>
       <w:pPr>
         <w:pStyle w:val="3"/>
       </w:pPr>
-      <w:bookmarkStart w:id="114" w:name="_Toc231482742"/>
+      <w:bookmarkStart w:id="114" w:name="_Toc239442689"/>
       <w:r>
         <w:rPr>
           <w:rFonts w:hint="eastAsia"/>
@@ -30109,12 +30755,14 @@
       <w:r>
         <w:t>": "</w:t>
       </w:r>
+      <w:proofErr w:type="gramStart"/>
       <w:r>
         <w:t>东城区</w:t>
       </w:r>
       <w:r>
         <w:t>",</w:t>
       </w:r>
+      <w:proofErr w:type="gramEnd"/>
     </w:p>
     <w:p>
       <w:r>
@@ -30128,12 +30776,14 @@
       <w:r>
         <w:t>": "</w:t>
       </w:r>
+      <w:proofErr w:type="gramStart"/>
       <w:r>
         <w:t>北京</w:t>
       </w:r>
       <w:r>
         <w:t>",</w:t>
       </w:r>
+      <w:proofErr w:type="gramEnd"/>
     </w:p>
     <w:p>
       <w:r>
@@ -30160,12 +30810,14 @@
       <w:r>
         <w:t>": "</w:t>
       </w:r>
+      <w:proofErr w:type="gramStart"/>
       <w:r>
         <w:t>晴</w:t>
       </w:r>
       <w:r>
         <w:t>",</w:t>
       </w:r>
+      <w:proofErr w:type="gramEnd"/>
     </w:p>
     <w:p>
       <w:r>
@@ -30190,7 +30842,11 @@
       </w:r>
       <w:proofErr w:type="spellEnd"/>
       <w:r>
-        <w:t>": "</w:t>
+        <w:t xml:space="preserve">": </w:t>
+      </w:r>
+      <w:proofErr w:type="gramStart"/>
+      <w:r>
+        <w:t>"</w:t>
       </w:r>
       <w:r>
         <w:t>西北</w:t>
@@ -30198,6 +30854,7 @@
       <w:r>
         <w:t>"</w:t>
       </w:r>
+      <w:proofErr w:type="gramEnd"/>
     </w:p>
     <w:p>
       <w:r>
@@ -30218,7 +30875,7 @@
       <w:pPr>
         <w:pStyle w:val="2"/>
       </w:pPr>
-      <w:bookmarkStart w:id="115" w:name="_Toc231482743"/>
+      <w:bookmarkStart w:id="115" w:name="_Toc239442690"/>
       <w:r>
         <w:rPr>
           <w:rFonts w:hint="eastAsia"/>
@@ -30232,7 +30889,7 @@
       <w:pPr>
         <w:pStyle w:val="3"/>
       </w:pPr>
-      <w:bookmarkStart w:id="116" w:name="_Toc231482744"/>
+      <w:bookmarkStart w:id="116" w:name="_Toc239442691"/>
       <w:r>
         <w:rPr>
           <w:rFonts w:hint="eastAsia"/>
@@ -30357,6 +31014,7 @@
         <w:wordWrap w:val="0"/>
         <w:ind w:firstLine="420"/>
       </w:pPr>
+      <w:proofErr w:type="spellStart"/>
       <w:proofErr w:type="gramStart"/>
       <w:r>
         <w:rPr>
@@ -30364,13 +31022,14 @@
         </w:rPr>
         <w:t>Payload:NULL</w:t>
       </w:r>
+      <w:proofErr w:type="spellEnd"/>
       <w:proofErr w:type="gramEnd"/>
     </w:p>
     <w:p>
       <w:pPr>
         <w:pStyle w:val="3"/>
       </w:pPr>
-      <w:bookmarkStart w:id="117" w:name="_Toc231482745"/>
+      <w:bookmarkStart w:id="117" w:name="_Toc239442692"/>
       <w:r>
         <w:rPr>
           <w:rFonts w:hint="eastAsia"/>
@@ -30419,12 +31078,14 @@
       <w:r>
         <w:t>": "</w:t>
       </w:r>
+      <w:proofErr w:type="gramStart"/>
       <w:r>
         <w:t>成都市</w:t>
       </w:r>
       <w:r>
         <w:t>",</w:t>
       </w:r>
+      <w:proofErr w:type="gramEnd"/>
     </w:p>
     <w:p>
       <w:r>
@@ -30438,20 +31099,14 @@
       <w:r>
         <w:t>": "</w:t>
       </w:r>
-      <w:r>
-        <w:t>龙泉</w:t>
-      </w:r>
-      <w:proofErr w:type="gramStart"/>
-      <w:r>
-        <w:t>驿</w:t>
-      </w:r>
-      <w:proofErr w:type="gramEnd"/>
-      <w:r>
-        <w:t>区</w:t>
+      <w:proofErr w:type="gramStart"/>
+      <w:r>
+        <w:t>龙泉驿区</w:t>
       </w:r>
       <w:r>
         <w:t>",</w:t>
       </w:r>
+      <w:proofErr w:type="gramEnd"/>
     </w:p>
     <w:p>
       <w:r>
@@ -30463,23 +31118,308 @@
       </w:r>
       <w:proofErr w:type="spellEnd"/>
       <w:r>
+        <w:t xml:space="preserve">": </w:t>
+      </w:r>
+      <w:proofErr w:type="gramStart"/>
+      <w:r>
+        <w:t>"</w:t>
+      </w:r>
+      <w:r>
+        <w:t>四川省</w:t>
+      </w:r>
+      <w:r>
+        <w:t>"</w:t>
+      </w:r>
+      <w:proofErr w:type="gramEnd"/>
+    </w:p>
+    <w:p>
+      <w:r>
+        <w:t xml:space="preserve">    },</w:t>
+      </w:r>
+    </w:p>
+    <w:p>
+      <w:r>
+        <w:t xml:space="preserve">    "msg": "success"</w:t>
+      </w:r>
+    </w:p>
+    <w:p>
+      <w:r>
+        <w:t>}</w:t>
+      </w:r>
+    </w:p>
+    <w:p>
+      <w:pPr>
+        <w:pStyle w:val="2"/>
+      </w:pPr>
+      <w:bookmarkStart w:id="118" w:name="_Toc231482891"/>
+      <w:bookmarkStart w:id="119" w:name="_Toc239442693"/>
+      <w:r>
+        <w:rPr>
+          <w:rFonts w:hint="eastAsia"/>
+        </w:rPr>
+        <w:t>3.22</w:t>
+      </w:r>
+      <w:bookmarkEnd w:id="118"/>
+      <w:r>
+        <w:rPr>
+          <w:rFonts w:hint="eastAsia"/>
+        </w:rPr>
+        <w:t xml:space="preserve"> Screen Record</w:t>
+      </w:r>
+      <w:bookmarkEnd w:id="119"/>
+    </w:p>
+    <w:p>
+      <w:pPr>
+        <w:pStyle w:val="3"/>
+      </w:pPr>
+      <w:bookmarkStart w:id="120" w:name="_Toc231482892"/>
+      <w:bookmarkStart w:id="121" w:name="_Toc239442694"/>
+      <w:r>
+        <w:rPr>
+          <w:rFonts w:hint="eastAsia"/>
+        </w:rPr>
+        <w:t xml:space="preserve">3.22.1 </w:t>
+      </w:r>
+      <w:bookmarkEnd w:id="120"/>
+      <w:r>
+        <w:rPr>
+          <w:rFonts w:hint="eastAsia"/>
+        </w:rPr>
+        <w:t>Start Record</w:t>
+      </w:r>
+      <w:bookmarkEnd w:id="121"/>
+    </w:p>
+    <w:p>
+      <w:pPr>
+        <w:pStyle w:val="4"/>
+      </w:pPr>
+      <w:r>
+        <w:rPr>
+          <w:rFonts w:hint="eastAsia"/>
+        </w:rPr>
+        <w:t xml:space="preserve">3.22.1.1 </w:t>
+      </w:r>
+      <w:r>
+        <w:rPr>
+          <w:rFonts w:hint="eastAsia"/>
+        </w:rPr>
+        <w:t>Request</w:t>
+      </w:r>
+    </w:p>
+    <w:p>
+      <w:proofErr w:type="spellStart"/>
+      <w:proofErr w:type="gramStart"/>
+      <w:r>
+        <w:rPr>
+          <w:rFonts w:hint="eastAsia"/>
+        </w:rPr>
+        <w:t>Method</w:t>
+      </w:r>
+      <w:r>
+        <w:rPr>
+          <w:rFonts w:hint="eastAsia"/>
+        </w:rPr>
+        <w:t>:POST</w:t>
+      </w:r>
+      <w:proofErr w:type="spellEnd"/>
+      <w:proofErr w:type="gramEnd"/>
+    </w:p>
+    <w:p>
+      <w:proofErr w:type="spellStart"/>
+      <w:proofErr w:type="gramStart"/>
+      <w:r>
+        <w:rPr>
+          <w:rFonts w:hint="eastAsia"/>
+        </w:rPr>
+        <w:t>API</w:t>
+      </w:r>
+      <w:r>
+        <w:rPr>
+          <w:rFonts w:hint="eastAsia"/>
+        </w:rPr>
+        <w:t>:http</w:t>
+      </w:r>
+      <w:proofErr w:type="spellEnd"/>
+      <w:r>
+        <w:rPr>
+          <w:rFonts w:hint="eastAsia"/>
+        </w:rPr>
+        <w:t>://127.0.0.1:5501/</w:t>
+      </w:r>
+      <w:proofErr w:type="spellStart"/>
+      <w:r>
+        <w:rPr>
+          <w:rFonts w:hint="eastAsia"/>
+        </w:rPr>
+        <w:t>api?function</w:t>
+      </w:r>
+      <w:proofErr w:type="spellEnd"/>
+      <w:r>
+        <w:rPr>
+          <w:rFonts w:hint="eastAsia"/>
+        </w:rPr>
+        <w:t>=avrecord&amp;params1=start</w:t>
+      </w:r>
+      <w:proofErr w:type="gramEnd"/>
+    </w:p>
+    <w:p>
+      <w:r>
+        <w:rPr>
+          <w:rFonts w:hint="eastAsia"/>
+        </w:rPr>
+        <w:t>Payload</w:t>
+      </w:r>
+      <w:r>
+        <w:rPr>
+          <w:rFonts w:hint="eastAsia"/>
+        </w:rPr>
+        <w:t>:</w:t>
+      </w:r>
+    </w:p>
+    <w:p>
+      <w:r>
+        <w:t>{</w:t>
+      </w:r>
+    </w:p>
+    <w:p>
+      <w:r>
+        <w:t xml:space="preserve">    "data": {</w:t>
+      </w:r>
+    </w:p>
+    <w:p>
+      <w:r>
+        <w:rPr>
+          <w:rFonts w:hint="eastAsia"/>
+        </w:rPr>
+        <w:t xml:space="preserve">        "</w:t>
+      </w:r>
+      <w:proofErr w:type="spellStart"/>
+      <w:r>
+        <w:rPr>
+          <w:rFonts w:hint="eastAsia"/>
+        </w:rPr>
+        <w:t>tszVideoDevice</w:t>
+      </w:r>
+      <w:proofErr w:type="spellEnd"/>
+      <w:r>
+        <w:rPr>
+          <w:rFonts w:hint="eastAsia"/>
+        </w:rPr>
         <w:t>": "</w:t>
       </w:r>
       <w:r>
-        <w:t>四川省</w:t>
-      </w:r>
-      <w:r>
-        <w:t>"</w:t>
-      </w:r>
-    </w:p>
-    <w:p>
-      <w:r>
-        <w:t xml:space="preserve">    },</w:t>
-      </w:r>
-    </w:p>
-    <w:p>
-      <w:r>
-        <w:t xml:space="preserve">    "msg": "success"</w:t>
+        <w:rPr>
+          <w:rFonts w:hint="eastAsia"/>
+        </w:rPr>
+        <w:t xml:space="preserve">video device name </w:t>
+      </w:r>
+      <w:r>
+        <w:rPr>
+          <w:rFonts w:hint="eastAsia"/>
+        </w:rPr>
+        <w:t>",</w:t>
+      </w:r>
+    </w:p>
+    <w:p>
+      <w:r>
+        <w:rPr>
+          <w:rFonts w:hint="eastAsia"/>
+        </w:rPr>
+        <w:t xml:space="preserve">        "</w:t>
+      </w:r>
+      <w:r>
+        <w:t xml:space="preserve"> </w:t>
+      </w:r>
+      <w:proofErr w:type="gramStart"/>
+      <w:r>
+        <w:t>virtual</w:t>
+      </w:r>
+      <w:proofErr w:type="gramEnd"/>
+      <w:r>
+        <w:t xml:space="preserve">-audio-capturer </w:t>
+      </w:r>
+      <w:r>
+        <w:rPr>
+          <w:rFonts w:hint="eastAsia"/>
+        </w:rPr>
+        <w:t>": "</w:t>
+      </w:r>
+      <w:r>
+        <w:rPr>
+          <w:rFonts w:hint="eastAsia"/>
+        </w:rPr>
+        <w:t>audio device name</w:t>
+      </w:r>
+      <w:r>
+        <w:rPr>
+          <w:rFonts w:hint="eastAsia"/>
+        </w:rPr>
+        <w:t>",</w:t>
+      </w:r>
+    </w:p>
+    <w:p>
+      <w:r>
+        <w:rPr>
+          <w:rFonts w:hint="eastAsia"/>
+        </w:rPr>
+        <w:t xml:space="preserve">        "</w:t>
+      </w:r>
+      <w:proofErr w:type="spellStart"/>
+      <w:r>
+        <w:rPr>
+          <w:rFonts w:hint="eastAsia"/>
+        </w:rPr>
+        <w:t>tszFilePath</w:t>
+      </w:r>
+      <w:proofErr w:type="spellEnd"/>
+      <w:r>
+        <w:rPr>
+          <w:rFonts w:hint="eastAsia"/>
+        </w:rPr>
+        <w:t>": "</w:t>
+      </w:r>
+      <w:r>
+        <w:rPr>
+          <w:rFonts w:hint="eastAsia"/>
+        </w:rPr>
+        <w:t>stream address or local</w:t>
+      </w:r>
+      <w:r>
+        <w:rPr>
+          <w:rFonts w:hint="eastAsia"/>
+        </w:rPr>
+        <w:t xml:space="preserve"> save</w:t>
+      </w:r>
+      <w:r>
+        <w:rPr>
+          <w:rFonts w:hint="eastAsia"/>
+        </w:rPr>
+        <w:t xml:space="preserve"> file name</w:t>
+      </w:r>
+      <w:r>
+        <w:rPr>
+          <w:rFonts w:hint="eastAsia"/>
+        </w:rPr>
+        <w:t>",</w:t>
+      </w:r>
+    </w:p>
+    <w:p>
+      <w:r>
+        <w:lastRenderedPageBreak/>
+        <w:t xml:space="preserve">        "</w:t>
+      </w:r>
+      <w:proofErr w:type="spellStart"/>
+      <w:r>
+        <w:t>tszRsolution</w:t>
+      </w:r>
+      <w:proofErr w:type="spellEnd"/>
+      <w:r>
+        <w:t>": "1920x1080"</w:t>
+      </w:r>
+    </w:p>
+    <w:p>
+      <w:r>
+        <w:t xml:space="preserve">    }</w:t>
       </w:r>
     </w:p>
     <w:p>
@@ -30488,30 +31428,341 @@
       </w:r>
     </w:p>
     <w:p>
+      <w:r>
+        <w:rPr>
+          <w:rFonts w:hint="eastAsia"/>
+        </w:rPr>
+        <w:t>example</w:t>
+      </w:r>
+      <w:r>
+        <w:rPr>
+          <w:rFonts w:hint="eastAsia"/>
+        </w:rPr>
+        <w:t>:</w:t>
+      </w:r>
+    </w:p>
+    <w:p>
+      <w:r>
+        <w:t>{</w:t>
+      </w:r>
+    </w:p>
+    <w:p>
+      <w:r>
+        <w:t xml:space="preserve">    "data": {</w:t>
+      </w:r>
+    </w:p>
+    <w:p>
+      <w:r>
+        <w:t xml:space="preserve">        "</w:t>
+      </w:r>
+      <w:proofErr w:type="spellStart"/>
+      <w:r>
+        <w:t>tszVideoDevice</w:t>
+      </w:r>
+      <w:proofErr w:type="spellEnd"/>
+      <w:r>
+        <w:t>": "desktop",</w:t>
+      </w:r>
+    </w:p>
+    <w:p>
+      <w:r>
+        <w:t xml:space="preserve">        "</w:t>
+      </w:r>
+      <w:proofErr w:type="spellStart"/>
+      <w:r>
+        <w:t>tszAudioDevice</w:t>
+      </w:r>
+      <w:proofErr w:type="spellEnd"/>
+      <w:r>
+        <w:t>": "audio=virtual-audio-capturer",</w:t>
+      </w:r>
+    </w:p>
+    <w:p>
+      <w:r>
+        <w:t xml:space="preserve">        "</w:t>
+      </w:r>
+      <w:proofErr w:type="spellStart"/>
+      <w:r>
+        <w:t>tszFilePath</w:t>
+      </w:r>
+      <w:proofErr w:type="spellEnd"/>
+      <w:r>
+        <w:t>": "./1.mp4",</w:t>
+      </w:r>
+    </w:p>
+    <w:p>
+      <w:r>
+        <w:t xml:space="preserve">        "</w:t>
+      </w:r>
+      <w:proofErr w:type="spellStart"/>
+      <w:r>
+        <w:t>tszRsolution</w:t>
+      </w:r>
+      <w:proofErr w:type="spellEnd"/>
+      <w:r>
+        <w:t>": "1920x1080"</w:t>
+      </w:r>
+    </w:p>
+    <w:p>
+      <w:r>
+        <w:t xml:space="preserve">    }</w:t>
+      </w:r>
+    </w:p>
+    <w:p>
+      <w:r>
+        <w:t>}</w:t>
+      </w:r>
+    </w:p>
+    <w:p>
+      <w:pPr>
+        <w:pStyle w:val="4"/>
+      </w:pPr>
+      <w:r>
+        <w:rPr>
+          <w:rFonts w:hint="eastAsia"/>
+        </w:rPr>
+        <w:t xml:space="preserve">3.22.1.2 </w:t>
+      </w:r>
+      <w:r>
+        <w:rPr>
+          <w:rFonts w:hint="eastAsia"/>
+        </w:rPr>
+        <w:t>Reply</w:t>
+      </w:r>
+    </w:p>
+    <w:p>
+      <w:r>
+        <w:rPr>
+          <w:rFonts w:hint="eastAsia"/>
+        </w:rPr>
+        <w:t>{</w:t>
+      </w:r>
+    </w:p>
+    <w:p>
+      <w:pPr>
+        <w:ind w:firstLine="420"/>
+      </w:pPr>
+      <w:r>
+        <w:t>“</w:t>
+      </w:r>
+      <w:r>
+        <w:rPr>
+          <w:rFonts w:hint="eastAsia"/>
+        </w:rPr>
+        <w:t>code</w:t>
+      </w:r>
+      <w:r>
+        <w:t>”</w:t>
+      </w:r>
+      <w:r>
+        <w:rPr>
+          <w:rFonts w:hint="eastAsia"/>
+        </w:rPr>
+        <w:t>:0</w:t>
+      </w:r>
+    </w:p>
+    <w:p>
+      <w:r>
+        <w:rPr>
+          <w:rFonts w:hint="eastAsia"/>
+        </w:rPr>
+        <w:t>}</w:t>
+      </w:r>
+    </w:p>
+    <w:p>
+      <w:pPr>
+        <w:pStyle w:val="3"/>
+      </w:pPr>
+      <w:bookmarkStart w:id="122" w:name="_Toc231482893"/>
+      <w:bookmarkStart w:id="123" w:name="_Toc239442695"/>
+      <w:r>
+        <w:rPr>
+          <w:rFonts w:hint="eastAsia"/>
+        </w:rPr>
+        <w:t xml:space="preserve">3.22.2 </w:t>
+      </w:r>
+      <w:bookmarkEnd w:id="122"/>
+      <w:r>
+        <w:rPr>
+          <w:rFonts w:hint="eastAsia"/>
+        </w:rPr>
+        <w:t>Stop Record</w:t>
+      </w:r>
+      <w:bookmarkEnd w:id="123"/>
+    </w:p>
+    <w:p>
+      <w:pPr>
+        <w:pStyle w:val="4"/>
+      </w:pPr>
+      <w:r>
+        <w:rPr>
+          <w:rFonts w:hint="eastAsia"/>
+        </w:rPr>
+        <w:t xml:space="preserve">3.22.2.1 </w:t>
+      </w:r>
+      <w:r>
+        <w:rPr>
+          <w:rFonts w:hint="eastAsia"/>
+        </w:rPr>
+        <w:t>Request</w:t>
+      </w:r>
+    </w:p>
+    <w:p>
+      <w:proofErr w:type="spellStart"/>
+      <w:proofErr w:type="gramStart"/>
+      <w:r>
+        <w:rPr>
+          <w:rFonts w:hint="eastAsia"/>
+        </w:rPr>
+        <w:t>Method</w:t>
+      </w:r>
+      <w:r>
+        <w:rPr>
+          <w:rFonts w:hint="eastAsia"/>
+        </w:rPr>
+        <w:t>:POST</w:t>
+      </w:r>
+      <w:proofErr w:type="spellEnd"/>
+      <w:proofErr w:type="gramEnd"/>
+    </w:p>
+    <w:p>
+      <w:proofErr w:type="spellStart"/>
+      <w:proofErr w:type="gramStart"/>
+      <w:r>
+        <w:rPr>
+          <w:rFonts w:hint="eastAsia"/>
+        </w:rPr>
+        <w:t>API</w:t>
+      </w:r>
+      <w:r>
+        <w:rPr>
+          <w:rFonts w:hint="eastAsia"/>
+        </w:rPr>
+        <w:t>:http</w:t>
+      </w:r>
+      <w:proofErr w:type="spellEnd"/>
+      <w:r>
+        <w:rPr>
+          <w:rFonts w:hint="eastAsia"/>
+        </w:rPr>
+        <w:t>://127.0.0.1:5501/</w:t>
+      </w:r>
+      <w:proofErr w:type="spellStart"/>
+      <w:r>
+        <w:rPr>
+          <w:rFonts w:hint="eastAsia"/>
+        </w:rPr>
+        <w:t>api?function</w:t>
+      </w:r>
+      <w:proofErr w:type="spellEnd"/>
+      <w:r>
+        <w:rPr>
+          <w:rFonts w:hint="eastAsia"/>
+        </w:rPr>
+        <w:t>=avrecord&amp;params1=stop</w:t>
+      </w:r>
+      <w:proofErr w:type="gramEnd"/>
+    </w:p>
+    <w:p>
+      <w:proofErr w:type="spellStart"/>
+      <w:proofErr w:type="gramStart"/>
+      <w:r>
+        <w:rPr>
+          <w:rFonts w:hint="eastAsia"/>
+        </w:rPr>
+        <w:t>Payload</w:t>
+      </w:r>
+      <w:r>
+        <w:rPr>
+          <w:rFonts w:hint="eastAsia"/>
+        </w:rPr>
+        <w:t>:</w:t>
+      </w:r>
+      <w:r>
+        <w:rPr>
+          <w:rFonts w:hint="eastAsia"/>
+        </w:rPr>
+        <w:t>NONE</w:t>
+      </w:r>
+      <w:proofErr w:type="spellEnd"/>
+      <w:proofErr w:type="gramEnd"/>
+    </w:p>
+    <w:p>
+      <w:pPr>
+        <w:pStyle w:val="4"/>
+      </w:pPr>
+      <w:r>
+        <w:rPr>
+          <w:rFonts w:hint="eastAsia"/>
+        </w:rPr>
+        <w:t>3.22.1.2 reply</w:t>
+      </w:r>
+    </w:p>
+    <w:p>
+      <w:r>
+        <w:rPr>
+          <w:rFonts w:hint="eastAsia"/>
+        </w:rPr>
+        <w:t>{</w:t>
+      </w:r>
+    </w:p>
+    <w:p>
+      <w:pPr>
+        <w:ind w:firstLine="420"/>
+      </w:pPr>
+      <w:r>
+        <w:t>“</w:t>
+      </w:r>
+      <w:r>
+        <w:rPr>
+          <w:rFonts w:hint="eastAsia"/>
+        </w:rPr>
+        <w:t>code</w:t>
+      </w:r>
+      <w:r>
+        <w:t>”</w:t>
+      </w:r>
+      <w:r>
+        <w:rPr>
+          <w:rFonts w:hint="eastAsia"/>
+        </w:rPr>
+        <w:t>:0</w:t>
+      </w:r>
+    </w:p>
+    <w:p>
+      <w:r>
+        <w:rPr>
+          <w:rFonts w:hint="eastAsia"/>
+        </w:rPr>
+        <w:t>}</w:t>
+      </w:r>
+    </w:p>
+    <w:p>
       <w:pPr>
         <w:pStyle w:val="2"/>
       </w:pPr>
-      <w:bookmarkStart w:id="118" w:name="_Toc231482746"/>
-      <w:r>
-        <w:rPr>
-          <w:rFonts w:hint="eastAsia"/>
-        </w:rPr>
+      <w:bookmarkStart w:id="124" w:name="_Toc239442696"/>
+      <w:r>
+        <w:rPr>
+          <w:rFonts w:hint="eastAsia"/>
+        </w:rPr>
+        <w:lastRenderedPageBreak/>
         <w:t>3.A Module Plugin System</w:t>
       </w:r>
-      <w:bookmarkEnd w:id="118"/>
+      <w:bookmarkEnd w:id="124"/>
     </w:p>
     <w:p>
       <w:pPr>
         <w:pStyle w:val="3"/>
       </w:pPr>
-      <w:bookmarkStart w:id="119" w:name="_Toc231482747"/>
+      <w:bookmarkStart w:id="125" w:name="_Toc239442697"/>
       <w:r>
         <w:rPr>
           <w:rFonts w:hint="eastAsia"/>
         </w:rPr>
         <w:t>3.A.1 Password</w:t>
       </w:r>
-      <w:bookmarkEnd w:id="119"/>
+      <w:bookmarkEnd w:id="125"/>
     </w:p>
     <w:p>
       <w:pPr>
@@ -30620,15 +31871,6 @@
           <w:shd w:val="clear" w:color="auto" w:fill="FFFFFF"/>
         </w:rPr>
         <w:br/>
-      </w:r>
-      <w:r>
-        <w:rPr>
-          <w:rFonts w:ascii="Tahoma" w:eastAsia="Tahoma" w:hAnsi="Tahoma" w:cs="Tahoma"/>
-          <w:color w:val="4A5560"/>
-          <w:szCs w:val="21"/>
-          <w:shd w:val="clear" w:color="auto" w:fill="FFFFFF"/>
-        </w:rPr>
-        <w:lastRenderedPageBreak/>
         <w:t>    </w:t>
       </w:r>
       <w:r>
@@ -30959,14 +32201,14 @@
       <w:pPr>
         <w:pStyle w:val="3"/>
       </w:pPr>
-      <w:bookmarkStart w:id="120" w:name="_Toc231482748"/>
+      <w:bookmarkStart w:id="126" w:name="_Toc239442698"/>
       <w:r>
         <w:rPr>
           <w:rFonts w:hint="eastAsia"/>
         </w:rPr>
         <w:t>3.A.2 Zodiac</w:t>
       </w:r>
-      <w:bookmarkEnd w:id="120"/>
+      <w:bookmarkEnd w:id="126"/>
     </w:p>
     <w:p>
       <w:pPr>
@@ -31248,7 +32490,20 @@
           <w:szCs w:val="21"/>
           <w:shd w:val="clear" w:color="auto" w:fill="FFFFFF"/>
         </w:rPr>
-        <w:t>"龙"</w:t>
+        <w:t>"</w:t>
+      </w:r>
+      <w:proofErr w:type="gramStart"/>
+      <w:r>
+        <w:rPr>
+          <w:rStyle w:val="jsonstring"/>
+          <w:rFonts w:ascii="Tahoma" w:eastAsia="Tahoma" w:hAnsi="Tahoma" w:cs="Tahoma"/>
+          <w:b/>
+          <w:bCs/>
+          <w:color w:val="3AB54A"/>
+          <w:szCs w:val="21"/>
+          <w:shd w:val="clear" w:color="auto" w:fill="FFFFFF"/>
+        </w:rPr>
+        <w:t>龙"</w:t>
       </w:r>
       <w:r>
         <w:rPr>
@@ -31259,6 +32514,7 @@
         </w:rPr>
         <w:t>,</w:t>
       </w:r>
+      <w:proofErr w:type="gramEnd"/>
       <w:r>
         <w:rPr>
           <w:rFonts w:ascii="Tahoma" w:eastAsia="Tahoma" w:hAnsi="Tahoma" w:cs="Tahoma"/>
@@ -31300,7 +32556,20 @@
           <w:szCs w:val="21"/>
           <w:shd w:val="clear" w:color="auto" w:fill="FFFFFF"/>
         </w:rPr>
-        <w:t>"19880121"</w:t>
+        <w:t>"</w:t>
+      </w:r>
+      <w:proofErr w:type="gramStart"/>
+      <w:r>
+        <w:rPr>
+          <w:rStyle w:val="jsonstring"/>
+          <w:rFonts w:ascii="Tahoma" w:eastAsia="Tahoma" w:hAnsi="Tahoma" w:cs="Tahoma"/>
+          <w:b/>
+          <w:bCs/>
+          <w:color w:val="3AB54A"/>
+          <w:szCs w:val="21"/>
+          <w:shd w:val="clear" w:color="auto" w:fill="FFFFFF"/>
+        </w:rPr>
+        <w:t>19880121"</w:t>
       </w:r>
       <w:r>
         <w:rPr>
@@ -31311,6 +32580,7 @@
         </w:rPr>
         <w:t>,</w:t>
       </w:r>
+      <w:proofErr w:type="gramEnd"/>
       <w:r>
         <w:rPr>
           <w:rFonts w:ascii="Tahoma" w:eastAsia="Tahoma" w:hAnsi="Tahoma" w:cs="Tahoma"/>
@@ -31319,6 +32589,15 @@
           <w:shd w:val="clear" w:color="auto" w:fill="FFFFFF"/>
         </w:rPr>
         <w:br/>
+      </w:r>
+      <w:r>
+        <w:rPr>
+          <w:rFonts w:ascii="Tahoma" w:eastAsia="Tahoma" w:hAnsi="Tahoma" w:cs="Tahoma"/>
+          <w:color w:val="4A5560"/>
+          <w:szCs w:val="21"/>
+          <w:shd w:val="clear" w:color="auto" w:fill="FFFFFF"/>
+        </w:rPr>
+        <w:lastRenderedPageBreak/>
         <w:t>        </w:t>
       </w:r>
       <w:r>
@@ -31368,6 +32647,7 @@
         </w:rPr>
         <w:t>:</w:t>
       </w:r>
+      <w:proofErr w:type="gramStart"/>
       <w:r>
         <w:rPr>
           <w:rStyle w:val="jsonstring"/>
@@ -31378,8 +32658,35 @@
           <w:szCs w:val="21"/>
           <w:shd w:val="clear" w:color="auto" w:fill="FFFFFF"/>
         </w:rPr>
-        <w:t>"水瓶座"</w:t>
-      </w:r>
+        <w:t>"水</w:t>
+      </w:r>
+      <w:proofErr w:type="gramEnd"/>
+      <w:r>
+        <w:rPr>
+          <w:rStyle w:val="jsonstring"/>
+          <w:rFonts w:ascii="Tahoma" w:eastAsia="Tahoma" w:hAnsi="Tahoma" w:cs="Tahoma"/>
+          <w:b/>
+          <w:bCs/>
+          <w:color w:val="3AB54A"/>
+          <w:szCs w:val="21"/>
+          <w:shd w:val="clear" w:color="auto" w:fill="FFFFFF"/>
+        </w:rPr>
+        <w:t>瓶</w:t>
+      </w:r>
+      <w:proofErr w:type="gramStart"/>
+      <w:r>
+        <w:rPr>
+          <w:rStyle w:val="jsonstring"/>
+          <w:rFonts w:ascii="Tahoma" w:eastAsia="Tahoma" w:hAnsi="Tahoma" w:cs="Tahoma"/>
+          <w:b/>
+          <w:bCs/>
+          <w:color w:val="3AB54A"/>
+          <w:szCs w:val="21"/>
+          <w:shd w:val="clear" w:color="auto" w:fill="FFFFFF"/>
+        </w:rPr>
+        <w:t>座"</w:t>
+      </w:r>
+      <w:proofErr w:type="gramEnd"/>
       <w:r>
         <w:rPr>
           <w:rFonts w:ascii="Tahoma" w:eastAsia="Tahoma" w:hAnsi="Tahoma" w:cs="Tahoma"/>
@@ -31388,7 +32695,27 @@
           <w:shd w:val="clear" w:color="auto" w:fill="FFFFFF"/>
         </w:rPr>
         <w:br/>
-        <w:t>    },</w:t>
+        <w:t>   </w:t>
+      </w:r>
+      <w:proofErr w:type="gramStart"/>
+      <w:r>
+        <w:rPr>
+          <w:rFonts w:ascii="Tahoma" w:eastAsia="Tahoma" w:hAnsi="Tahoma" w:cs="Tahoma"/>
+          <w:color w:val="4A5560"/>
+          <w:szCs w:val="21"/>
+          <w:shd w:val="clear" w:color="auto" w:fill="FFFFFF"/>
+        </w:rPr>
+        <w:t> }</w:t>
+      </w:r>
+      <w:proofErr w:type="gramEnd"/>
+      <w:r>
+        <w:rPr>
+          <w:rFonts w:ascii="Tahoma" w:eastAsia="Tahoma" w:hAnsi="Tahoma" w:cs="Tahoma"/>
+          <w:color w:val="4A5560"/>
+          <w:szCs w:val="21"/>
+          <w:shd w:val="clear" w:color="auto" w:fill="FFFFFF"/>
+        </w:rPr>
+        <w:t>,</w:t>
       </w:r>
       <w:r>
         <w:rPr>
@@ -31474,7 +32801,7 @@
       <w:pPr>
         <w:pStyle w:val="3"/>
       </w:pPr>
-      <w:bookmarkStart w:id="121" w:name="_Toc231482749"/>
+      <w:bookmarkStart w:id="127" w:name="_Toc239442699"/>
       <w:r>
         <w:rPr>
           <w:rFonts w:hint="eastAsia"/>
@@ -31488,7 +32815,7 @@
         </w:rPr>
         <w:t>Bmi</w:t>
       </w:r>
-      <w:bookmarkEnd w:id="121"/>
+      <w:bookmarkEnd w:id="127"/>
       <w:proofErr w:type="spellEnd"/>
     </w:p>
     <w:p>
@@ -31587,7 +32914,6 @@
         <w:rPr>
           <w:rFonts w:hint="eastAsia"/>
         </w:rPr>
-        <w:lastRenderedPageBreak/>
         <w:t>3.A.3.2 Reply</w:t>
       </w:r>
     </w:p>
@@ -31725,7 +33051,20 @@
           <w:szCs w:val="21"/>
           <w:shd w:val="clear" w:color="auto" w:fill="FFFFFF"/>
         </w:rPr>
-        <w:t>"标准"</w:t>
+        <w:t>"</w:t>
+      </w:r>
+      <w:proofErr w:type="gramStart"/>
+      <w:r>
+        <w:rPr>
+          <w:rStyle w:val="jsonstring"/>
+          <w:rFonts w:ascii="Tahoma" w:eastAsia="Tahoma" w:hAnsi="Tahoma" w:cs="Tahoma"/>
+          <w:b/>
+          <w:bCs/>
+          <w:color w:val="3AB54A"/>
+          <w:szCs w:val="21"/>
+          <w:shd w:val="clear" w:color="auto" w:fill="FFFFFF"/>
+        </w:rPr>
+        <w:t>标准"</w:t>
       </w:r>
       <w:r>
         <w:rPr>
@@ -31736,6 +33075,7 @@
         </w:rPr>
         <w:t>,</w:t>
       </w:r>
+      <w:proofErr w:type="gramEnd"/>
       <w:r>
         <w:rPr>
           <w:rFonts w:ascii="Tahoma" w:eastAsia="Tahoma" w:hAnsi="Tahoma" w:cs="Tahoma"/>
@@ -31891,7 +33231,27 @@
           <w:shd w:val="clear" w:color="auto" w:fill="FFFFFF"/>
         </w:rPr>
         <w:br/>
-        <w:t>    },</w:t>
+        <w:t>   </w:t>
+      </w:r>
+      <w:proofErr w:type="gramStart"/>
+      <w:r>
+        <w:rPr>
+          <w:rFonts w:ascii="Tahoma" w:eastAsia="Tahoma" w:hAnsi="Tahoma" w:cs="Tahoma"/>
+          <w:color w:val="4A5560"/>
+          <w:szCs w:val="21"/>
+          <w:shd w:val="clear" w:color="auto" w:fill="FFFFFF"/>
+        </w:rPr>
+        <w:t> }</w:t>
+      </w:r>
+      <w:proofErr w:type="gramEnd"/>
+      <w:r>
+        <w:rPr>
+          <w:rFonts w:ascii="Tahoma" w:eastAsia="Tahoma" w:hAnsi="Tahoma" w:cs="Tahoma"/>
+          <w:color w:val="4A5560"/>
+          <w:szCs w:val="21"/>
+          <w:shd w:val="clear" w:color="auto" w:fill="FFFFFF"/>
+        </w:rPr>
+        <w:t>,</w:t>
       </w:r>
       <w:r>
         <w:rPr>
@@ -31977,7 +33337,7 @@
       <w:pPr>
         <w:pStyle w:val="3"/>
       </w:pPr>
-      <w:bookmarkStart w:id="122" w:name="_Toc231482750"/>
+      <w:bookmarkStart w:id="128" w:name="_Toc239442700"/>
       <w:r>
         <w:rPr>
           <w:rFonts w:hint="eastAsia"/>
@@ -31991,7 +33351,7 @@
         </w:rPr>
         <w:t>Timezone</w:t>
       </w:r>
-      <w:bookmarkEnd w:id="122"/>
+      <w:bookmarkEnd w:id="128"/>
       <w:proofErr w:type="spellEnd"/>
     </w:p>
     <w:p>
@@ -32094,6 +33454,7 @@
         <w:rPr>
           <w:rFonts w:hint="eastAsia"/>
         </w:rPr>
+        <w:lastRenderedPageBreak/>
         <w:t>3.A.4.1.2 Reply</w:t>
       </w:r>
     </w:p>
@@ -32391,7 +33752,6 @@
         <w:rPr>
           <w:rFonts w:hint="eastAsia"/>
         </w:rPr>
-        <w:lastRenderedPageBreak/>
         <w:t>Parament:params</w:t>
       </w:r>
       <w:proofErr w:type="gramEnd"/>
@@ -32563,6 +33923,7 @@
         </w:rPr>
         <w:t>:</w:t>
       </w:r>
+      <w:proofErr w:type="gramStart"/>
       <w:r>
         <w:rPr>
           <w:rStyle w:val="jsonstring"/>
@@ -32573,7 +33934,20 @@
           <w:szCs w:val="21"/>
           <w:shd w:val="clear" w:color="auto" w:fill="FFFFFF"/>
         </w:rPr>
-        <w:t>"大西洋标准时间（加拿大）"</w:t>
+        <w:t>"大西洋</w:t>
+      </w:r>
+      <w:proofErr w:type="gramEnd"/>
+      <w:r>
+        <w:rPr>
+          <w:rStyle w:val="jsonstring"/>
+          <w:rFonts w:ascii="Tahoma" w:eastAsia="Tahoma" w:hAnsi="Tahoma" w:cs="Tahoma"/>
+          <w:b/>
+          <w:bCs/>
+          <w:color w:val="3AB54A"/>
+          <w:szCs w:val="21"/>
+          <w:shd w:val="clear" w:color="auto" w:fill="FFFFFF"/>
+        </w:rPr>
+        <w:t>标准时间（加拿大）"</w:t>
       </w:r>
       <w:r>
         <w:rPr>
@@ -32661,7 +34035,27 @@
           <w:shd w:val="clear" w:color="auto" w:fill="FFFFFF"/>
         </w:rPr>
         <w:br/>
-        <w:t>        },</w:t>
+        <w:t>       </w:t>
+      </w:r>
+      <w:proofErr w:type="gramStart"/>
+      <w:r>
+        <w:rPr>
+          <w:rFonts w:ascii="Tahoma" w:eastAsia="Tahoma" w:hAnsi="Tahoma" w:cs="Tahoma"/>
+          <w:color w:val="4A5560"/>
+          <w:szCs w:val="21"/>
+          <w:shd w:val="clear" w:color="auto" w:fill="FFFFFF"/>
+        </w:rPr>
+        <w:t> }</w:t>
+      </w:r>
+      <w:proofErr w:type="gramEnd"/>
+      <w:r>
+        <w:rPr>
+          <w:rFonts w:ascii="Tahoma" w:eastAsia="Tahoma" w:hAnsi="Tahoma" w:cs="Tahoma"/>
+          <w:color w:val="4A5560"/>
+          <w:szCs w:val="21"/>
+          <w:shd w:val="clear" w:color="auto" w:fill="FFFFFF"/>
+        </w:rPr>
+        <w:t>,</w:t>
       </w:r>
       <w:r>
         <w:rPr>
@@ -32730,6 +34124,7 @@
         </w:rPr>
         <w:t>:</w:t>
       </w:r>
+      <w:proofErr w:type="gramStart"/>
       <w:r>
         <w:rPr>
           <w:rStyle w:val="jsonstring"/>
@@ -32740,7 +34135,33 @@
           <w:szCs w:val="21"/>
           <w:shd w:val="clear" w:color="auto" w:fill="FFFFFF"/>
         </w:rPr>
-        <w:t>"夏威夷-阿拉斯加标准时间"</w:t>
+        <w:t>"夏威夷</w:t>
+      </w:r>
+      <w:proofErr w:type="gramEnd"/>
+      <w:r>
+        <w:rPr>
+          <w:rStyle w:val="jsonstring"/>
+          <w:rFonts w:ascii="Tahoma" w:eastAsia="Tahoma" w:hAnsi="Tahoma" w:cs="Tahoma"/>
+          <w:b/>
+          <w:bCs/>
+          <w:color w:val="3AB54A"/>
+          <w:szCs w:val="21"/>
+          <w:shd w:val="clear" w:color="auto" w:fill="FFFFFF"/>
+        </w:rPr>
+        <w:t>-阿拉斯加标准时</w:t>
+      </w:r>
+      <w:proofErr w:type="gramStart"/>
+      <w:r>
+        <w:rPr>
+          <w:rStyle w:val="jsonstring"/>
+          <w:rFonts w:ascii="Tahoma" w:eastAsia="Tahoma" w:hAnsi="Tahoma" w:cs="Tahoma"/>
+          <w:b/>
+          <w:bCs/>
+          <w:color w:val="3AB54A"/>
+          <w:szCs w:val="21"/>
+          <w:shd w:val="clear" w:color="auto" w:fill="FFFFFF"/>
+        </w:rPr>
+        <w:t>间"</w:t>
       </w:r>
       <w:r>
         <w:rPr>
@@ -32751,6 +34172,7 @@
         </w:rPr>
         <w:t>,</w:t>
       </w:r>
+      <w:proofErr w:type="gramEnd"/>
       <w:r>
         <w:rPr>
           <w:rFonts w:ascii="Tahoma" w:eastAsia="Tahoma" w:hAnsi="Tahoma" w:cs="Tahoma"/>
@@ -32828,7 +34250,27 @@
           <w:shd w:val="clear" w:color="auto" w:fill="FFFFFF"/>
         </w:rPr>
         <w:br/>
-        <w:t>        },</w:t>
+        <w:t>       </w:t>
+      </w:r>
+      <w:proofErr w:type="gramStart"/>
+      <w:r>
+        <w:rPr>
+          <w:rFonts w:ascii="Tahoma" w:eastAsia="Tahoma" w:hAnsi="Tahoma" w:cs="Tahoma"/>
+          <w:color w:val="4A5560"/>
+          <w:szCs w:val="21"/>
+          <w:shd w:val="clear" w:color="auto" w:fill="FFFFFF"/>
+        </w:rPr>
+        <w:t> }</w:t>
+      </w:r>
+      <w:proofErr w:type="gramEnd"/>
+      <w:r>
+        <w:rPr>
+          <w:rFonts w:ascii="Tahoma" w:eastAsia="Tahoma" w:hAnsi="Tahoma" w:cs="Tahoma"/>
+          <w:color w:val="4A5560"/>
+          <w:szCs w:val="21"/>
+          <w:shd w:val="clear" w:color="auto" w:fill="FFFFFF"/>
+        </w:rPr>
+        <w:t>,</w:t>
       </w:r>
       <w:r>
         <w:rPr>
@@ -32897,6 +34339,7 @@
         </w:rPr>
         <w:t>:</w:t>
       </w:r>
+      <w:proofErr w:type="gramStart"/>
       <w:r>
         <w:rPr>
           <w:rStyle w:val="jsonstring"/>
@@ -32907,7 +34350,33 @@
           <w:szCs w:val="21"/>
           <w:shd w:val="clear" w:color="auto" w:fill="FFFFFF"/>
         </w:rPr>
-        <w:t>"以色列标准时间"</w:t>
+        <w:t>"以色列</w:t>
+      </w:r>
+      <w:proofErr w:type="gramEnd"/>
+      <w:r>
+        <w:rPr>
+          <w:rStyle w:val="jsonstring"/>
+          <w:rFonts w:ascii="Tahoma" w:eastAsia="Tahoma" w:hAnsi="Tahoma" w:cs="Tahoma"/>
+          <w:b/>
+          <w:bCs/>
+          <w:color w:val="3AB54A"/>
+          <w:szCs w:val="21"/>
+          <w:shd w:val="clear" w:color="auto" w:fill="FFFFFF"/>
+        </w:rPr>
+        <w:t>标准时</w:t>
+      </w:r>
+      <w:proofErr w:type="gramStart"/>
+      <w:r>
+        <w:rPr>
+          <w:rStyle w:val="jsonstring"/>
+          <w:rFonts w:ascii="Tahoma" w:eastAsia="Tahoma" w:hAnsi="Tahoma" w:cs="Tahoma"/>
+          <w:b/>
+          <w:bCs/>
+          <w:color w:val="3AB54A"/>
+          <w:szCs w:val="21"/>
+          <w:shd w:val="clear" w:color="auto" w:fill="FFFFFF"/>
+        </w:rPr>
+        <w:t>间"</w:t>
       </w:r>
       <w:r>
         <w:rPr>
@@ -32918,6 +34387,7 @@
         </w:rPr>
         <w:t>,</w:t>
       </w:r>
+      <w:proofErr w:type="gramEnd"/>
       <w:r>
         <w:rPr>
           <w:rFonts w:ascii="Tahoma" w:eastAsia="Tahoma" w:hAnsi="Tahoma" w:cs="Tahoma"/>
@@ -32995,7 +34465,27 @@
           <w:shd w:val="clear" w:color="auto" w:fill="FFFFFF"/>
         </w:rPr>
         <w:br/>
-        <w:t>        }    </w:t>
+        <w:t>       </w:t>
+      </w:r>
+      <w:proofErr w:type="gramStart"/>
+      <w:r>
+        <w:rPr>
+          <w:rFonts w:ascii="Tahoma" w:eastAsia="Tahoma" w:hAnsi="Tahoma" w:cs="Tahoma"/>
+          <w:color w:val="4A5560"/>
+          <w:szCs w:val="21"/>
+          <w:shd w:val="clear" w:color="auto" w:fill="FFFFFF"/>
+        </w:rPr>
+        <w:t> }</w:t>
+      </w:r>
+      <w:proofErr w:type="gramEnd"/>
+      <w:r>
+        <w:rPr>
+          <w:rFonts w:ascii="Tahoma" w:eastAsia="Tahoma" w:hAnsi="Tahoma" w:cs="Tahoma"/>
+          <w:color w:val="4A5560"/>
+          <w:szCs w:val="21"/>
+          <w:shd w:val="clear" w:color="auto" w:fill="FFFFFF"/>
+        </w:rPr>
+        <w:t>    </w:t>
       </w:r>
     </w:p>
     <w:p>
@@ -33293,6 +34783,15 @@
           <w:shd w:val="clear" w:color="auto" w:fill="FFFFFF"/>
         </w:rPr>
         <w:br/>
+      </w:r>
+      <w:r>
+        <w:rPr>
+          <w:rFonts w:ascii="Tahoma" w:eastAsia="Tahoma" w:hAnsi="Tahoma" w:cs="Tahoma"/>
+          <w:color w:val="4A5560"/>
+          <w:szCs w:val="21"/>
+          <w:shd w:val="clear" w:color="auto" w:fill="FFFFFF"/>
+        </w:rPr>
+        <w:lastRenderedPageBreak/>
         <w:t>}</w:t>
       </w:r>
     </w:p>
@@ -33424,7 +34923,6 @@
         <w:rPr>
           <w:rFonts w:hint="eastAsia"/>
         </w:rPr>
-        <w:lastRenderedPageBreak/>
         <w:t>3.A.4.3.2 Reply</w:t>
       </w:r>
     </w:p>
@@ -33586,6 +35084,7 @@
         </w:rPr>
         <w:t>:</w:t>
       </w:r>
+      <w:proofErr w:type="gramStart"/>
       <w:r>
         <w:rPr>
           <w:rStyle w:val="jsonstring"/>
@@ -33596,7 +35095,20 @@
           <w:szCs w:val="21"/>
           <w:shd w:val="clear" w:color="auto" w:fill="FFFFFF"/>
         </w:rPr>
-        <w:t>"大西洋标准时间（加拿大）"</w:t>
+        <w:t>"大西洋</w:t>
+      </w:r>
+      <w:proofErr w:type="gramEnd"/>
+      <w:r>
+        <w:rPr>
+          <w:rStyle w:val="jsonstring"/>
+          <w:rFonts w:ascii="Tahoma" w:eastAsia="Tahoma" w:hAnsi="Tahoma" w:cs="Tahoma"/>
+          <w:b/>
+          <w:bCs/>
+          <w:color w:val="3AB54A"/>
+          <w:szCs w:val="21"/>
+          <w:shd w:val="clear" w:color="auto" w:fill="FFFFFF"/>
+        </w:rPr>
+        <w:t>标准时间（加拿大）"</w:t>
       </w:r>
       <w:r>
         <w:rPr>
@@ -33638,6 +35150,7 @@
         </w:rPr>
         <w:t>:</w:t>
       </w:r>
+      <w:proofErr w:type="gramStart"/>
       <w:r>
         <w:rPr>
           <w:rStyle w:val="jsonstring"/>
@@ -33648,7 +35161,33 @@
           <w:szCs w:val="21"/>
           <w:shd w:val="clear" w:color="auto" w:fill="FFFFFF"/>
         </w:rPr>
-        <w:t>"2022-07-21 08:10:01"</w:t>
+        <w:t>"2022-07-21</w:t>
+      </w:r>
+      <w:proofErr w:type="gramEnd"/>
+      <w:r>
+        <w:rPr>
+          <w:rStyle w:val="jsonstring"/>
+          <w:rFonts w:ascii="Tahoma" w:eastAsia="Tahoma" w:hAnsi="Tahoma" w:cs="Tahoma"/>
+          <w:b/>
+          <w:bCs/>
+          <w:color w:val="3AB54A"/>
+          <w:szCs w:val="21"/>
+          <w:shd w:val="clear" w:color="auto" w:fill="FFFFFF"/>
+        </w:rPr>
+        <w:t> </w:t>
+      </w:r>
+      <w:proofErr w:type="gramStart"/>
+      <w:r>
+        <w:rPr>
+          <w:rStyle w:val="jsonstring"/>
+          <w:rFonts w:ascii="Tahoma" w:eastAsia="Tahoma" w:hAnsi="Tahoma" w:cs="Tahoma"/>
+          <w:b/>
+          <w:bCs/>
+          <w:color w:val="3AB54A"/>
+          <w:szCs w:val="21"/>
+          <w:shd w:val="clear" w:color="auto" w:fill="FFFFFF"/>
+        </w:rPr>
+        <w:t>08:10:01"</w:t>
       </w:r>
       <w:r>
         <w:rPr>
@@ -33659,6 +35198,7 @@
         </w:rPr>
         <w:t>,</w:t>
       </w:r>
+      <w:proofErr w:type="gramEnd"/>
       <w:r>
         <w:rPr>
           <w:rFonts w:ascii="Tahoma" w:eastAsia="Tahoma" w:hAnsi="Tahoma" w:cs="Tahoma"/>
@@ -33736,7 +35276,27 @@
           <w:shd w:val="clear" w:color="auto" w:fill="FFFFFF"/>
         </w:rPr>
         <w:br/>
-        <w:t>    },</w:t>
+        <w:t>   </w:t>
+      </w:r>
+      <w:proofErr w:type="gramStart"/>
+      <w:r>
+        <w:rPr>
+          <w:rFonts w:ascii="Tahoma" w:eastAsia="Tahoma" w:hAnsi="Tahoma" w:cs="Tahoma"/>
+          <w:color w:val="4A5560"/>
+          <w:szCs w:val="21"/>
+          <w:shd w:val="clear" w:color="auto" w:fill="FFFFFF"/>
+        </w:rPr>
+        <w:t> }</w:t>
+      </w:r>
+      <w:proofErr w:type="gramEnd"/>
+      <w:r>
+        <w:rPr>
+          <w:rFonts w:ascii="Tahoma" w:eastAsia="Tahoma" w:hAnsi="Tahoma" w:cs="Tahoma"/>
+          <w:color w:val="4A5560"/>
+          <w:szCs w:val="21"/>
+          <w:shd w:val="clear" w:color="auto" w:fill="FFFFFF"/>
+        </w:rPr>
+        <w:t>,</w:t>
       </w:r>
       <w:r>
         <w:rPr>
@@ -33822,14 +35382,14 @@
       <w:pPr>
         <w:pStyle w:val="3"/>
       </w:pPr>
-      <w:bookmarkStart w:id="123" w:name="_Toc231482751"/>
+      <w:bookmarkStart w:id="129" w:name="_Toc239442701"/>
       <w:r>
         <w:rPr>
           <w:rFonts w:hint="eastAsia"/>
         </w:rPr>
         <w:t>3.A.5 Meter Convert</w:t>
       </w:r>
-      <w:bookmarkEnd w:id="123"/>
+      <w:bookmarkEnd w:id="129"/>
     </w:p>
     <w:p>
       <w:pPr>
@@ -33950,27 +35510,28 @@
       <w:pPr>
         <w:pStyle w:val="2"/>
       </w:pPr>
-      <w:bookmarkStart w:id="124" w:name="_Toc231482752"/>
-      <w:r>
-        <w:rPr>
-          <w:rFonts w:hint="eastAsia"/>
-        </w:rPr>
+      <w:bookmarkStart w:id="130" w:name="_Toc239442702"/>
+      <w:r>
+        <w:rPr>
+          <w:rFonts w:hint="eastAsia"/>
+        </w:rPr>
+        <w:lastRenderedPageBreak/>
         <w:t>3.B Lua Plugin System</w:t>
       </w:r>
-      <w:bookmarkEnd w:id="124"/>
+      <w:bookmarkEnd w:id="130"/>
     </w:p>
     <w:p>
       <w:pPr>
         <w:pStyle w:val="3"/>
       </w:pPr>
-      <w:bookmarkStart w:id="125" w:name="_Toc231482753"/>
+      <w:bookmarkStart w:id="131" w:name="_Toc239442703"/>
       <w:r>
         <w:rPr>
           <w:rFonts w:hint="eastAsia"/>
         </w:rPr>
         <w:t>3.B.1 Math Calculation</w:t>
       </w:r>
-      <w:bookmarkEnd w:id="125"/>
+      <w:bookmarkEnd w:id="131"/>
     </w:p>
     <w:p>
       <w:pPr>
@@ -34061,7 +35622,6 @@
         <w:rPr>
           <w:rFonts w:hint="eastAsia"/>
         </w:rPr>
-        <w:lastRenderedPageBreak/>
         <w:t>3.B.1.2 Reply</w:t>
       </w:r>
     </w:p>
@@ -34132,14 +35692,14 @@
       <w:pPr>
         <w:pStyle w:val="3"/>
       </w:pPr>
-      <w:bookmarkStart w:id="126" w:name="_Toc231482754"/>
+      <w:bookmarkStart w:id="132" w:name="_Toc239442704"/>
       <w:r>
         <w:rPr>
           <w:rFonts w:hint="eastAsia"/>
         </w:rPr>
         <w:t>3.B.2 Time Get</w:t>
       </w:r>
-      <w:bookmarkEnd w:id="126"/>
+      <w:bookmarkEnd w:id="132"/>
     </w:p>
     <w:p>
       <w:pPr>
@@ -34272,6 +35832,7 @@
     </w:p>
     <w:p>
       <w:r>
+        <w:lastRenderedPageBreak/>
         <w:t xml:space="preserve">    "</w:t>
       </w:r>
       <w:proofErr w:type="spellStart"/>
@@ -34312,7 +35873,7 @@
       <w:pPr>
         <w:pStyle w:val="3"/>
       </w:pPr>
-      <w:bookmarkStart w:id="127" w:name="_Toc231482755"/>
+      <w:bookmarkStart w:id="133" w:name="_Toc239442705"/>
       <w:r>
         <w:rPr>
           <w:rFonts w:hint="eastAsia"/>
@@ -34326,7 +35887,7 @@
         </w:rPr>
         <w:t>HeartBeat</w:t>
       </w:r>
-      <w:bookmarkEnd w:id="127"/>
+      <w:bookmarkEnd w:id="133"/>
       <w:proofErr w:type="spellEnd"/>
     </w:p>
     <w:p>
@@ -34348,7 +35909,6 @@
         <w:rPr>
           <w:rFonts w:hint="eastAsia"/>
         </w:rPr>
-        <w:lastRenderedPageBreak/>
         <w:t>3.B.3.1 Request</w:t>
       </w:r>
     </w:p>
@@ -34487,7 +36047,7 @@
       <w:pPr>
         <w:pStyle w:val="3"/>
       </w:pPr>
-      <w:bookmarkStart w:id="128" w:name="_Toc231482756"/>
+      <w:bookmarkStart w:id="134" w:name="_Toc239442706"/>
       <w:r>
         <w:rPr>
           <w:rFonts w:hint="eastAsia"/>
@@ -34508,20 +36068,20 @@
         </w:rPr>
         <w:t xml:space="preserve"> DB Query</w:t>
       </w:r>
-      <w:bookmarkEnd w:id="128"/>
+      <w:bookmarkEnd w:id="134"/>
     </w:p>
     <w:p>
       <w:pPr>
         <w:pStyle w:val="3"/>
       </w:pPr>
-      <w:bookmarkStart w:id="129" w:name="_Toc231482757"/>
+      <w:bookmarkStart w:id="135" w:name="_Toc239442707"/>
       <w:r>
         <w:rPr>
           <w:rFonts w:hint="eastAsia"/>
         </w:rPr>
         <w:t>3.C.1 Phone Information Query</w:t>
       </w:r>
-      <w:bookmarkEnd w:id="129"/>
+      <w:bookmarkEnd w:id="135"/>
     </w:p>
     <w:p>
       <w:pPr>
@@ -34638,6 +36198,7 @@
     </w:p>
     <w:p>
       <w:r>
+        <w:lastRenderedPageBreak/>
         <w:t xml:space="preserve">     "code": 0,</w:t>
       </w:r>
     </w:p>
@@ -34671,12 +36232,14 @@
       <w:r>
         <w:t>": "</w:t>
       </w:r>
+      <w:proofErr w:type="gramStart"/>
       <w:r>
         <w:t>成都</w:t>
       </w:r>
       <w:r>
         <w:t>",</w:t>
       </w:r>
+      <w:proofErr w:type="gramEnd"/>
     </w:p>
     <w:p>
       <w:r>
@@ -34714,7 +36277,11 @@
       </w:r>
       <w:proofErr w:type="spellEnd"/>
       <w:r>
-        <w:t>": "</w:t>
+        <w:t xml:space="preserve">": </w:t>
+      </w:r>
+      <w:proofErr w:type="gramStart"/>
+      <w:r>
+        <w:t>"</w:t>
       </w:r>
       <w:r>
         <w:t>四川</w:t>
@@ -34722,6 +36289,7 @@
       <w:r>
         <w:t>"</w:t>
       </w:r>
+      <w:proofErr w:type="gramEnd"/>
     </w:p>
     <w:p>
       <w:r>
@@ -34742,376 +36310,379 @@
       <w:pPr>
         <w:pStyle w:val="3"/>
       </w:pPr>
-      <w:bookmarkStart w:id="130" w:name="_Toc231482758"/>
-      <w:r>
-        <w:rPr>
-          <w:rFonts w:hint="eastAsia"/>
-        </w:rPr>
+      <w:bookmarkStart w:id="136" w:name="_Toc239442708"/>
+      <w:r>
+        <w:rPr>
+          <w:rFonts w:hint="eastAsia"/>
+        </w:rPr>
+        <w:t xml:space="preserve">3.C.2 IP Address </w:t>
+      </w:r>
+      <w:proofErr w:type="spellStart"/>
+      <w:r>
+        <w:rPr>
+          <w:rFonts w:hint="eastAsia"/>
+        </w:rPr>
+        <w:t>Inforamtion</w:t>
+      </w:r>
+      <w:proofErr w:type="spellEnd"/>
+      <w:r>
+        <w:rPr>
+          <w:rFonts w:hint="eastAsia"/>
+        </w:rPr>
+        <w:t xml:space="preserve"> Query</w:t>
+      </w:r>
+      <w:bookmarkEnd w:id="136"/>
+    </w:p>
+    <w:p>
+      <w:pPr>
+        <w:pStyle w:val="4"/>
+      </w:pPr>
+      <w:bookmarkStart w:id="137" w:name="_Toc14362"/>
+      <w:bookmarkStart w:id="138" w:name="_Toc12987"/>
+      <w:r>
+        <w:rPr>
+          <w:rFonts w:hint="eastAsia"/>
+        </w:rPr>
+        <w:t xml:space="preserve">3.C.2.1 </w:t>
+      </w:r>
+      <w:bookmarkEnd w:id="137"/>
+      <w:r>
+        <w:rPr>
+          <w:rFonts w:hint="eastAsia"/>
+        </w:rPr>
+        <w:t>Request</w:t>
+      </w:r>
+    </w:p>
+    <w:p>
+      <w:pPr>
+        <w:ind w:firstLine="420"/>
+      </w:pPr>
+      <w:proofErr w:type="spellStart"/>
+      <w:proofErr w:type="gramStart"/>
+      <w:r>
+        <w:rPr>
+          <w:rFonts w:hint="eastAsia"/>
+        </w:rPr>
+        <w:t>Method:GET</w:t>
+      </w:r>
+      <w:proofErr w:type="spellEnd"/>
+      <w:proofErr w:type="gramEnd"/>
+    </w:p>
+    <w:p>
+      <w:pPr>
+        <w:ind w:firstLine="420"/>
+      </w:pPr>
+      <w:proofErr w:type="spellStart"/>
+      <w:proofErr w:type="gramStart"/>
+      <w:r>
+        <w:rPr>
+          <w:rFonts w:hint="eastAsia"/>
+        </w:rPr>
+        <w:t>Parament:params</w:t>
+      </w:r>
+      <w:proofErr w:type="spellEnd"/>
+      <w:proofErr w:type="gramEnd"/>
+      <w:r>
+        <w:rPr>
+          <w:rFonts w:hint="eastAsia"/>
+        </w:rPr>
+        <w:t xml:space="preserve"> = IP Address</w:t>
+      </w:r>
+    </w:p>
+    <w:p>
+      <w:pPr>
+        <w:ind w:firstLine="420"/>
+      </w:pPr>
+      <w:proofErr w:type="gramStart"/>
+      <w:r>
+        <w:rPr>
+          <w:rFonts w:hint="eastAsia"/>
+        </w:rPr>
+        <w:t>Address:http://127.0.0.1:5501/api?function=ip&amp;param=117.172.221.14</w:t>
+      </w:r>
+      <w:r>
+        <w:t>&amp;lanuage=en</w:t>
+      </w:r>
+      <w:proofErr w:type="gramEnd"/>
+    </w:p>
+    <w:p>
+      <w:pPr>
+        <w:pStyle w:val="4"/>
+      </w:pPr>
+      <w:r>
+        <w:rPr>
+          <w:rFonts w:hint="eastAsia"/>
+        </w:rPr>
+        <w:t xml:space="preserve">3.C.2.2 </w:t>
+      </w:r>
+      <w:bookmarkEnd w:id="138"/>
+      <w:r>
+        <w:rPr>
+          <w:rFonts w:hint="eastAsia"/>
+        </w:rPr>
+        <w:t>Reply</w:t>
+      </w:r>
+    </w:p>
+    <w:p>
+      <w:r>
+        <w:t>{</w:t>
+      </w:r>
+    </w:p>
+    <w:p>
+      <w:r>
+        <w:t xml:space="preserve">    "code": 0,</w:t>
+      </w:r>
+    </w:p>
+    <w:p>
+      <w:r>
+        <w:t xml:space="preserve">    "data": {</w:t>
+      </w:r>
+    </w:p>
+    <w:p>
+      <w:r>
+        <w:t xml:space="preserve">        "</w:t>
+      </w:r>
+      <w:proofErr w:type="spellStart"/>
+      <w:r>
+        <w:t>dlLatitude</w:t>
+      </w:r>
+      <w:proofErr w:type="spellEnd"/>
+      <w:r>
+        <w:t>": 30.666699999999999,</w:t>
+      </w:r>
+    </w:p>
+    <w:p>
+      <w:r>
+        <w:t xml:space="preserve">        "</w:t>
+      </w:r>
+      <w:proofErr w:type="spellStart"/>
+      <w:r>
+        <w:t>dlLongitude</w:t>
+      </w:r>
+      <w:proofErr w:type="spellEnd"/>
+      <w:r>
+        <w:t>": 104.0667,</w:t>
+      </w:r>
+    </w:p>
+    <w:p>
+      <w:r>
+        <w:t xml:space="preserve">        "</w:t>
+      </w:r>
+      <w:proofErr w:type="spellStart"/>
+      <w:r>
+        <w:t>tszIPAddr</w:t>
+      </w:r>
+      <w:proofErr w:type="spellEnd"/>
+      <w:r>
+        <w:t>": "117.172.221.14",</w:t>
+      </w:r>
+    </w:p>
+    <w:p>
+      <w:r>
+        <w:t xml:space="preserve">        "</w:t>
+      </w:r>
+      <w:proofErr w:type="spellStart"/>
+      <w:r>
+        <w:t>tszIPCity</w:t>
+      </w:r>
+      <w:proofErr w:type="spellEnd"/>
+      <w:r>
+        <w:t>": "Chengdu",</w:t>
+      </w:r>
+    </w:p>
+    <w:p>
+      <w:r>
+        <w:t xml:space="preserve">        "</w:t>
+      </w:r>
+      <w:proofErr w:type="spellStart"/>
+      <w:r>
+        <w:t>tszIPContinent</w:t>
+      </w:r>
+      <w:proofErr w:type="spellEnd"/>
+      <w:r>
+        <w:t>": "Asia",</w:t>
+      </w:r>
+    </w:p>
+    <w:p>
+      <w:r>
+        <w:t xml:space="preserve">        "</w:t>
+      </w:r>
+      <w:proofErr w:type="spellStart"/>
+      <w:r>
+        <w:t>tszIPCountry</w:t>
+      </w:r>
+      <w:proofErr w:type="spellEnd"/>
+      <w:r>
+        <w:t>": "China",</w:t>
+      </w:r>
+    </w:p>
+    <w:p>
+      <w:r>
+        <w:t xml:space="preserve">        "</w:t>
+      </w:r>
+      <w:proofErr w:type="spellStart"/>
+      <w:r>
+        <w:t>tszIPISP</w:t>
+      </w:r>
+      <w:proofErr w:type="spellEnd"/>
+      <w:r>
+        <w:t>": "China Mobile Communications Group Co., Ltd.",</w:t>
+      </w:r>
+    </w:p>
+    <w:p>
+      <w:r>
+        <w:t xml:space="preserve">        "</w:t>
+      </w:r>
+      <w:proofErr w:type="spellStart"/>
+      <w:r>
+        <w:t>tszIPProvince</w:t>
+      </w:r>
+      <w:proofErr w:type="spellEnd"/>
+      <w:r>
+        <w:t>": "Sichuan",</w:t>
+      </w:r>
+    </w:p>
+    <w:p>
+      <w:r>
+        <w:t xml:space="preserve">        "</w:t>
+      </w:r>
+      <w:proofErr w:type="spellStart"/>
+      <w:r>
+        <w:t>tszTimezone</w:t>
+      </w:r>
+      <w:proofErr w:type="spellEnd"/>
+      <w:r>
+        <w:t>": "Asia/Shanghai"</w:t>
+      </w:r>
+    </w:p>
+    <w:p>
+      <w:r>
+        <w:t xml:space="preserve">    },</w:t>
+      </w:r>
+    </w:p>
+    <w:p>
+      <w:r>
+        <w:t xml:space="preserve">    "msg": "success"</w:t>
+      </w:r>
+    </w:p>
+    <w:p>
+      <w:r>
+        <w:t>}</w:t>
+      </w:r>
+    </w:p>
+    <w:p>
+      <w:pPr>
+        <w:pStyle w:val="5"/>
+      </w:pPr>
+      <w:r>
+        <w:rPr>
+          <w:rFonts w:hint="eastAsia"/>
+        </w:rPr>
+        <w:t>Error Reply</w:t>
+      </w:r>
+    </w:p>
+    <w:p>
+      <w:pPr>
+        <w:ind w:firstLine="420"/>
+      </w:pPr>
+      <w:r>
+        <w:rPr>
+          <w:rFonts w:hint="eastAsia"/>
+        </w:rPr>
+        <w:t xml:space="preserve">If http is not 200 or code is not </w:t>
+      </w:r>
+      <w:proofErr w:type="gramStart"/>
+      <w:r>
+        <w:rPr>
+          <w:rFonts w:hint="eastAsia"/>
+        </w:rPr>
+        <w:t>0,that</w:t>
+      </w:r>
+      <w:r>
+        <w:t>’</w:t>
+      </w:r>
+      <w:r>
+        <w:rPr>
+          <w:rFonts w:hint="eastAsia"/>
+        </w:rPr>
+        <w:t>s</w:t>
+      </w:r>
+      <w:proofErr w:type="gramEnd"/>
+      <w:r>
+        <w:rPr>
+          <w:rFonts w:hint="eastAsia"/>
+        </w:rPr>
+        <w:t xml:space="preserve"> mean is </w:t>
+      </w:r>
+      <w:proofErr w:type="spellStart"/>
+      <w:r>
+        <w:rPr>
+          <w:rFonts w:hint="eastAsia"/>
+        </w:rPr>
+        <w:t>incorrent</w:t>
+      </w:r>
+      <w:proofErr w:type="spellEnd"/>
+      <w:r>
+        <w:rPr>
+          <w:rFonts w:hint="eastAsia"/>
+        </w:rPr>
+        <w:t>.</w:t>
+      </w:r>
+    </w:p>
+    <w:p>
+      <w:pPr>
+        <w:ind w:firstLineChars="200" w:firstLine="420"/>
+      </w:pPr>
+      <w:r>
+        <w:rPr>
+          <w:rFonts w:hint="eastAsia"/>
+        </w:rPr>
+        <w:t xml:space="preserve">Msg field is </w:t>
+      </w:r>
+      <w:proofErr w:type="spellStart"/>
+      <w:r>
+        <w:rPr>
+          <w:rFonts w:hint="eastAsia"/>
+        </w:rPr>
+        <w:t>json</w:t>
+      </w:r>
+      <w:proofErr w:type="spellEnd"/>
+      <w:r>
+        <w:rPr>
+          <w:rFonts w:hint="eastAsia"/>
+        </w:rPr>
+        <w:t xml:space="preserve"> </w:t>
+      </w:r>
+      <w:proofErr w:type="spellStart"/>
+      <w:proofErr w:type="gramStart"/>
+      <w:r>
+        <w:rPr>
+          <w:rFonts w:hint="eastAsia"/>
+        </w:rPr>
+        <w:t>have.stream</w:t>
+      </w:r>
+      <w:proofErr w:type="spellEnd"/>
+      <w:proofErr w:type="gramEnd"/>
+      <w:r>
+        <w:rPr>
+          <w:rFonts w:hint="eastAsia"/>
+        </w:rPr>
+        <w:t xml:space="preserve"> return type just is code </w:t>
+      </w:r>
+      <w:r>
+        <w:t xml:space="preserve">msg only has </w:t>
+      </w:r>
+      <w:proofErr w:type="spellStart"/>
+      <w:r>
+        <w:t>json</w:t>
+      </w:r>
+      <w:proofErr w:type="spellEnd"/>
+      <w:r>
+        <w:t xml:space="preserve"> return type, data </w:t>
+      </w:r>
+      <w:r>
         <w:lastRenderedPageBreak/>
-        <w:t xml:space="preserve">3.C.2 IP Address </w:t>
-      </w:r>
-      <w:proofErr w:type="spellStart"/>
-      <w:r>
-        <w:rPr>
-          <w:rFonts w:hint="eastAsia"/>
-        </w:rPr>
-        <w:t>Inforamtion</w:t>
-      </w:r>
-      <w:proofErr w:type="spellEnd"/>
-      <w:r>
-        <w:rPr>
-          <w:rFonts w:hint="eastAsia"/>
-        </w:rPr>
-        <w:t xml:space="preserve"> Query</w:t>
-      </w:r>
-      <w:bookmarkEnd w:id="130"/>
-    </w:p>
-    <w:p>
-      <w:pPr>
-        <w:pStyle w:val="4"/>
-      </w:pPr>
-      <w:bookmarkStart w:id="131" w:name="_Toc14362"/>
-      <w:bookmarkStart w:id="132" w:name="_Toc12987"/>
-      <w:r>
-        <w:rPr>
-          <w:rFonts w:hint="eastAsia"/>
-        </w:rPr>
-        <w:t xml:space="preserve">3.C.2.1 </w:t>
-      </w:r>
-      <w:bookmarkEnd w:id="131"/>
-      <w:r>
-        <w:rPr>
-          <w:rFonts w:hint="eastAsia"/>
-        </w:rPr>
-        <w:t>Request</w:t>
-      </w:r>
-    </w:p>
-    <w:p>
-      <w:pPr>
-        <w:ind w:firstLine="420"/>
-      </w:pPr>
-      <w:proofErr w:type="spellStart"/>
-      <w:proofErr w:type="gramStart"/>
-      <w:r>
-        <w:rPr>
-          <w:rFonts w:hint="eastAsia"/>
-        </w:rPr>
-        <w:t>Method:GET</w:t>
-      </w:r>
-      <w:proofErr w:type="spellEnd"/>
-      <w:proofErr w:type="gramEnd"/>
-    </w:p>
-    <w:p>
-      <w:pPr>
-        <w:ind w:firstLine="420"/>
-      </w:pPr>
-      <w:proofErr w:type="spellStart"/>
-      <w:proofErr w:type="gramStart"/>
-      <w:r>
-        <w:rPr>
-          <w:rFonts w:hint="eastAsia"/>
-        </w:rPr>
-        <w:t>Parament:params</w:t>
-      </w:r>
-      <w:proofErr w:type="spellEnd"/>
-      <w:proofErr w:type="gramEnd"/>
-      <w:r>
-        <w:rPr>
-          <w:rFonts w:hint="eastAsia"/>
-        </w:rPr>
-        <w:t xml:space="preserve"> = IP Address</w:t>
-      </w:r>
-    </w:p>
-    <w:p>
-      <w:pPr>
-        <w:ind w:firstLine="420"/>
-      </w:pPr>
-      <w:proofErr w:type="gramStart"/>
-      <w:r>
-        <w:rPr>
-          <w:rFonts w:hint="eastAsia"/>
-        </w:rPr>
-        <w:t>Address:http://127.0.0.1:5501/api?function=ip&amp;param=117.172.221.14</w:t>
-      </w:r>
-      <w:r>
-        <w:t>&amp;lanuage=en</w:t>
-      </w:r>
-      <w:proofErr w:type="gramEnd"/>
-    </w:p>
-    <w:p>
-      <w:pPr>
-        <w:pStyle w:val="4"/>
-      </w:pPr>
-      <w:r>
-        <w:rPr>
-          <w:rFonts w:hint="eastAsia"/>
-        </w:rPr>
-        <w:t xml:space="preserve">3.C.2.2 </w:t>
-      </w:r>
-      <w:bookmarkEnd w:id="132"/>
-      <w:r>
-        <w:rPr>
-          <w:rFonts w:hint="eastAsia"/>
-        </w:rPr>
-        <w:t>Reply</w:t>
-      </w:r>
-    </w:p>
-    <w:p>
-      <w:r>
-        <w:t>{</w:t>
-      </w:r>
-    </w:p>
-    <w:p>
-      <w:r>
-        <w:t xml:space="preserve">    "code": 0,</w:t>
-      </w:r>
-    </w:p>
-    <w:p>
-      <w:r>
-        <w:t xml:space="preserve">    "data": {</w:t>
-      </w:r>
-    </w:p>
-    <w:p>
-      <w:r>
-        <w:t xml:space="preserve">        "</w:t>
-      </w:r>
-      <w:proofErr w:type="spellStart"/>
-      <w:r>
-        <w:t>dlLatitude</w:t>
-      </w:r>
-      <w:proofErr w:type="spellEnd"/>
-      <w:r>
-        <w:t>": 30.666699999999999,</w:t>
-      </w:r>
-    </w:p>
-    <w:p>
-      <w:r>
-        <w:t xml:space="preserve">        "</w:t>
-      </w:r>
-      <w:proofErr w:type="spellStart"/>
-      <w:r>
-        <w:t>dlLongitude</w:t>
-      </w:r>
-      <w:proofErr w:type="spellEnd"/>
-      <w:r>
-        <w:t>": 104.0667,</w:t>
-      </w:r>
-    </w:p>
-    <w:p>
-      <w:r>
-        <w:t xml:space="preserve">        "</w:t>
-      </w:r>
-      <w:proofErr w:type="spellStart"/>
-      <w:r>
-        <w:t>tszIPAddr</w:t>
-      </w:r>
-      <w:proofErr w:type="spellEnd"/>
-      <w:r>
-        <w:t>": "117.172.221.14",</w:t>
-      </w:r>
-    </w:p>
-    <w:p>
-      <w:r>
-        <w:t xml:space="preserve">        "</w:t>
-      </w:r>
-      <w:proofErr w:type="spellStart"/>
-      <w:r>
-        <w:t>tszIPCity</w:t>
-      </w:r>
-      <w:proofErr w:type="spellEnd"/>
-      <w:r>
-        <w:t>": "Chengdu",</w:t>
-      </w:r>
-    </w:p>
-    <w:p>
-      <w:r>
-        <w:t xml:space="preserve">        "</w:t>
-      </w:r>
-      <w:proofErr w:type="spellStart"/>
-      <w:r>
-        <w:t>tszIPContinent</w:t>
-      </w:r>
-      <w:proofErr w:type="spellEnd"/>
-      <w:r>
-        <w:t>": "Asia",</w:t>
-      </w:r>
-    </w:p>
-    <w:p>
-      <w:r>
-        <w:t xml:space="preserve">        "</w:t>
-      </w:r>
-      <w:proofErr w:type="spellStart"/>
-      <w:r>
-        <w:t>tszIPCountry</w:t>
-      </w:r>
-      <w:proofErr w:type="spellEnd"/>
-      <w:r>
-        <w:t>": "China",</w:t>
-      </w:r>
-    </w:p>
-    <w:p>
-      <w:r>
-        <w:t xml:space="preserve">        "</w:t>
-      </w:r>
-      <w:proofErr w:type="spellStart"/>
-      <w:r>
-        <w:t>tszIPISP</w:t>
-      </w:r>
-      <w:proofErr w:type="spellEnd"/>
-      <w:r>
-        <w:t>": "China Mobile Communications Group Co., Ltd.",</w:t>
-      </w:r>
-    </w:p>
-    <w:p>
-      <w:r>
-        <w:t xml:space="preserve">        "</w:t>
-      </w:r>
-      <w:proofErr w:type="spellStart"/>
-      <w:r>
-        <w:t>tszIPProvince</w:t>
-      </w:r>
-      <w:proofErr w:type="spellEnd"/>
-      <w:r>
-        <w:t>": "Sichuan",</w:t>
-      </w:r>
-    </w:p>
-    <w:p>
-      <w:r>
-        <w:t xml:space="preserve">        "</w:t>
-      </w:r>
-      <w:proofErr w:type="spellStart"/>
-      <w:r>
-        <w:t>tszTimezone</w:t>
-      </w:r>
-      <w:proofErr w:type="spellEnd"/>
-      <w:r>
-        <w:t>": "Asia/Shanghai"</w:t>
-      </w:r>
-    </w:p>
-    <w:p>
-      <w:r>
-        <w:t xml:space="preserve">    },</w:t>
-      </w:r>
-    </w:p>
-    <w:p>
-      <w:r>
-        <w:t xml:space="preserve">    "msg": "success"</w:t>
-      </w:r>
-    </w:p>
-    <w:p>
-      <w:r>
-        <w:t>}</w:t>
-      </w:r>
-    </w:p>
-    <w:p>
-      <w:pPr>
-        <w:pStyle w:val="5"/>
-      </w:pPr>
-      <w:r>
-        <w:rPr>
-          <w:rFonts w:hint="eastAsia"/>
-        </w:rPr>
-        <w:t>Error Reply</w:t>
-      </w:r>
-    </w:p>
-    <w:p>
-      <w:pPr>
-        <w:ind w:firstLine="420"/>
-      </w:pPr>
-      <w:r>
-        <w:rPr>
-          <w:rFonts w:hint="eastAsia"/>
-        </w:rPr>
-        <w:t xml:space="preserve">If http is not 200 or code is not </w:t>
-      </w:r>
-      <w:proofErr w:type="gramStart"/>
-      <w:r>
-        <w:rPr>
-          <w:rFonts w:hint="eastAsia"/>
-        </w:rPr>
-        <w:t>0,that</w:t>
-      </w:r>
-      <w:r>
-        <w:t>’</w:t>
-      </w:r>
-      <w:r>
-        <w:rPr>
-          <w:rFonts w:hint="eastAsia"/>
-        </w:rPr>
-        <w:t>s</w:t>
-      </w:r>
-      <w:proofErr w:type="gramEnd"/>
-      <w:r>
-        <w:rPr>
-          <w:rFonts w:hint="eastAsia"/>
-        </w:rPr>
-        <w:t xml:space="preserve"> mean is </w:t>
-      </w:r>
-      <w:proofErr w:type="spellStart"/>
-      <w:r>
-        <w:rPr>
-          <w:rFonts w:hint="eastAsia"/>
-        </w:rPr>
-        <w:t>incorrent</w:t>
-      </w:r>
-      <w:proofErr w:type="spellEnd"/>
-      <w:r>
-        <w:rPr>
-          <w:rFonts w:hint="eastAsia"/>
-        </w:rPr>
-        <w:t>.</w:t>
-      </w:r>
-    </w:p>
-    <w:p>
-      <w:pPr>
-        <w:ind w:firstLineChars="200" w:firstLine="420"/>
-      </w:pPr>
-      <w:r>
-        <w:rPr>
-          <w:rFonts w:hint="eastAsia"/>
-        </w:rPr>
-        <w:t xml:space="preserve">Msg field is </w:t>
-      </w:r>
-      <w:proofErr w:type="spellStart"/>
-      <w:r>
-        <w:rPr>
-          <w:rFonts w:hint="eastAsia"/>
-        </w:rPr>
-        <w:t>json</w:t>
-      </w:r>
-      <w:proofErr w:type="spellEnd"/>
-      <w:r>
-        <w:rPr>
-          <w:rFonts w:hint="eastAsia"/>
-        </w:rPr>
-        <w:t xml:space="preserve"> </w:t>
-      </w:r>
-      <w:proofErr w:type="spellStart"/>
-      <w:proofErr w:type="gramStart"/>
-      <w:r>
-        <w:rPr>
-          <w:rFonts w:hint="eastAsia"/>
-        </w:rPr>
-        <w:t>have.stream</w:t>
-      </w:r>
-      <w:proofErr w:type="spellEnd"/>
-      <w:proofErr w:type="gramEnd"/>
-      <w:r>
-        <w:rPr>
-          <w:rFonts w:hint="eastAsia"/>
-        </w:rPr>
-        <w:t xml:space="preserve"> return type just is code </w:t>
-      </w:r>
-      <w:r>
-        <w:t xml:space="preserve">msg only has </w:t>
-      </w:r>
-      <w:proofErr w:type="spellStart"/>
-      <w:r>
-        <w:t>json</w:t>
-      </w:r>
-      <w:proofErr w:type="spellEnd"/>
-      <w:r>
-        <w:t xml:space="preserve"> return type, data stream return type is only code, the same below</w:t>
+        <w:t>stream return type is only code, the same below</w:t>
       </w:r>
     </w:p>
     <w:p>
@@ -35294,15 +36865,14 @@
       <w:pPr>
         <w:pStyle w:val="3"/>
       </w:pPr>
-      <w:bookmarkStart w:id="133" w:name="_Toc231482759"/>
-      <w:r>
-        <w:rPr>
-          <w:rFonts w:hint="eastAsia"/>
-        </w:rPr>
-        <w:lastRenderedPageBreak/>
+      <w:bookmarkStart w:id="139" w:name="_Toc239442709"/>
+      <w:r>
+        <w:rPr>
+          <w:rFonts w:hint="eastAsia"/>
+        </w:rPr>
         <w:t>3.C.3 MAC Address Vendor Query</w:t>
       </w:r>
-      <w:bookmarkEnd w:id="133"/>
+      <w:bookmarkEnd w:id="139"/>
     </w:p>
     <w:p>
       <w:pPr>
@@ -35528,14 +37098,14 @@
       <w:pPr>
         <w:pStyle w:val="2"/>
       </w:pPr>
-      <w:bookmarkStart w:id="134" w:name="_Toc231482760"/>
+      <w:bookmarkStart w:id="140" w:name="_Toc239442710"/>
       <w:r>
         <w:rPr>
           <w:rFonts w:hint="eastAsia"/>
         </w:rPr>
         <w:t>3.D RFC Protocol</w:t>
       </w:r>
-      <w:bookmarkEnd w:id="134"/>
+      <w:bookmarkEnd w:id="140"/>
     </w:p>
     <w:p>
       <w:pPr>
@@ -35674,12 +37244,13 @@
       <w:pPr>
         <w:pStyle w:val="1"/>
       </w:pPr>
-      <w:bookmarkStart w:id="135" w:name="_Toc20002"/>
-      <w:bookmarkStart w:id="136" w:name="_Toc231482761"/>
-      <w:r>
-        <w:rPr>
-          <w:rFonts w:hint="eastAsia"/>
-        </w:rPr>
+      <w:bookmarkStart w:id="141" w:name="_Toc20002"/>
+      <w:bookmarkStart w:id="142" w:name="_Toc239442711"/>
+      <w:r>
+        <w:rPr>
+          <w:rFonts w:hint="eastAsia"/>
+        </w:rPr>
+        <w:lastRenderedPageBreak/>
         <w:t>四</w:t>
       </w:r>
       <w:r>
@@ -35688,27 +37259,27 @@
         </w:rPr>
         <w:t xml:space="preserve"> </w:t>
       </w:r>
-      <w:bookmarkEnd w:id="135"/>
+      <w:bookmarkEnd w:id="141"/>
       <w:r>
         <w:rPr>
           <w:rFonts w:hint="eastAsia"/>
         </w:rPr>
         <w:t>Configure Description</w:t>
       </w:r>
-      <w:bookmarkEnd w:id="136"/>
+      <w:bookmarkEnd w:id="142"/>
     </w:p>
     <w:p>
       <w:pPr>
         <w:pStyle w:val="2"/>
       </w:pPr>
-      <w:bookmarkStart w:id="137" w:name="_Toc231482762"/>
+      <w:bookmarkStart w:id="143" w:name="_Toc239442712"/>
       <w:r>
         <w:rPr>
           <w:rFonts w:hint="eastAsia"/>
         </w:rPr>
         <w:t>4.1 Service Configure</w:t>
       </w:r>
-      <w:bookmarkEnd w:id="137"/>
+      <w:bookmarkEnd w:id="143"/>
     </w:p>
     <w:p>
       <w:r>
@@ -35736,17 +37307,16 @@
       <w:pPr>
         <w:pStyle w:val="3"/>
       </w:pPr>
-      <w:bookmarkStart w:id="138" w:name="_Toc21127"/>
-      <w:bookmarkStart w:id="139" w:name="_Toc231482763"/>
-      <w:r>
-        <w:rPr>
-          <w:rFonts w:hint="eastAsia"/>
-        </w:rPr>
-        <w:lastRenderedPageBreak/>
+      <w:bookmarkStart w:id="144" w:name="_Toc21127"/>
+      <w:bookmarkStart w:id="145" w:name="_Toc239442713"/>
+      <w:r>
+        <w:rPr>
+          <w:rFonts w:hint="eastAsia"/>
+        </w:rPr>
         <w:t>4.1.1 basic configure</w:t>
       </w:r>
-      <w:bookmarkEnd w:id="138"/>
-      <w:bookmarkEnd w:id="139"/>
+      <w:bookmarkEnd w:id="144"/>
+      <w:bookmarkEnd w:id="145"/>
     </w:p>
     <w:p>
       <w:pPr>
@@ -36064,16 +37634,16 @@
       <w:pPr>
         <w:pStyle w:val="3"/>
       </w:pPr>
-      <w:bookmarkStart w:id="140" w:name="_Toc9614"/>
-      <w:bookmarkStart w:id="141" w:name="_Toc231482764"/>
+      <w:bookmarkStart w:id="146" w:name="_Toc9614"/>
+      <w:bookmarkStart w:id="147" w:name="_Toc239442714"/>
       <w:r>
         <w:rPr>
           <w:rFonts w:hint="eastAsia"/>
         </w:rPr>
         <w:t>4.1.2 Max Configure</w:t>
       </w:r>
-      <w:bookmarkEnd w:id="140"/>
-      <w:bookmarkEnd w:id="141"/>
+      <w:bookmarkEnd w:id="146"/>
+      <w:bookmarkEnd w:id="147"/>
     </w:p>
     <w:p>
       <w:proofErr w:type="spellStart"/>
@@ -36205,16 +37775,16 @@
       <w:pPr>
         <w:pStyle w:val="3"/>
       </w:pPr>
-      <w:bookmarkStart w:id="142" w:name="_Toc8838"/>
-      <w:bookmarkStart w:id="143" w:name="_Toc231482765"/>
+      <w:bookmarkStart w:id="148" w:name="_Toc8838"/>
+      <w:bookmarkStart w:id="149" w:name="_Toc239442715"/>
       <w:r>
         <w:rPr>
           <w:rFonts w:hint="eastAsia"/>
         </w:rPr>
         <w:t>4.1.3 Time Configure</w:t>
       </w:r>
-      <w:bookmarkEnd w:id="142"/>
-      <w:bookmarkEnd w:id="143"/>
+      <w:bookmarkEnd w:id="148"/>
+      <w:bookmarkEnd w:id="149"/>
     </w:p>
     <w:p>
       <w:proofErr w:type="spellStart"/>
@@ -36309,16 +37879,16 @@
       <w:pPr>
         <w:pStyle w:val="3"/>
       </w:pPr>
-      <w:bookmarkStart w:id="144" w:name="_Toc17763"/>
-      <w:bookmarkStart w:id="145" w:name="_Toc231482766"/>
+      <w:bookmarkStart w:id="150" w:name="_Toc17763"/>
+      <w:bookmarkStart w:id="151" w:name="_Toc239442716"/>
       <w:r>
         <w:rPr>
           <w:rFonts w:hint="eastAsia"/>
         </w:rPr>
         <w:t>4.1.4 Log Configure</w:t>
       </w:r>
-      <w:bookmarkEnd w:id="144"/>
-      <w:bookmarkEnd w:id="145"/>
+      <w:bookmarkEnd w:id="150"/>
+      <w:bookmarkEnd w:id="151"/>
     </w:p>
     <w:p>
       <w:proofErr w:type="spellStart"/>
@@ -36400,6 +37970,7 @@
       <w:proofErr w:type="spellStart"/>
       <w:proofErr w:type="gramStart"/>
       <w:r>
+        <w:lastRenderedPageBreak/>
         <w:t>LogLeave</w:t>
       </w:r>
       <w:r>
@@ -36515,7 +38086,7 @@
       <w:pPr>
         <w:pStyle w:val="3"/>
       </w:pPr>
-      <w:bookmarkStart w:id="146" w:name="_Toc231482767"/>
+      <w:bookmarkStart w:id="152" w:name="_Toc239442717"/>
       <w:r>
         <w:rPr>
           <w:rFonts w:hint="eastAsia"/>
@@ -36536,7 +38107,7 @@
         </w:rPr>
         <w:t xml:space="preserve"> Configure</w:t>
       </w:r>
-      <w:bookmarkEnd w:id="146"/>
+      <w:bookmarkEnd w:id="152"/>
     </w:p>
     <w:p>
       <w:proofErr w:type="spellStart"/>
@@ -36567,7 +38138,6 @@
         <w:rPr>
           <w:rFonts w:hint="eastAsia"/>
         </w:rPr>
-        <w:lastRenderedPageBreak/>
         <w:t>bEnable:whether</w:t>
       </w:r>
       <w:proofErr w:type="spellEnd"/>
@@ -36667,14 +38237,14 @@
       <w:pPr>
         <w:pStyle w:val="3"/>
       </w:pPr>
-      <w:bookmarkStart w:id="147" w:name="_Toc231482768"/>
+      <w:bookmarkStart w:id="153" w:name="_Toc239442718"/>
       <w:r>
         <w:rPr>
           <w:rFonts w:hint="eastAsia"/>
         </w:rPr>
         <w:t>4.1.6 API Interface Configure</w:t>
       </w:r>
-      <w:bookmarkEnd w:id="147"/>
+      <w:bookmarkEnd w:id="153"/>
     </w:p>
     <w:p>
       <w:proofErr w:type="spellStart"/>
@@ -36812,14 +38382,14 @@
       <w:pPr>
         <w:pStyle w:val="3"/>
       </w:pPr>
-      <w:bookmarkStart w:id="148" w:name="_Toc231482769"/>
+      <w:bookmarkStart w:id="154" w:name="_Toc239442719"/>
       <w:r>
         <w:rPr>
           <w:rFonts w:hint="eastAsia"/>
         </w:rPr>
         <w:t>4.1.7 Plugin Configure</w:t>
       </w:r>
-      <w:bookmarkEnd w:id="148"/>
+      <w:bookmarkEnd w:id="154"/>
     </w:p>
     <w:p>
       <w:proofErr w:type="spellStart"/>
@@ -36887,14 +38457,14 @@
       <w:pPr>
         <w:pStyle w:val="3"/>
       </w:pPr>
-      <w:bookmarkStart w:id="149" w:name="_Toc231482770"/>
+      <w:bookmarkStart w:id="155" w:name="_Toc239442720"/>
       <w:r>
         <w:rPr>
           <w:rFonts w:hint="eastAsia"/>
         </w:rPr>
         <w:t>4.1.8 Configure file to configure</w:t>
       </w:r>
-      <w:bookmarkEnd w:id="149"/>
+      <w:bookmarkEnd w:id="155"/>
     </w:p>
     <w:p>
       <w:proofErr w:type="spellStart"/>
@@ -36980,8 +38550,16 @@
         <w:rPr>
           <w:rFonts w:hint="eastAsia"/>
         </w:rPr>
-        <w:t xml:space="preserve"> list file configure</w:t>
-      </w:r>
+        <w:t xml:space="preserve"> list file </w:t>
+      </w:r>
+      <w:proofErr w:type="gramStart"/>
+      <w:r>
+        <w:rPr>
+          <w:rFonts w:hint="eastAsia"/>
+        </w:rPr>
+        <w:t>configure</w:t>
+      </w:r>
+      <w:proofErr w:type="gramEnd"/>
     </w:p>
     <w:p>
       <w:pPr>
@@ -37041,14 +38619,14 @@
       <w:pPr>
         <w:pStyle w:val="3"/>
       </w:pPr>
-      <w:bookmarkStart w:id="150" w:name="_Toc231482771"/>
+      <w:bookmarkStart w:id="156" w:name="_Toc239442721"/>
       <w:r>
         <w:rPr>
           <w:rFonts w:hint="eastAsia"/>
         </w:rPr>
         <w:t>4.1.9 Short Link Configure</w:t>
       </w:r>
-      <w:bookmarkEnd w:id="150"/>
+      <w:bookmarkEnd w:id="156"/>
     </w:p>
     <w:p>
       <w:proofErr w:type="spellStart"/>
@@ -37117,6 +38695,7 @@
         <w:rPr>
           <w:rFonts w:hint="eastAsia"/>
         </w:rPr>
+        <w:lastRenderedPageBreak/>
         <w:t>nHTTPCode:http</w:t>
       </w:r>
       <w:proofErr w:type="spellEnd"/>
@@ -37132,14 +38711,14 @@
       <w:pPr>
         <w:pStyle w:val="3"/>
       </w:pPr>
-      <w:bookmarkStart w:id="151" w:name="_Toc231482772"/>
+      <w:bookmarkStart w:id="157" w:name="_Toc239442722"/>
       <w:r>
         <w:rPr>
           <w:rFonts w:hint="eastAsia"/>
         </w:rPr>
         <w:t>4.1.10 User Verification</w:t>
       </w:r>
-      <w:bookmarkEnd w:id="151"/>
+      <w:bookmarkEnd w:id="157"/>
     </w:p>
     <w:p>
       <w:proofErr w:type="spellStart"/>
@@ -37262,7 +38841,6 @@
       <w:proofErr w:type="spellStart"/>
       <w:proofErr w:type="gramStart"/>
       <w:r>
-        <w:lastRenderedPageBreak/>
         <w:t>nVType</w:t>
       </w:r>
       <w:r>
@@ -37361,14 +38939,14 @@
       <w:pPr>
         <w:pStyle w:val="3"/>
       </w:pPr>
-      <w:bookmarkStart w:id="152" w:name="_Toc231482773"/>
+      <w:bookmarkStart w:id="158" w:name="_Toc239442723"/>
       <w:r>
         <w:rPr>
           <w:rFonts w:hint="eastAsia"/>
         </w:rPr>
         <w:t>4.1.11 Report Configure</w:t>
       </w:r>
-      <w:bookmarkEnd w:id="152"/>
+      <w:bookmarkEnd w:id="158"/>
     </w:p>
     <w:p>
       <w:proofErr w:type="spellStart"/>
@@ -37462,14 +39040,14 @@
       <w:pPr>
         <w:pStyle w:val="3"/>
       </w:pPr>
-      <w:bookmarkStart w:id="153" w:name="_Toc231482774"/>
+      <w:bookmarkStart w:id="159" w:name="_Toc239442724"/>
       <w:r>
         <w:rPr>
           <w:rFonts w:hint="eastAsia"/>
         </w:rPr>
         <w:t>4.1.12 Image to text Configure</w:t>
       </w:r>
-      <w:bookmarkEnd w:id="153"/>
+      <w:bookmarkEnd w:id="159"/>
     </w:p>
     <w:p>
       <w:pPr>
@@ -37637,7 +39215,7 @@
       <w:pPr>
         <w:pStyle w:val="3"/>
       </w:pPr>
-      <w:bookmarkStart w:id="154" w:name="_Toc231482775"/>
+      <w:bookmarkStart w:id="160" w:name="_Toc239442725"/>
       <w:r>
         <w:rPr>
           <w:rFonts w:hint="eastAsia"/>
@@ -37650,7 +39228,7 @@
         </w:rPr>
         <w:t xml:space="preserve"> Module Configure</w:t>
       </w:r>
-      <w:bookmarkEnd w:id="154"/>
+      <w:bookmarkEnd w:id="160"/>
     </w:p>
     <w:p>
       <w:proofErr w:type="spellStart"/>
@@ -37830,7 +39408,7 @@
       <w:pPr>
         <w:pStyle w:val="2"/>
       </w:pPr>
-      <w:bookmarkStart w:id="155" w:name="_Toc231482776"/>
+      <w:bookmarkStart w:id="161" w:name="_Toc239442726"/>
       <w:r>
         <w:rPr>
           <w:rFonts w:hint="eastAsia"/>
@@ -37849,7 +39427,7 @@
         </w:rPr>
         <w:t xml:space="preserve"> Configure</w:t>
       </w:r>
-      <w:bookmarkEnd w:id="155"/>
+      <w:bookmarkEnd w:id="161"/>
     </w:p>
     <w:p>
       <w:r>
@@ -37950,6 +39528,7 @@
       <w:proofErr w:type="spellStart"/>
       <w:proofErr w:type="gramStart"/>
       <w:r>
+        <w:lastRenderedPageBreak/>
         <w:t>DNSName</w:t>
       </w:r>
       <w:r>
@@ -38158,17 +39737,16 @@
       <w:pPr>
         <w:pStyle w:val="2"/>
       </w:pPr>
-      <w:bookmarkStart w:id="156" w:name="_Toc29367"/>
-      <w:bookmarkStart w:id="157" w:name="_Toc231482777"/>
-      <w:r>
-        <w:rPr>
-          <w:rFonts w:hint="eastAsia"/>
-        </w:rPr>
-        <w:lastRenderedPageBreak/>
+      <w:bookmarkStart w:id="162" w:name="_Toc29367"/>
+      <w:bookmarkStart w:id="163" w:name="_Toc239442727"/>
+      <w:r>
+        <w:rPr>
+          <w:rFonts w:hint="eastAsia"/>
+        </w:rPr>
         <w:t>4.3 Process Deamon Configure</w:t>
       </w:r>
-      <w:bookmarkEnd w:id="156"/>
-      <w:bookmarkEnd w:id="157"/>
+      <w:bookmarkEnd w:id="162"/>
+      <w:bookmarkEnd w:id="163"/>
     </w:p>
     <w:p>
       <w:r>
@@ -38196,16 +39774,16 @@
       <w:pPr>
         <w:pStyle w:val="3"/>
       </w:pPr>
-      <w:bookmarkStart w:id="158" w:name="_Toc30297"/>
-      <w:bookmarkStart w:id="159" w:name="_Toc231482778"/>
+      <w:bookmarkStart w:id="164" w:name="_Toc30297"/>
+      <w:bookmarkStart w:id="165" w:name="_Toc239442728"/>
       <w:r>
         <w:rPr>
           <w:rFonts w:hint="eastAsia"/>
         </w:rPr>
         <w:t>4.3.1 Process List</w:t>
       </w:r>
-      <w:bookmarkEnd w:id="158"/>
-      <w:bookmarkEnd w:id="159"/>
+      <w:bookmarkEnd w:id="164"/>
+      <w:bookmarkEnd w:id="165"/>
     </w:p>
     <w:p>
       <w:pPr>
@@ -38357,7 +39935,7 @@
       <w:pPr>
         <w:pStyle w:val="1"/>
       </w:pPr>
-      <w:bookmarkStart w:id="160" w:name="_Toc231482779"/>
+      <w:bookmarkStart w:id="166" w:name="_Toc239442729"/>
       <w:r>
         <w:rPr>
           <w:rFonts w:hint="eastAsia"/>
@@ -38370,20 +39948,20 @@
         </w:rPr>
         <w:t xml:space="preserve"> Advanced Mode</w:t>
       </w:r>
-      <w:bookmarkEnd w:id="160"/>
+      <w:bookmarkEnd w:id="166"/>
     </w:p>
     <w:p>
       <w:pPr>
         <w:pStyle w:val="2"/>
       </w:pPr>
-      <w:bookmarkStart w:id="161" w:name="_Toc231482780"/>
+      <w:bookmarkStart w:id="167" w:name="_Toc239442730"/>
       <w:r>
         <w:rPr>
           <w:rFonts w:hint="eastAsia"/>
         </w:rPr>
         <w:t>5.1 Lib Plugin Written</w:t>
       </w:r>
-      <w:bookmarkEnd w:id="161"/>
+      <w:bookmarkEnd w:id="167"/>
     </w:p>
     <w:p>
       <w:pPr>
@@ -38728,6 +40306,7 @@
       </w:pPr>
       <w:proofErr w:type="spellStart"/>
       <w:r>
+        <w:lastRenderedPageBreak/>
         <w:t>ptszMsgBuffer</w:t>
       </w:r>
       <w:proofErr w:type="spellEnd"/>
@@ -38801,7 +40380,6 @@
       </w:pPr>
       <w:proofErr w:type="spellStart"/>
       <w:r>
-        <w:lastRenderedPageBreak/>
         <w:t>nInputPCount</w:t>
       </w:r>
       <w:proofErr w:type="spellEnd"/>
@@ -38839,14 +40417,14 @@
       <w:pPr>
         <w:pStyle w:val="2"/>
       </w:pPr>
-      <w:bookmarkStart w:id="162" w:name="_Toc231482781"/>
+      <w:bookmarkStart w:id="168" w:name="_Toc239442731"/>
       <w:r>
         <w:rPr>
           <w:rFonts w:hint="eastAsia"/>
         </w:rPr>
         <w:t>5.2 Lua Plugin Written</w:t>
       </w:r>
-      <w:bookmarkEnd w:id="162"/>
+      <w:bookmarkEnd w:id="168"/>
     </w:p>
     <w:p>
       <w:pPr>
@@ -38901,7 +40479,21 @@
         <w:rPr>
           <w:rFonts w:hint="eastAsia"/>
         </w:rPr>
-        <w:t xml:space="preserve"> script in XEngine_LuaPlugin </w:t>
+        <w:t xml:space="preserve"> script in </w:t>
+      </w:r>
+      <w:proofErr w:type="spellStart"/>
+      <w:r>
+        <w:rPr>
+          <w:rFonts w:hint="eastAsia"/>
+        </w:rPr>
+        <w:t>XEngine_LuaPlugin</w:t>
+      </w:r>
+      <w:proofErr w:type="spellEnd"/>
+      <w:r>
+        <w:rPr>
+          <w:rFonts w:hint="eastAsia"/>
+        </w:rPr>
+        <w:t xml:space="preserve"> </w:t>
       </w:r>
       <w:proofErr w:type="spellStart"/>
       <w:r>
@@ -38957,14 +40549,14 @@
       <w:pPr>
         <w:pStyle w:val="2"/>
       </w:pPr>
-      <w:bookmarkStart w:id="163" w:name="_Toc231482782"/>
+      <w:bookmarkStart w:id="169" w:name="_Toc239442732"/>
       <w:r>
         <w:rPr>
           <w:rFonts w:hint="eastAsia"/>
         </w:rPr>
         <w:t>5.3 Short Link Forward</w:t>
       </w:r>
-      <w:bookmarkEnd w:id="163"/>
+      <w:bookmarkEnd w:id="169"/>
     </w:p>
     <w:p>
       <w:r>
@@ -39334,6 +40926,7 @@
         <w:ind w:firstLine="420"/>
       </w:pPr>
       <w:r>
+        <w:lastRenderedPageBreak/>
         <w:tab/>
       </w:r>
       <w:r>
@@ -39426,28 +41019,27 @@
       <w:pPr>
         <w:pStyle w:val="2"/>
       </w:pPr>
-      <w:bookmarkStart w:id="164" w:name="_Toc231482783"/>
-      <w:r>
-        <w:rPr>
-          <w:rFonts w:hint="eastAsia"/>
-        </w:rPr>
-        <w:lastRenderedPageBreak/>
+      <w:bookmarkStart w:id="170" w:name="_Toc239442733"/>
+      <w:r>
+        <w:rPr>
+          <w:rFonts w:hint="eastAsia"/>
+        </w:rPr>
         <w:t>5.4 Configure Hot reload</w:t>
       </w:r>
-      <w:bookmarkEnd w:id="164"/>
+      <w:bookmarkEnd w:id="170"/>
     </w:p>
     <w:p>
       <w:pPr>
         <w:pStyle w:val="3"/>
       </w:pPr>
-      <w:bookmarkStart w:id="165" w:name="_Toc231482784"/>
+      <w:bookmarkStart w:id="171" w:name="_Toc239442734"/>
       <w:r>
         <w:rPr>
           <w:rFonts w:hint="eastAsia"/>
         </w:rPr>
         <w:t>5.4.1 Operator Command</w:t>
       </w:r>
-      <w:bookmarkEnd w:id="165"/>
+      <w:bookmarkEnd w:id="171"/>
     </w:p>
     <w:p>
       <w:pPr>
@@ -39503,14 +41095,14 @@
       <w:pPr>
         <w:pStyle w:val="3"/>
       </w:pPr>
-      <w:bookmarkStart w:id="166" w:name="_Toc231482785"/>
+      <w:bookmarkStart w:id="172" w:name="_Toc239442735"/>
       <w:r>
         <w:rPr>
           <w:rFonts w:hint="eastAsia"/>
         </w:rPr>
         <w:t>5.4.2 API Interface</w:t>
       </w:r>
-      <w:bookmarkEnd w:id="166"/>
+      <w:bookmarkEnd w:id="172"/>
     </w:p>
     <w:p>
       <w:pPr>
@@ -39609,14 +41201,14 @@
       <w:pPr>
         <w:pStyle w:val="2"/>
       </w:pPr>
-      <w:bookmarkStart w:id="167" w:name="_Toc231482786"/>
+      <w:bookmarkStart w:id="173" w:name="_Toc239442736"/>
       <w:r>
         <w:rPr>
           <w:rFonts w:hint="eastAsia"/>
         </w:rPr>
         <w:t>5.5 conditional compilation</w:t>
       </w:r>
-      <w:bookmarkEnd w:id="167"/>
+      <w:bookmarkEnd w:id="173"/>
     </w:p>
     <w:p>
       <w:pPr>
@@ -39630,7 +41222,7 @@
       <w:pPr>
         <w:pStyle w:val="1"/>
       </w:pPr>
-      <w:bookmarkStart w:id="168" w:name="_Toc231482787"/>
+      <w:bookmarkStart w:id="174" w:name="_Toc239442737"/>
       <w:r>
         <w:rPr>
           <w:rFonts w:hint="eastAsia"/>
@@ -39643,20 +41235,20 @@
         </w:rPr>
         <w:t xml:space="preserve"> Other Information</w:t>
       </w:r>
-      <w:bookmarkEnd w:id="168"/>
+      <w:bookmarkEnd w:id="174"/>
     </w:p>
     <w:p>
       <w:pPr>
         <w:pStyle w:val="2"/>
       </w:pPr>
-      <w:bookmarkStart w:id="169" w:name="_Toc231482788"/>
+      <w:bookmarkStart w:id="175" w:name="_Toc239442738"/>
       <w:r>
         <w:rPr>
           <w:rFonts w:hint="eastAsia"/>
         </w:rPr>
         <w:t>6.1 Model File</w:t>
       </w:r>
-      <w:bookmarkEnd w:id="169"/>
+      <w:bookmarkEnd w:id="175"/>
     </w:p>
     <w:p>
       <w:pPr>
@@ -39710,35 +41302,36 @@
       <w:pPr>
         <w:pStyle w:val="1"/>
       </w:pPr>
-      <w:bookmarkStart w:id="170" w:name="_Toc231482789"/>
-      <w:r>
-        <w:rPr>
-          <w:rFonts w:hint="eastAsia"/>
-        </w:rPr>
+      <w:bookmarkStart w:id="176" w:name="_Toc239442739"/>
+      <w:r>
+        <w:rPr>
+          <w:rFonts w:hint="eastAsia"/>
+        </w:rPr>
+        <w:lastRenderedPageBreak/>
         <w:t>appendix</w:t>
       </w:r>
-      <w:bookmarkEnd w:id="170"/>
+      <w:bookmarkEnd w:id="176"/>
     </w:p>
     <w:p>
       <w:pPr>
         <w:pStyle w:val="2"/>
       </w:pPr>
-      <w:bookmarkStart w:id="171" w:name="_Toc5865"/>
-      <w:bookmarkStart w:id="172" w:name="_Toc231482790"/>
+      <w:bookmarkStart w:id="177" w:name="_Toc5865"/>
+      <w:bookmarkStart w:id="178" w:name="_Toc239442740"/>
       <w:r>
         <w:rPr>
           <w:rFonts w:hint="eastAsia"/>
         </w:rPr>
         <w:t xml:space="preserve">Appendix 1 </w:t>
       </w:r>
-      <w:bookmarkEnd w:id="171"/>
+      <w:bookmarkEnd w:id="177"/>
       <w:r>
         <w:rPr>
           <w:rFonts w:hint="eastAsia"/>
         </w:rPr>
         <w:t>Type Define</w:t>
       </w:r>
-      <w:bookmarkEnd w:id="172"/>
+      <w:bookmarkEnd w:id="178"/>
     </w:p>
     <w:p>
       <w:r>
@@ -39766,23 +41359,22 @@
       <w:pPr>
         <w:pStyle w:val="2"/>
       </w:pPr>
-      <w:bookmarkStart w:id="173" w:name="_Toc27100"/>
-      <w:bookmarkStart w:id="174" w:name="_Toc231482791"/>
-      <w:r>
-        <w:rPr>
-          <w:rFonts w:hint="eastAsia"/>
-        </w:rPr>
-        <w:lastRenderedPageBreak/>
+      <w:bookmarkStart w:id="179" w:name="_Toc27100"/>
+      <w:bookmarkStart w:id="180" w:name="_Toc239442741"/>
+      <w:r>
+        <w:rPr>
+          <w:rFonts w:hint="eastAsia"/>
+        </w:rPr>
         <w:t xml:space="preserve">Appendix 2 </w:t>
       </w:r>
-      <w:bookmarkEnd w:id="173"/>
+      <w:bookmarkEnd w:id="179"/>
       <w:r>
         <w:rPr>
           <w:rFonts w:hint="eastAsia"/>
         </w:rPr>
         <w:t>Protocol Define</w:t>
       </w:r>
-      <w:bookmarkEnd w:id="174"/>
+      <w:bookmarkEnd w:id="180"/>
     </w:p>
     <w:p>
       <w:pPr>
@@ -39813,22 +41405,22 @@
       <w:pPr>
         <w:pStyle w:val="2"/>
       </w:pPr>
-      <w:bookmarkStart w:id="175" w:name="_Toc255"/>
-      <w:bookmarkStart w:id="176" w:name="_Toc231482792"/>
+      <w:bookmarkStart w:id="181" w:name="_Toc255"/>
+      <w:bookmarkStart w:id="182" w:name="_Toc239442742"/>
       <w:r>
         <w:rPr>
           <w:rFonts w:hint="eastAsia"/>
         </w:rPr>
         <w:t xml:space="preserve">Appendix 3 </w:t>
       </w:r>
-      <w:bookmarkEnd w:id="175"/>
+      <w:bookmarkEnd w:id="181"/>
       <w:r>
         <w:rPr>
           <w:rFonts w:hint="eastAsia"/>
         </w:rPr>
         <w:t>Transformation Definition</w:t>
       </w:r>
-      <w:bookmarkEnd w:id="176"/>
+      <w:bookmarkEnd w:id="182"/>
     </w:p>
     <w:p>
       <w:r>
@@ -39856,22 +41448,22 @@
       <w:pPr>
         <w:pStyle w:val="2"/>
       </w:pPr>
-      <w:bookmarkStart w:id="177" w:name="_Toc2198"/>
-      <w:bookmarkStart w:id="178" w:name="_Toc231482793"/>
+      <w:bookmarkStart w:id="183" w:name="_Toc2198"/>
+      <w:bookmarkStart w:id="184" w:name="_Toc239442743"/>
       <w:r>
         <w:rPr>
           <w:rFonts w:hint="eastAsia"/>
         </w:rPr>
         <w:t xml:space="preserve">Appendix 4 </w:t>
       </w:r>
-      <w:bookmarkEnd w:id="177"/>
+      <w:bookmarkEnd w:id="183"/>
       <w:r>
         <w:rPr>
           <w:rFonts w:hint="eastAsia"/>
         </w:rPr>
         <w:t>update log</w:t>
       </w:r>
-      <w:bookmarkEnd w:id="178"/>
+      <w:bookmarkEnd w:id="184"/>
     </w:p>
     <w:sectPr>
       <w:headerReference w:type="default" r:id="rId11"/>
